--- a/05-数字电路/01-组合逻辑电路/算术逻辑单元ALU/算术逻辑单元ALU.docx
+++ b/05-数字电路/01-组合逻辑电路/算术逻辑单元ALU/算术逻辑单元ALU.docx
@@ -2259,6 +2259,20 @@
     </w:p>
     <w:bookmarkEnd w:id="26"/>
     <w:bookmarkEnd w:id="27"/>
+    <w:p>
+      <w:pPr>
+        <w:spacing w:before="360"/>
+        <w:jc w:val="center"/>
+      </w:pPr>
+      <w:r>
+        <w:rPr>
+          <w:rFonts w:ascii="Times New Roman" w:hAnsi="Times New Roman"/>
+          <w:color w:val="555555"/>
+          <w:sz w:val="21"/>
+        </w:rPr>
+        <w:t>材料收集者：杜文杰</w:t>
+      </w:r>
+    </w:p>
     <w:sectPr>
       <w:headerReference r:id="rId9" w:type="default"/>
       <w:footerReference r:id="rId10" w:type="default"/>

--- a/05-数字电路/01-组合逻辑电路/算术逻辑单元ALU/算术逻辑单元ALU.docx
+++ b/05-数字电路/01-组合逻辑电路/算术逻辑单元ALU/算术逻辑单元ALU.docx
@@ -1,6 +1,6 @@
 
 <file path=word/document.xml><?xml version="1.0" encoding="utf-8"?>
-<w:document xmlns:w="http://schemas.openxmlformats.org/wordprocessingml/2006/main" xmlns:m="http://schemas.openxmlformats.org/officeDocument/2006/math" xmlns:r="http://schemas.openxmlformats.org/officeDocument/2006/relationships" xmlns:o="urn:schemas-microsoft-com:office:office" xmlns:v="urn:schemas-microsoft-com:vml" xmlns:w10="urn:schemas-microsoft-com:office:word" xmlns:a="http://schemas.openxmlformats.org/drawingml/2006/main" xmlns:pic="http://schemas.openxmlformats.org/drawingml/2006/picture" xmlns:wp="http://schemas.openxmlformats.org/drawingml/2006/wordprocessingDrawing">
+<w:document xmlns:m="http://schemas.openxmlformats.org/officeDocument/2006/math" xmlns:r="http://schemas.openxmlformats.org/officeDocument/2006/relationships" xmlns:w="http://schemas.openxmlformats.org/wordprocessingml/2006/main" xmlns:o="urn:schemas-microsoft-com:office:office" xmlns:v="urn:schemas-microsoft-com:vml" xmlns:w10="urn:schemas-microsoft-com:office:word" xmlns:a="http://schemas.openxmlformats.org/drawingml/2006/main" xmlns:pic="http://schemas.openxmlformats.org/drawingml/2006/picture" xmlns:wp="http://schemas.openxmlformats.org/drawingml/2006/wordprocessingDrawing">
   <w:body>
     <w:bookmarkStart w:id="27" w:name="算术逻辑单元alu"/>
     <w:p>
@@ -9,7 +9,7 @@
       </w:pPr>
       <w:r>
         <w:rPr>
-          <w:rFonts w:hint="eastAsia"/>
+          <w:rFonts w:hint="eastAsia" w:eastAsia="黑体"/>
         </w:rPr>
         <w:t xml:space="preserve">算术逻辑单元（ALU）</w:t>
       </w:r>
@@ -21,7 +21,7 @@
       </w:pPr>
       <w:r>
         <w:rPr>
-          <w:rFonts w:hint="eastAsia"/>
+          <w:rFonts w:hint="eastAsia" w:eastAsia="黑体"/>
         </w:rPr>
         <w:t xml:space="preserve">拓扑描述</w:t>
       </w:r>
@@ -32,13 +32,13 @@
       </w:pPr>
       <w:r>
         <w:rPr>
-          <w:rFonts w:hint="eastAsia"/>
+          <w:rFonts w:hint="eastAsia" w:eastAsia="黑体"/>
         </w:rPr>
         <w:t xml:space="preserve">由</w:t>
       </w:r>
       <w:r>
         <w:rPr>
-          <w:rFonts w:hint="eastAsia"/>
+          <w:rFonts w:hint="eastAsia" w:eastAsia="黑体"/>
           <w:b/>
           <w:bCs/>
         </w:rPr>
@@ -46,6 +46,7 @@
       </w:r>
       <w:r>
         <w:rPr>
+          <w:rFonts w:eastAsia="黑体"/>
           <w:b/>
           <w:bCs/>
         </w:rPr>
@@ -53,13 +54,13 @@
       </w:r>
       <w:r>
         <w:rPr>
-          <w:rFonts w:hint="eastAsia"/>
+          <w:rFonts w:hint="eastAsia" w:eastAsia="黑体"/>
         </w:rPr>
         <w:t xml:space="preserve">（加法器/减法器）、</w:t>
       </w:r>
       <w:r>
         <w:rPr>
-          <w:rFonts w:hint="eastAsia"/>
+          <w:rFonts w:hint="eastAsia" w:eastAsia="黑体"/>
           <w:b/>
           <w:bCs/>
         </w:rPr>
@@ -67,6 +68,7 @@
       </w:r>
       <w:r>
         <w:rPr>
+          <w:rFonts w:eastAsia="黑体"/>
           <w:b/>
           <w:bCs/>
         </w:rPr>
@@ -74,13 +76,13 @@
       </w:r>
       <w:r>
         <w:rPr>
-          <w:rFonts w:hint="eastAsia"/>
+          <w:rFonts w:hint="eastAsia" w:eastAsia="黑体"/>
         </w:rPr>
         <w:t xml:space="preserve">（与、或、异或、移位）、</w:t>
       </w:r>
       <w:r>
         <w:rPr>
-          <w:rFonts w:hint="eastAsia"/>
+          <w:rFonts w:hint="eastAsia" w:eastAsia="黑体"/>
           <w:b/>
           <w:bCs/>
         </w:rPr>
@@ -88,23 +90,27 @@
       </w:r>
       <w:r>
         <w:rPr>
+          <w:rFonts w:eastAsia="黑体"/>
           <w:b/>
           <w:bCs/>
         </w:rPr>
         <w:t xml:space="preserve"> D1</w:t>
       </w:r>
       <w:r>
+        <w:rPr>
+          <w:rFonts w:eastAsia="黑体"/>
+        </w:rPr>
         <w:t xml:space="preserve"> </w:t>
       </w:r>
       <w:r>
         <w:rPr>
-          <w:rFonts w:hint="eastAsia"/>
+          <w:rFonts w:hint="eastAsia" w:eastAsia="黑体"/>
         </w:rPr>
         <w:t xml:space="preserve">与</w:t>
       </w:r>
       <w:r>
         <w:rPr>
-          <w:rFonts w:hint="eastAsia"/>
+          <w:rFonts w:hint="eastAsia" w:eastAsia="黑体"/>
           <w:b/>
           <w:bCs/>
         </w:rPr>
@@ -112,6 +118,7 @@
       </w:r>
       <w:r>
         <w:rPr>
+          <w:rFonts w:eastAsia="黑体"/>
           <w:b/>
           <w:bCs/>
         </w:rPr>
@@ -119,22 +126,25 @@
       </w:r>
       <w:r>
         <w:rPr>
-          <w:rFonts w:hint="eastAsia"/>
+          <w:rFonts w:hint="eastAsia" w:eastAsia="黑体"/>
         </w:rPr>
         <w:t xml:space="preserve">（MUX）构成算术逻辑单元（ALU）。电路共有</w:t>
       </w:r>
       <w:r>
+        <w:rPr>
+          <w:rFonts w:eastAsia="黑体"/>
+        </w:rPr>
         <w:t xml:space="preserve"> 8 </w:t>
       </w:r>
       <w:r>
         <w:rPr>
-          <w:rFonts w:hint="eastAsia"/>
+          <w:rFonts w:hint="eastAsia" w:eastAsia="黑体"/>
         </w:rPr>
         <w:t xml:space="preserve">个关键节点：</w:t>
       </w:r>
       <w:r>
         <w:rPr>
-          <w:rFonts w:hint="eastAsia"/>
+          <w:rFonts w:hint="eastAsia" w:eastAsia="黑体"/>
           <w:b/>
           <w:bCs/>
         </w:rPr>
@@ -142,6 +152,7 @@
       </w:r>
       <w:r>
         <w:rPr>
+          <w:rFonts w:eastAsia="黑体"/>
           <w:b/>
           <w:bCs/>
         </w:rPr>
@@ -149,7 +160,7 @@
       </w:r>
       <w:r>
         <w:rPr>
-          <w:rFonts w:hint="eastAsia"/>
+          <w:rFonts w:hint="eastAsia" w:eastAsia="黑体"/>
           <w:b/>
           <w:bCs/>
         </w:rPr>
@@ -157,6 +168,7 @@
       </w:r>
       <w:r>
         <w:rPr>
+          <w:rFonts w:eastAsia="黑体"/>
           <w:b/>
           <w:bCs/>
         </w:rPr>
@@ -164,31 +176,37 @@
       </w:r>
       <w:r>
         <w:rPr>
-          <w:rFonts w:hint="eastAsia"/>
+          <w:rFonts w:hint="eastAsia" w:eastAsia="黑体"/>
         </w:rPr>
         <w:t xml:space="preserve">（多位数据，并接</w:t>
       </w:r>
       <w:r>
+        <w:rPr>
+          <w:rFonts w:eastAsia="黑体"/>
+        </w:rPr>
         <w:t xml:space="preserve"> U1、U2 </w:t>
       </w:r>
       <w:r>
         <w:rPr>
-          <w:rFonts w:hint="eastAsia"/>
+          <w:rFonts w:hint="eastAsia" w:eastAsia="黑体"/>
         </w:rPr>
         <w:t xml:space="preserve">的</w:t>
       </w:r>
       <w:r>
+        <w:rPr>
+          <w:rFonts w:eastAsia="黑体"/>
+        </w:rPr>
         <w:t xml:space="preserve"> A </w:t>
       </w:r>
       <w:r>
         <w:rPr>
-          <w:rFonts w:hint="eastAsia"/>
+          <w:rFonts w:hint="eastAsia" w:eastAsia="黑体"/>
         </w:rPr>
         <w:t xml:space="preserve">输入）；</w:t>
       </w:r>
       <w:r>
         <w:rPr>
-          <w:rFonts w:hint="eastAsia"/>
+          <w:rFonts w:hint="eastAsia" w:eastAsia="黑体"/>
           <w:b/>
           <w:bCs/>
         </w:rPr>
@@ -196,6 +214,7 @@
       </w:r>
       <w:r>
         <w:rPr>
+          <w:rFonts w:eastAsia="黑体"/>
           <w:b/>
           <w:bCs/>
         </w:rPr>
@@ -203,7 +222,7 @@
       </w:r>
       <w:r>
         <w:rPr>
-          <w:rFonts w:hint="eastAsia"/>
+          <w:rFonts w:hint="eastAsia" w:eastAsia="黑体"/>
           <w:b/>
           <w:bCs/>
         </w:rPr>
@@ -211,6 +230,7 @@
       </w:r>
       <w:r>
         <w:rPr>
+          <w:rFonts w:eastAsia="黑体"/>
           <w:b/>
           <w:bCs/>
         </w:rPr>
@@ -218,31 +238,37 @@
       </w:r>
       <w:r>
         <w:rPr>
-          <w:rFonts w:hint="eastAsia"/>
+          <w:rFonts w:hint="eastAsia" w:eastAsia="黑体"/>
         </w:rPr>
         <w:t xml:space="preserve">（多位数据，并接</w:t>
       </w:r>
       <w:r>
+        <w:rPr>
+          <w:rFonts w:eastAsia="黑体"/>
+        </w:rPr>
         <w:t xml:space="preserve"> U1、U2 </w:t>
       </w:r>
       <w:r>
         <w:rPr>
-          <w:rFonts w:hint="eastAsia"/>
+          <w:rFonts w:hint="eastAsia" w:eastAsia="黑体"/>
         </w:rPr>
         <w:t xml:space="preserve">的</w:t>
       </w:r>
       <w:r>
+        <w:rPr>
+          <w:rFonts w:eastAsia="黑体"/>
+        </w:rPr>
         <w:t xml:space="preserve"> B </w:t>
       </w:r>
       <w:r>
         <w:rPr>
-          <w:rFonts w:hint="eastAsia"/>
+          <w:rFonts w:hint="eastAsia" w:eastAsia="黑体"/>
         </w:rPr>
         <w:t xml:space="preserve">输入）；</w:t>
       </w:r>
       <w:r>
         <w:rPr>
-          <w:rFonts w:hint="eastAsia"/>
+          <w:rFonts w:hint="eastAsia" w:eastAsia="黑体"/>
           <w:b/>
           <w:bCs/>
         </w:rPr>
@@ -250,6 +276,7 @@
       </w:r>
       <w:r>
         <w:rPr>
+          <w:rFonts w:eastAsia="黑体"/>
           <w:b/>
           <w:bCs/>
         </w:rPr>
@@ -257,7 +284,7 @@
       </w:r>
       <w:r>
         <w:rPr>
-          <w:rFonts w:hint="eastAsia"/>
+          <w:rFonts w:hint="eastAsia" w:eastAsia="黑体"/>
           <w:b/>
           <w:bCs/>
         </w:rPr>
@@ -265,6 +292,7 @@
       </w:r>
       <w:r>
         <w:rPr>
+          <w:rFonts w:eastAsia="黑体"/>
           <w:b/>
           <w:bCs/>
         </w:rPr>
@@ -289,22 +317,25 @@
       </m:oMath>
       <w:r>
         <w:rPr>
-          <w:rFonts w:hint="eastAsia"/>
+          <w:rFonts w:hint="eastAsia" w:eastAsia="黑体"/>
         </w:rPr>
         <w:t xml:space="preserve">（接</w:t>
       </w:r>
       <w:r>
+        <w:rPr>
+          <w:rFonts w:eastAsia="黑体"/>
+        </w:rPr>
         <w:t xml:space="preserve"> U1 </w:t>
       </w:r>
       <w:r>
         <w:rPr>
-          <w:rFonts w:hint="eastAsia"/>
+          <w:rFonts w:hint="eastAsia" w:eastAsia="黑体"/>
         </w:rPr>
         <w:t xml:space="preserve">的进位输入）；</w:t>
       </w:r>
       <w:r>
         <w:rPr>
-          <w:rFonts w:hint="eastAsia"/>
+          <w:rFonts w:hint="eastAsia" w:eastAsia="黑体"/>
           <w:b/>
           <w:bCs/>
         </w:rPr>
@@ -312,6 +343,7 @@
       </w:r>
       <w:r>
         <w:rPr>
+          <w:rFonts w:eastAsia="黑体"/>
           <w:b/>
           <w:bCs/>
         </w:rPr>
@@ -319,7 +351,7 @@
       </w:r>
       <w:r>
         <w:rPr>
-          <w:rFonts w:hint="eastAsia"/>
+          <w:rFonts w:hint="eastAsia" w:eastAsia="黑体"/>
           <w:b/>
           <w:bCs/>
         </w:rPr>
@@ -327,6 +359,7 @@
       </w:r>
       <w:r>
         <w:rPr>
+          <w:rFonts w:eastAsia="黑体"/>
           <w:b/>
           <w:bCs/>
         </w:rPr>
@@ -334,22 +367,25 @@
       </w:r>
       <w:r>
         <w:rPr>
-          <w:rFonts w:hint="eastAsia"/>
+          <w:rFonts w:hint="eastAsia" w:eastAsia="黑体"/>
         </w:rPr>
         <w:t xml:space="preserve">（接</w:t>
       </w:r>
       <w:r>
+        <w:rPr>
+          <w:rFonts w:eastAsia="黑体"/>
+        </w:rPr>
         <w:t xml:space="preserve"> </w:t>
       </w:r>
       <w:r>
         <w:rPr>
-          <w:rFonts w:hint="eastAsia"/>
+          <w:rFonts w:hint="eastAsia" w:eastAsia="黑体"/>
         </w:rPr>
         <w:t xml:space="preserve">D1）；</w:t>
       </w:r>
       <w:r>
         <w:rPr>
-          <w:rFonts w:hint="eastAsia"/>
+          <w:rFonts w:hint="eastAsia" w:eastAsia="黑体"/>
           <w:b/>
           <w:bCs/>
         </w:rPr>
@@ -357,6 +393,7 @@
       </w:r>
       <w:r>
         <w:rPr>
+          <w:rFonts w:eastAsia="黑体"/>
           <w:b/>
           <w:bCs/>
         </w:rPr>
@@ -364,7 +401,7 @@
       </w:r>
       <w:r>
         <w:rPr>
-          <w:rFonts w:hint="eastAsia"/>
+          <w:rFonts w:hint="eastAsia" w:eastAsia="黑体"/>
           <w:b/>
           <w:bCs/>
         </w:rPr>
@@ -372,6 +409,7 @@
       </w:r>
       <w:r>
         <w:rPr>
+          <w:rFonts w:eastAsia="黑体"/>
           <w:b/>
           <w:bCs/>
         </w:rPr>
@@ -379,31 +417,37 @@
       </w:r>
       <w:r>
         <w:rPr>
-          <w:rFonts w:hint="eastAsia"/>
+          <w:rFonts w:hint="eastAsia" w:eastAsia="黑体"/>
         </w:rPr>
         <w:t xml:space="preserve">（U1</w:t>
       </w:r>
       <w:r>
+        <w:rPr>
+          <w:rFonts w:eastAsia="黑体"/>
+        </w:rPr>
         <w:t xml:space="preserve"> </w:t>
       </w:r>
       <w:r>
         <w:rPr>
-          <w:rFonts w:hint="eastAsia"/>
+          <w:rFonts w:hint="eastAsia" w:eastAsia="黑体"/>
         </w:rPr>
         <w:t xml:space="preserve">的输出</w:t>
       </w:r>
       <w:r>
+        <w:rPr>
+          <w:rFonts w:eastAsia="黑体"/>
+        </w:rPr>
         <w:t xml:space="preserve"> </w:t>
       </w:r>
       <w:r>
         <w:rPr>
-          <w:rFonts w:hint="eastAsia"/>
+          <w:rFonts w:hint="eastAsia" w:eastAsia="黑体"/>
         </w:rPr>
         <w:t xml:space="preserve">Y）；</w:t>
       </w:r>
       <w:r>
         <w:rPr>
-          <w:rFonts w:hint="eastAsia"/>
+          <w:rFonts w:hint="eastAsia" w:eastAsia="黑体"/>
           <w:b/>
           <w:bCs/>
         </w:rPr>
@@ -411,6 +455,7 @@
       </w:r>
       <w:r>
         <w:rPr>
+          <w:rFonts w:eastAsia="黑体"/>
           <w:b/>
           <w:bCs/>
         </w:rPr>
@@ -418,7 +463,7 @@
       </w:r>
       <w:r>
         <w:rPr>
-          <w:rFonts w:hint="eastAsia"/>
+          <w:rFonts w:hint="eastAsia" w:eastAsia="黑体"/>
           <w:b/>
           <w:bCs/>
         </w:rPr>
@@ -426,6 +471,7 @@
       </w:r>
       <w:r>
         <w:rPr>
+          <w:rFonts w:eastAsia="黑体"/>
           <w:b/>
           <w:bCs/>
         </w:rPr>
@@ -433,31 +479,37 @@
       </w:r>
       <w:r>
         <w:rPr>
-          <w:rFonts w:hint="eastAsia"/>
+          <w:rFonts w:hint="eastAsia" w:eastAsia="黑体"/>
         </w:rPr>
         <w:t xml:space="preserve">（U2</w:t>
       </w:r>
       <w:r>
+        <w:rPr>
+          <w:rFonts w:eastAsia="黑体"/>
+        </w:rPr>
         <w:t xml:space="preserve"> </w:t>
       </w:r>
       <w:r>
         <w:rPr>
-          <w:rFonts w:hint="eastAsia"/>
+          <w:rFonts w:hint="eastAsia" w:eastAsia="黑体"/>
         </w:rPr>
         <w:t xml:space="preserve">的输出</w:t>
       </w:r>
       <w:r>
+        <w:rPr>
+          <w:rFonts w:eastAsia="黑体"/>
+        </w:rPr>
         <w:t xml:space="preserve"> </w:t>
       </w:r>
       <w:r>
         <w:rPr>
-          <w:rFonts w:hint="eastAsia"/>
+          <w:rFonts w:hint="eastAsia" w:eastAsia="黑体"/>
         </w:rPr>
         <w:t xml:space="preserve">Y）；</w:t>
       </w:r>
       <w:r>
         <w:rPr>
-          <w:rFonts w:hint="eastAsia"/>
+          <w:rFonts w:hint="eastAsia" w:eastAsia="黑体"/>
           <w:b/>
           <w:bCs/>
         </w:rPr>
@@ -465,6 +517,7 @@
       </w:r>
       <w:r>
         <w:rPr>
+          <w:rFonts w:eastAsia="黑体"/>
           <w:b/>
           <w:bCs/>
         </w:rPr>
@@ -472,7 +525,7 @@
       </w:r>
       <w:r>
         <w:rPr>
-          <w:rFonts w:hint="eastAsia"/>
+          <w:rFonts w:hint="eastAsia" w:eastAsia="黑体"/>
           <w:b/>
           <w:bCs/>
         </w:rPr>
@@ -480,6 +533,7 @@
       </w:r>
       <w:r>
         <w:rPr>
+          <w:rFonts w:eastAsia="黑体"/>
           <w:b/>
           <w:bCs/>
         </w:rPr>
@@ -487,49 +541,61 @@
       </w:r>
       <w:r>
         <w:rPr>
-          <w:rFonts w:hint="eastAsia"/>
+          <w:rFonts w:hint="eastAsia" w:eastAsia="黑体"/>
         </w:rPr>
         <w:t xml:space="preserve">（U3</w:t>
       </w:r>
       <w:r>
+        <w:rPr>
+          <w:rFonts w:eastAsia="黑体"/>
+        </w:rPr>
         <w:t xml:space="preserve"> </w:t>
       </w:r>
       <w:r>
         <w:rPr>
-          <w:rFonts w:hint="eastAsia"/>
+          <w:rFonts w:hint="eastAsia" w:eastAsia="黑体"/>
         </w:rPr>
         <w:t xml:space="preserve">的输出</w:t>
       </w:r>
       <w:r>
+        <w:rPr>
+          <w:rFonts w:eastAsia="黑体"/>
+        </w:rPr>
         <w:t xml:space="preserve"> </w:t>
       </w:r>
       <w:r>
         <w:rPr>
-          <w:rFonts w:hint="eastAsia"/>
+          <w:rFonts w:hint="eastAsia" w:eastAsia="黑体"/>
         </w:rPr>
         <w:t xml:space="preserve">Y，选</w:t>
       </w:r>
       <w:r>
+        <w:rPr>
+          <w:rFonts w:eastAsia="黑体"/>
+        </w:rPr>
         <w:t xml:space="preserve"> R_A </w:t>
       </w:r>
       <w:r>
         <w:rPr>
-          <w:rFonts w:hint="eastAsia"/>
+          <w:rFonts w:hint="eastAsia" w:eastAsia="黑体"/>
         </w:rPr>
         <w:t xml:space="preserve">或</w:t>
       </w:r>
       <w:r>
+        <w:rPr>
+          <w:rFonts w:eastAsia="黑体"/>
+        </w:rPr>
         <w:t xml:space="preserve"> </w:t>
       </w:r>
       <w:r>
         <w:rPr>
-          <w:rFonts w:hint="eastAsia"/>
+          <w:rFonts w:hint="eastAsia" w:eastAsia="黑体"/>
         </w:rPr>
         <w:t xml:space="preserve">R_L）；</w:t>
       </w:r>
       <w:r>
         <w:rPr>
-          <w:rFonts w:hint="eastAsia"/>
+          <w:rFonts w:hint="eastAsia" w:eastAsia="黑体"/>
           <w:b/>
           <w:bCs/>
         </w:rPr>
@@ -537,6 +603,7 @@
       </w:r>
       <w:r>
         <w:rPr>
+          <w:rFonts w:eastAsia="黑体"/>
           <w:b/>
           <w:bCs/>
         </w:rPr>
@@ -544,7 +611,7 @@
       </w:r>
       <w:r>
         <w:rPr>
-          <w:rFonts w:hint="eastAsia"/>
+          <w:rFonts w:hint="eastAsia" w:eastAsia="黑体"/>
           <w:b/>
           <w:bCs/>
         </w:rPr>
@@ -552,38 +619,50 @@
       </w:r>
       <w:r>
         <w:rPr>
-          <w:rFonts w:hint="eastAsia"/>
+          <w:rFonts w:hint="eastAsia" w:eastAsia="黑体"/>
         </w:rPr>
         <w:t xml:space="preserve">（零</w:t>
       </w:r>
       <w:r>
+        <w:rPr>
+          <w:rFonts w:eastAsia="黑体"/>
+        </w:rPr>
         <w:t xml:space="preserve"> </w:t>
       </w:r>
       <w:r>
         <w:rPr>
-          <w:rFonts w:hint="eastAsia"/>
+          <w:rFonts w:hint="eastAsia" w:eastAsia="黑体"/>
         </w:rPr>
         <w:t xml:space="preserve">Z、负</w:t>
       </w:r>
       <w:r>
+        <w:rPr>
+          <w:rFonts w:eastAsia="黑体"/>
+        </w:rPr>
         <w:t xml:space="preserve"> </w:t>
       </w:r>
       <w:r>
         <w:rPr>
-          <w:rFonts w:hint="eastAsia"/>
+          <w:rFonts w:hint="eastAsia" w:eastAsia="黑体"/>
         </w:rPr>
         <w:t xml:space="preserve">N、溢出</w:t>
       </w:r>
       <w:r>
+        <w:rPr>
+          <w:rFonts w:eastAsia="黑体"/>
+        </w:rPr>
         <w:t xml:space="preserve"> </w:t>
       </w:r>
       <w:r>
         <w:rPr>
-          <w:rFonts w:hint="eastAsia"/>
+          <w:rFonts w:hint="eastAsia" w:eastAsia="黑体"/>
         </w:rPr>
         <w:t xml:space="preserve">V、进位</w:t>
       </w:r>
       <w:r>
+        <w:rPr>
+          <w:rFonts w:eastAsia="黑体"/>
+        </w:rPr>
         <w:t xml:space="preserve"> </w:t>
       </w:r>
       <m:oMath>
@@ -608,7 +687,7 @@
       </m:oMath>
       <w:r>
         <w:rPr>
-          <w:rFonts w:hint="eastAsia"/>
+          <w:rFonts w:hint="eastAsia" w:eastAsia="黑体"/>
         </w:rPr>
         <w:t xml:space="preserve">）。</w:t>
       </w:r>
@@ -617,45 +696,58 @@
       <w:pPr/>
       <w:r>
         <w:rPr>
-          <w:rFonts w:hint="eastAsia"/>
+          <w:rFonts w:hint="eastAsia" w:eastAsia="黑体"/>
         </w:rPr>
         <w:t xml:space="preserve">各单元管脚连接：</w:t>
       </w:r>
       <w:r>
         <w:rPr>
+          <w:rFonts w:eastAsia="黑体"/>
           <w:b/>
           <w:bCs/>
         </w:rPr>
         <w:t xml:space="preserve">U1</w:t>
       </w:r>
       <w:r>
+        <w:rPr>
+          <w:rFonts w:eastAsia="黑体"/>
+        </w:rPr>
         <w:t xml:space="preserve"> </w:t>
       </w:r>
       <w:r>
         <w:rPr>
-          <w:rFonts w:hint="eastAsia"/>
+          <w:rFonts w:hint="eastAsia" w:eastAsia="黑体"/>
         </w:rPr>
         <w:t xml:space="preserve">的</w:t>
       </w:r>
       <w:r>
+        <w:rPr>
+          <w:rFonts w:eastAsia="黑体"/>
+        </w:rPr>
         <w:t xml:space="preserve"> A、B </w:t>
       </w:r>
       <w:r>
         <w:rPr>
-          <w:rFonts w:hint="eastAsia"/>
+          <w:rFonts w:hint="eastAsia" w:eastAsia="黑体"/>
         </w:rPr>
         <w:t xml:space="preserve">数据脚分别接操作数节点</w:t>
       </w:r>
       <w:r>
+        <w:rPr>
+          <w:rFonts w:eastAsia="黑体"/>
+        </w:rPr>
         <w:t xml:space="preserve"> </w:t>
       </w:r>
       <w:r>
         <w:rPr>
-          <w:rFonts w:hint="eastAsia"/>
+          <w:rFonts w:hint="eastAsia" w:eastAsia="黑体"/>
         </w:rPr>
         <w:t xml:space="preserve">A、B，进位输入脚接进位输入节点</w:t>
       </w:r>
       <w:r>
+        <w:rPr>
+          <w:rFonts w:eastAsia="黑体"/>
+        </w:rPr>
         <w:t xml:space="preserve"> </w:t>
       </w:r>
       <m:oMath>
@@ -677,20 +769,26 @@
       </m:oMath>
       <w:r>
         <w:rPr>
-          <w:rFonts w:hint="eastAsia"/>
+          <w:rFonts w:hint="eastAsia" w:eastAsia="黑体"/>
         </w:rPr>
         <w:t xml:space="preserve">，计算结果输出脚接算术结果节点</w:t>
       </w:r>
       <w:r>
+        <w:rPr>
+          <w:rFonts w:eastAsia="黑体"/>
+        </w:rPr>
         <w:t xml:space="preserve"> </w:t>
       </w:r>
       <w:r>
         <w:rPr>
-          <w:rFonts w:hint="eastAsia"/>
+          <w:rFonts w:hint="eastAsia" w:eastAsia="黑体"/>
         </w:rPr>
         <w:t xml:space="preserve">R_A，标志输出脚接标志节点（进位</w:t>
       </w:r>
       <w:r>
+        <w:rPr>
+          <w:rFonts w:eastAsia="黑体"/>
+        </w:rPr>
         <w:t xml:space="preserve"> </w:t>
       </w:r>
       <m:oMath>
@@ -715,149 +813,194 @@
       </m:oMath>
       <w:r>
         <w:rPr>
-          <w:rFonts w:hint="eastAsia"/>
+          <w:rFonts w:hint="eastAsia" w:eastAsia="黑体"/>
         </w:rPr>
         <w:t xml:space="preserve">、溢出</w:t>
       </w:r>
       <w:r>
+        <w:rPr>
+          <w:rFonts w:eastAsia="黑体"/>
+        </w:rPr>
         <w:t xml:space="preserve"> V </w:t>
       </w:r>
       <w:r>
         <w:rPr>
-          <w:rFonts w:hint="eastAsia"/>
+          <w:rFonts w:hint="eastAsia" w:eastAsia="黑体"/>
         </w:rPr>
         <w:t xml:space="preserve">等）；</w:t>
       </w:r>
       <w:r>
         <w:rPr>
+          <w:rFonts w:eastAsia="黑体"/>
           <w:b/>
           <w:bCs/>
         </w:rPr>
         <w:t xml:space="preserve">U2</w:t>
       </w:r>
       <w:r>
+        <w:rPr>
+          <w:rFonts w:eastAsia="黑体"/>
+        </w:rPr>
         <w:t xml:space="preserve"> </w:t>
       </w:r>
       <w:r>
         <w:rPr>
-          <w:rFonts w:hint="eastAsia"/>
+          <w:rFonts w:hint="eastAsia" w:eastAsia="黑体"/>
         </w:rPr>
         <w:t xml:space="preserve">的</w:t>
       </w:r>
       <w:r>
+        <w:rPr>
+          <w:rFonts w:eastAsia="黑体"/>
+        </w:rPr>
         <w:t xml:space="preserve"> A、B </w:t>
       </w:r>
       <w:r>
         <w:rPr>
-          <w:rFonts w:hint="eastAsia"/>
+          <w:rFonts w:hint="eastAsia" w:eastAsia="黑体"/>
         </w:rPr>
         <w:t xml:space="preserve">数据脚分别接操作数节点</w:t>
       </w:r>
       <w:r>
+        <w:rPr>
+          <w:rFonts w:eastAsia="黑体"/>
+        </w:rPr>
         <w:t xml:space="preserve"> </w:t>
       </w:r>
       <w:r>
         <w:rPr>
-          <w:rFonts w:hint="eastAsia"/>
+          <w:rFonts w:hint="eastAsia" w:eastAsia="黑体"/>
         </w:rPr>
         <w:t xml:space="preserve">A、B，逻辑结果输出脚接逻辑结果节点</w:t>
       </w:r>
       <w:r>
+        <w:rPr>
+          <w:rFonts w:eastAsia="黑体"/>
+        </w:rPr>
         <w:t xml:space="preserve"> </w:t>
       </w:r>
       <w:r>
         <w:rPr>
-          <w:rFonts w:hint="eastAsia"/>
+          <w:rFonts w:hint="eastAsia" w:eastAsia="黑体"/>
         </w:rPr>
         <w:t xml:space="preserve">R_L；</w:t>
       </w:r>
       <w:r>
         <w:rPr>
+          <w:rFonts w:eastAsia="黑体"/>
           <w:b/>
           <w:bCs/>
         </w:rPr>
         <w:t xml:space="preserve">D1</w:t>
       </w:r>
       <w:r>
+        <w:rPr>
+          <w:rFonts w:eastAsia="黑体"/>
+        </w:rPr>
         <w:t xml:space="preserve"> </w:t>
       </w:r>
       <w:r>
         <w:rPr>
-          <w:rFonts w:hint="eastAsia"/>
+          <w:rFonts w:hint="eastAsia" w:eastAsia="黑体"/>
         </w:rPr>
         <w:t xml:space="preserve">的功能选择脚接功能选择节点</w:t>
       </w:r>
       <w:r>
+        <w:rPr>
+          <w:rFonts w:eastAsia="黑体"/>
+        </w:rPr>
         <w:t xml:space="preserve"> </w:t>
       </w:r>
       <w:r>
         <w:rPr>
-          <w:rFonts w:hint="eastAsia"/>
+          <w:rFonts w:hint="eastAsia" w:eastAsia="黑体"/>
         </w:rPr>
         <w:t xml:space="preserve">S，译码输出的选通信号接</w:t>
       </w:r>
       <w:r>
+        <w:rPr>
+          <w:rFonts w:eastAsia="黑体"/>
+        </w:rPr>
         <w:t xml:space="preserve"> U3 </w:t>
       </w:r>
       <w:r>
         <w:rPr>
-          <w:rFonts w:hint="eastAsia"/>
+          <w:rFonts w:hint="eastAsia" w:eastAsia="黑体"/>
         </w:rPr>
         <w:t xml:space="preserve">的选择端；</w:t>
       </w:r>
       <w:r>
         <w:rPr>
+          <w:rFonts w:eastAsia="黑体"/>
           <w:b/>
           <w:bCs/>
         </w:rPr>
         <w:t xml:space="preserve">U3</w:t>
       </w:r>
       <w:r>
+        <w:rPr>
+          <w:rFonts w:eastAsia="黑体"/>
+        </w:rPr>
         <w:t xml:space="preserve"> </w:t>
       </w:r>
       <w:r>
         <w:rPr>
-          <w:rFonts w:hint="eastAsia"/>
+          <w:rFonts w:hint="eastAsia" w:eastAsia="黑体"/>
         </w:rPr>
         <w:t xml:space="preserve">的多路数据输入分别接算术结果节点</w:t>
       </w:r>
       <w:r>
+        <w:rPr>
+          <w:rFonts w:eastAsia="黑体"/>
+        </w:rPr>
         <w:t xml:space="preserve"> R_A </w:t>
       </w:r>
       <w:r>
         <w:rPr>
-          <w:rFonts w:hint="eastAsia"/>
+          <w:rFonts w:hint="eastAsia" w:eastAsia="黑体"/>
         </w:rPr>
         <w:t xml:space="preserve">与逻辑结果节点</w:t>
       </w:r>
       <w:r>
+        <w:rPr>
+          <w:rFonts w:eastAsia="黑体"/>
+        </w:rPr>
         <w:t xml:space="preserve"> </w:t>
       </w:r>
       <w:r>
         <w:rPr>
-          <w:rFonts w:hint="eastAsia"/>
+          <w:rFonts w:hint="eastAsia" w:eastAsia="黑体"/>
         </w:rPr>
         <w:t xml:space="preserve">R_L，输出脚接输出节点</w:t>
       </w:r>
       <w:r>
+        <w:rPr>
+          <w:rFonts w:eastAsia="黑体"/>
+        </w:rPr>
         <w:t xml:space="preserve"> </w:t>
       </w:r>
       <w:r>
         <w:rPr>
-          <w:rFonts w:hint="eastAsia"/>
+          <w:rFonts w:hint="eastAsia" w:eastAsia="黑体"/>
         </w:rPr>
         <w:t xml:space="preserve">R。各单元正电源脚</w:t>
       </w:r>
       <w:r>
+        <w:rPr>
+          <w:rFonts w:eastAsia="黑体"/>
+        </w:rPr>
         <w:t xml:space="preserve"> VDD </w:t>
       </w:r>
       <w:r>
         <w:rPr>
-          <w:rFonts w:hint="eastAsia"/>
+          <w:rFonts w:hint="eastAsia" w:eastAsia="黑体"/>
         </w:rPr>
         <w:t xml:space="preserve">接</w:t>
       </w:r>
       <w:r>
+        <w:rPr>
+          <w:rFonts w:eastAsia="黑体"/>
+        </w:rPr>
         <w:t xml:space="preserve"> </w:t>
       </w:r>
       <m:oMath>
@@ -885,20 +1028,26 @@
       </m:oMath>
       <w:r>
         <w:rPr>
-          <w:rFonts w:hint="eastAsia"/>
+          <w:rFonts w:hint="eastAsia" w:eastAsia="黑体"/>
         </w:rPr>
         <w:t xml:space="preserve">、接地脚</w:t>
       </w:r>
       <w:r>
+        <w:rPr>
+          <w:rFonts w:eastAsia="黑体"/>
+        </w:rPr>
         <w:t xml:space="preserve"> GND </w:t>
       </w:r>
       <w:r>
         <w:rPr>
-          <w:rFonts w:hint="eastAsia"/>
+          <w:rFonts w:hint="eastAsia" w:eastAsia="黑体"/>
         </w:rPr>
         <w:t xml:space="preserve">接</w:t>
       </w:r>
       <w:r>
+        <w:rPr>
+          <w:rFonts w:eastAsia="黑体"/>
+        </w:rPr>
         <w:t xml:space="preserve"> GND。</w:t>
       </w:r>
     </w:p>
@@ -906,20 +1055,26 @@
       <w:pPr/>
       <w:r>
         <w:rPr>
-          <w:rFonts w:hint="eastAsia"/>
+          <w:rFonts w:hint="eastAsia" w:eastAsia="黑体"/>
         </w:rPr>
         <w:t xml:space="preserve">由此构成”功能选择码经译码后由多路选择器挑选算术或逻辑结果”的</w:t>
       </w:r>
       <w:r>
+        <w:rPr>
+          <w:rFonts w:eastAsia="黑体"/>
+        </w:rPr>
         <w:t xml:space="preserve"> ALU </w:t>
       </w:r>
       <w:r>
         <w:rPr>
-          <w:rFonts w:hint="eastAsia"/>
+          <w:rFonts w:hint="eastAsia" w:eastAsia="黑体"/>
         </w:rPr>
         <w:t xml:space="preserve">组态，输出</w:t>
       </w:r>
       <w:r>
+        <w:rPr>
+          <w:rFonts w:eastAsia="黑体"/>
+        </w:rPr>
         <w:t xml:space="preserve"> </w:t>
       </w:r>
       <m:oMath>
@@ -959,11 +1114,14 @@
       </m:oMath>
       <w:r>
         <w:rPr>
-          <w:rFonts w:hint="eastAsia"/>
+          <w:rFonts w:hint="eastAsia" w:eastAsia="黑体"/>
         </w:rPr>
         <w:t xml:space="preserve">（加减运算用补码</w:t>
       </w:r>
       <w:r>
+        <w:rPr>
+          <w:rFonts w:eastAsia="黑体"/>
+        </w:rPr>
         <w:t xml:space="preserve"> </w:t>
       </w:r>
       <m:oMath>
@@ -1011,15 +1169,21 @@
         </m:sSub>
       </m:oMath>
       <w:r>
+        <w:rPr>
+          <w:rFonts w:eastAsia="黑体"/>
+        </w:rPr>
         <w:t xml:space="preserve"> </w:t>
       </w:r>
       <w:r>
         <w:rPr>
-          <w:rFonts w:hint="eastAsia"/>
+          <w:rFonts w:hint="eastAsia" w:eastAsia="黑体"/>
         </w:rPr>
         <w:t xml:space="preserve">或</w:t>
       </w:r>
       <w:r>
+        <w:rPr>
+          <w:rFonts w:eastAsia="黑体"/>
+        </w:rPr>
         <w:t xml:space="preserve"> </w:t>
       </w:r>
       <m:oMath>
@@ -1054,11 +1218,14 @@
       </m:oMath>
       <w:r>
         <w:rPr>
-          <w:rFonts w:hint="eastAsia"/>
+          <w:rFonts w:hint="eastAsia" w:eastAsia="黑体"/>
         </w:rPr>
         <w:t xml:space="preserve">，逻辑运算逐位进行），同时输出零、负、溢出、进位等标志供后续控制与跳转判断使用；典型器件如</w:t>
       </w:r>
       <w:r>
+        <w:rPr>
+          <w:rFonts w:eastAsia="黑体"/>
+        </w:rPr>
         <w:t xml:space="preserve"> 74LS181。</w:t>
       </w:r>
     </w:p>
@@ -1070,7 +1237,7 @@
       </w:pPr>
       <w:r>
         <w:rPr>
-          <w:rFonts w:hint="eastAsia"/>
+          <w:rFonts w:hint="eastAsia" w:eastAsia="黑体"/>
         </w:rPr>
         <w:t xml:space="preserve">工作原理</w:t>
       </w:r>
@@ -1081,16 +1248,19 @@
       </w:pPr>
       <w:r>
         <w:rPr>
-          <w:rFonts w:hint="eastAsia"/>
+          <w:rFonts w:hint="eastAsia" w:eastAsia="黑体"/>
         </w:rPr>
         <w:t xml:space="preserve">功能选择码通过译码控制内部多路选择器，把</w:t>
       </w:r>
       <w:r>
+        <w:rPr>
+          <w:rFonts w:eastAsia="黑体"/>
+        </w:rPr>
         <w:t xml:space="preserve"> A、B </w:t>
       </w:r>
       <w:r>
         <w:rPr>
-          <w:rFonts w:hint="eastAsia"/>
+          <w:rFonts w:hint="eastAsia" w:eastAsia="黑体"/>
         </w:rPr>
         <w:t xml:space="preserve">送入对应的算术或逻辑运算路径，得到结果；加减由加法器实现（减法用补码加），逻辑运算逐位并行完成。结果连同状态标志一并输出，供后续控制与跳转判断使用。</w:t>
       </w:r>
@@ -1103,7 +1273,7 @@
       </w:pPr>
       <w:r>
         <w:rPr>
-          <w:rFonts w:hint="eastAsia"/>
+          <w:rFonts w:hint="eastAsia" w:eastAsia="黑体"/>
         </w:rPr>
         <w:t xml:space="preserve">关键计算公式</w:t>
       </w:r>
@@ -1117,16 +1287,19 @@
       </w:pPr>
       <w:r>
         <w:rPr>
-          <w:rFonts w:hint="eastAsia"/>
+          <w:rFonts w:hint="eastAsia" w:eastAsia="黑体"/>
         </w:rPr>
         <w:t xml:space="preserve">算术运算（加</w:t>
       </w:r>
       <w:r>
+        <w:rPr>
+          <w:rFonts w:eastAsia="黑体"/>
+        </w:rPr>
         <w:t xml:space="preserve"> / </w:t>
       </w:r>
       <w:r>
         <w:rPr>
-          <w:rFonts w:hint="eastAsia"/>
+          <w:rFonts w:hint="eastAsia" w:eastAsia="黑体"/>
         </w:rPr>
         <w:t xml:space="preserve">减，减法用补码）：</w:t>
       </w:r>
@@ -1245,7 +1418,7 @@
       </w:pPr>
       <w:r>
         <w:rPr>
-          <w:rFonts w:hint="eastAsia"/>
+          <w:rFonts w:hint="eastAsia" w:eastAsia="黑体"/>
         </w:rPr>
         <w:t xml:space="preserve">逻辑运算（逐位）：</w:t>
       </w:r>
@@ -1294,16 +1467,19 @@
       </w:pPr>
       <w:r>
         <w:rPr>
-          <w:rFonts w:hint="eastAsia"/>
+          <w:rFonts w:hint="eastAsia" w:eastAsia="黑体"/>
         </w:rPr>
         <w:t xml:space="preserve">进位</w:t>
       </w:r>
       <w:r>
+        <w:rPr>
+          <w:rFonts w:eastAsia="黑体"/>
+        </w:rPr>
         <w:t xml:space="preserve"> / </w:t>
       </w:r>
       <w:r>
         <w:rPr>
-          <w:rFonts w:hint="eastAsia"/>
+          <w:rFonts w:hint="eastAsia" w:eastAsia="黑体"/>
         </w:rPr>
         <w:t xml:space="preserve">借位标志：</w:t>
       </w:r>
@@ -1361,7 +1537,7 @@
       </w:pPr>
       <w:r>
         <w:rPr>
-          <w:rFonts w:hint="eastAsia"/>
+          <w:rFonts w:hint="eastAsia" w:eastAsia="黑体"/>
         </w:rPr>
         <w:t xml:space="preserve">溢出标志（有符号数同符号相加符号翻转）：</w:t>
       </w:r>
@@ -1458,7 +1634,7 @@
             </w:pPr>
             <w:r>
               <w:rPr>
-                <w:rFonts w:hint="eastAsia"/>
+                <w:rFonts w:hint="eastAsia" w:eastAsia="黑体"/>
               </w:rPr>
               <w:t xml:space="preserve">符号</w:t>
             </w:r>
@@ -1472,7 +1648,7 @@
             </w:pPr>
             <w:r>
               <w:rPr>
-                <w:rFonts w:hint="eastAsia"/>
+                <w:rFonts w:hint="eastAsia" w:eastAsia="黑体"/>
               </w:rPr>
               <w:t xml:space="preserve">含义</w:t>
             </w:r>
@@ -1486,7 +1662,7 @@
             </w:pPr>
             <w:r>
               <w:rPr>
-                <w:rFonts w:hint="eastAsia"/>
+                <w:rFonts w:hint="eastAsia" w:eastAsia="黑体"/>
               </w:rPr>
               <w:t xml:space="preserve">单位</w:t>
             </w:r>
@@ -1515,6 +1691,9 @@
               </m:r>
             </m:oMath>
             <w:r>
+              <w:rPr>
+                <w:rFonts w:eastAsia="黑体"/>
+              </w:rPr>
               <w:t xml:space="preserve">​</w:t>
             </w:r>
           </w:p>
@@ -1527,7 +1706,7 @@
             </w:pPr>
             <w:r>
               <w:rPr>
-                <w:rFonts w:hint="eastAsia"/>
+                <w:rFonts w:hint="eastAsia" w:eastAsia="黑体"/>
               </w:rPr>
               <w:t xml:space="preserve">两个操作数</w:t>
             </w:r>
@@ -1540,6 +1719,9 @@
               <w:pStyle w:val="Compact"/>
             </w:pPr>
             <w:r>
+              <w:rPr>
+                <w:rFonts w:eastAsia="黑体"/>
+              </w:rPr>
               <w:t xml:space="preserve">—</w:t>
             </w:r>
           </w:p>
@@ -1594,6 +1776,9 @@
               </m:sSub>
             </m:oMath>
             <w:r>
+              <w:rPr>
+                <w:rFonts w:eastAsia="黑体"/>
+              </w:rPr>
               <w:t xml:space="preserve">​</w:t>
             </w:r>
           </w:p>
@@ -1606,16 +1791,19 @@
             </w:pPr>
             <w:r>
               <w:rPr>
-                <w:rFonts w:hint="eastAsia"/>
+                <w:rFonts w:hint="eastAsia" w:eastAsia="黑体"/>
               </w:rPr>
               <w:t xml:space="preserve">进位输入</w:t>
             </w:r>
             <w:r>
+              <w:rPr>
+                <w:rFonts w:eastAsia="黑体"/>
+              </w:rPr>
               <w:t xml:space="preserve"> / </w:t>
             </w:r>
             <w:r>
               <w:rPr>
-                <w:rFonts w:hint="eastAsia"/>
+                <w:rFonts w:hint="eastAsia" w:eastAsia="黑体"/>
               </w:rPr>
               <w:t xml:space="preserve">输出</w:t>
             </w:r>
@@ -1628,6 +1816,9 @@
               <w:pStyle w:val="Compact"/>
             </w:pPr>
             <w:r>
+              <w:rPr>
+                <w:rFonts w:eastAsia="黑体"/>
+              </w:rPr>
               <w:t xml:space="preserve">—</w:t>
             </w:r>
           </w:p>
@@ -1646,6 +1837,9 @@
               </m:r>
             </m:oMath>
             <w:r>
+              <w:rPr>
+                <w:rFonts w:eastAsia="黑体"/>
+              </w:rPr>
               <w:t xml:space="preserve">​</w:t>
             </w:r>
           </w:p>
@@ -1658,7 +1852,7 @@
             </w:pPr>
             <w:r>
               <w:rPr>
-                <w:rFonts w:hint="eastAsia"/>
+                <w:rFonts w:hint="eastAsia" w:eastAsia="黑体"/>
               </w:rPr>
               <w:t xml:space="preserve">运算结果</w:t>
             </w:r>
@@ -1671,6 +1865,9 @@
               <w:pStyle w:val="Compact"/>
             </w:pPr>
             <w:r>
+              <w:rPr>
+                <w:rFonts w:eastAsia="黑体"/>
+              </w:rPr>
               <w:t xml:space="preserve">—</w:t>
             </w:r>
           </w:p>
@@ -1689,6 +1886,9 @@
               </m:r>
             </m:oMath>
             <w:r>
+              <w:rPr>
+                <w:rFonts w:eastAsia="黑体"/>
+              </w:rPr>
               <w:t xml:space="preserve">​</w:t>
             </w:r>
           </w:p>
@@ -1701,7 +1901,7 @@
             </w:pPr>
             <w:r>
               <w:rPr>
-                <w:rFonts w:hint="eastAsia"/>
+                <w:rFonts w:hint="eastAsia" w:eastAsia="黑体"/>
               </w:rPr>
               <w:t xml:space="preserve">溢出标志</w:t>
             </w:r>
@@ -1714,6 +1914,9 @@
               <w:pStyle w:val="Compact"/>
             </w:pPr>
             <w:r>
+              <w:rPr>
+                <w:rFonts w:eastAsia="黑体"/>
+              </w:rPr>
               <w:t xml:space="preserve">—</w:t>
             </w:r>
           </w:p>
@@ -1728,7 +1931,7 @@
       </w:pPr>
       <w:r>
         <w:rPr>
-          <w:rFonts w:hint="eastAsia"/>
+          <w:rFonts w:hint="eastAsia" w:eastAsia="黑体"/>
         </w:rPr>
         <w:t xml:space="preserve">元件调整影响</w:t>
       </w:r>
@@ -1743,7 +1946,7 @@
       </w:pPr>
       <w:r>
         <w:rPr>
-          <w:rFonts w:hint="eastAsia"/>
+          <w:rFonts w:hint="eastAsia" w:eastAsia="黑体"/>
         </w:rPr>
         <w:t xml:space="preserve">功能选择码位数决定支持的操作种类，扩展选择码可增加功能。</w:t>
       </w:r>
@@ -1758,25 +1961,31 @@
       </w:pPr>
       <w:r>
         <w:rPr>
-          <w:rFonts w:hint="eastAsia"/>
+          <w:rFonts w:hint="eastAsia" w:eastAsia="黑体"/>
         </w:rPr>
         <w:t xml:space="preserve">采用超前进位</w:t>
       </w:r>
       <w:r>
+        <w:rPr>
+          <w:rFonts w:eastAsia="黑体"/>
+        </w:rPr>
         <w:t xml:space="preserve"> / </w:t>
       </w:r>
       <w:r>
         <w:rPr>
-          <w:rFonts w:hint="eastAsia"/>
+          <w:rFonts w:hint="eastAsia" w:eastAsia="黑体"/>
         </w:rPr>
         <w:t xml:space="preserve">并行前缀结构可提升加法速度，降低</w:t>
       </w:r>
       <w:r>
+        <w:rPr>
+          <w:rFonts w:eastAsia="黑体"/>
+        </w:rPr>
         <w:t xml:space="preserve"> ALU </w:t>
       </w:r>
       <w:r>
         <w:rPr>
-          <w:rFonts w:hint="eastAsia"/>
+          <w:rFonts w:hint="eastAsia" w:eastAsia="黑体"/>
         </w:rPr>
         <w:t xml:space="preserve">关键路径延迟。</w:t>
       </w:r>
@@ -1791,16 +2000,19 @@
       </w:pPr>
       <w:r>
         <w:rPr>
-          <w:rFonts w:hint="eastAsia"/>
+          <w:rFonts w:hint="eastAsia" w:eastAsia="黑体"/>
         </w:rPr>
         <w:t xml:space="preserve">位宽增大</w:t>
       </w:r>
       <w:r>
+        <w:rPr>
+          <w:rFonts w:eastAsia="黑体"/>
+        </w:rPr>
         <w:t xml:space="preserve"> → </w:t>
       </w:r>
       <w:r>
         <w:rPr>
-          <w:rFonts w:hint="eastAsia"/>
+          <w:rFonts w:hint="eastAsia" w:eastAsia="黑体"/>
         </w:rPr>
         <w:t xml:space="preserve">运算范围增大，但面积与延迟上升。</w:t>
       </w:r>
@@ -1813,7 +2025,7 @@
       </w:pPr>
       <w:r>
         <w:rPr>
-          <w:rFonts w:hint="eastAsia"/>
+          <w:rFonts w:hint="eastAsia" w:eastAsia="黑体"/>
         </w:rPr>
         <w:t xml:space="preserve">典型参数示例</w:t>
       </w:r>
@@ -1827,24 +2039,33 @@
         </w:numPr>
       </w:pPr>
       <w:r>
+        <w:rPr>
+          <w:rFonts w:eastAsia="黑体"/>
+        </w:rPr>
         <w:t xml:space="preserve">8 </w:t>
       </w:r>
       <w:r>
         <w:rPr>
-          <w:rFonts w:hint="eastAsia"/>
+          <w:rFonts w:hint="eastAsia" w:eastAsia="黑体"/>
         </w:rPr>
         <w:t xml:space="preserve">位</w:t>
       </w:r>
       <w:r>
+        <w:rPr>
+          <w:rFonts w:eastAsia="黑体"/>
+        </w:rPr>
         <w:t xml:space="preserve"> ALU </w:t>
       </w:r>
       <w:r>
         <w:rPr>
-          <w:rFonts w:hint="eastAsia"/>
+          <w:rFonts w:hint="eastAsia" w:eastAsia="黑体"/>
         </w:rPr>
         <w:t xml:space="preserve">执行减法</w:t>
       </w:r>
       <w:r>
+        <w:rPr>
+          <w:rFonts w:eastAsia="黑体"/>
+        </w:rPr>
         <w:t xml:space="preserve"> </w:t>
       </w:r>
       <m:oMath>
@@ -1863,7 +2084,7 @@
       </m:oMath>
       <w:r>
         <w:rPr>
-          <w:rFonts w:hint="eastAsia"/>
+          <w:rFonts w:hint="eastAsia" w:eastAsia="黑体"/>
         </w:rPr>
         <w:t xml:space="preserve">：</w:t>
       </w:r>
@@ -1883,7 +2104,7 @@
       </m:oMath>
       <w:r>
         <w:rPr>
-          <w:rFonts w:hint="eastAsia"/>
+          <w:rFonts w:hint="eastAsia" w:eastAsia="黑体"/>
         </w:rPr>
         <w:t xml:space="preserve">，</w:t>
       </w:r>
@@ -1944,7 +2165,7 @@
       </m:oMath>
       <w:r>
         <w:rPr>
-          <w:rFonts w:hint="eastAsia"/>
+          <w:rFonts w:hint="eastAsia" w:eastAsia="黑体"/>
         </w:rPr>
         <w:t xml:space="preserve">，</w:t>
       </w:r>
@@ -2000,16 +2221,19 @@
       </m:oMath>
       <w:r>
         <w:rPr>
-          <w:rFonts w:hint="eastAsia"/>
+          <w:rFonts w:hint="eastAsia" w:eastAsia="黑体"/>
         </w:rPr>
         <w:t xml:space="preserve">，零标志</w:t>
       </w:r>
       <w:r>
+        <w:rPr>
+          <w:rFonts w:eastAsia="黑体"/>
+        </w:rPr>
         <w:t xml:space="preserve"> </w:t>
       </w:r>
       <w:r>
         <w:rPr>
-          <w:rFonts w:hint="eastAsia"/>
+          <w:rFonts w:hint="eastAsia" w:eastAsia="黑体"/>
         </w:rPr>
         <w:t xml:space="preserve">Z=0、进位标志反映借位。</w:t>
       </w:r>
@@ -2022,7 +2246,7 @@
       </w:pPr>
       <w:r>
         <w:rPr>
-          <w:rFonts w:hint="eastAsia"/>
+          <w:rFonts w:hint="eastAsia" w:eastAsia="黑体"/>
         </w:rPr>
         <w:t xml:space="preserve">常见器件型号</w:t>
       </w:r>
@@ -2037,43 +2261,55 @@
       </w:pPr>
       <w:r>
         <w:rPr>
-          <w:rFonts w:hint="eastAsia"/>
+          <w:rFonts w:hint="eastAsia" w:eastAsia="黑体"/>
         </w:rPr>
         <w:t xml:space="preserve">74LS181（4</w:t>
       </w:r>
       <w:r>
+        <w:rPr>
+          <w:rFonts w:eastAsia="黑体"/>
+        </w:rPr>
         <w:t xml:space="preserve"> </w:t>
       </w:r>
       <w:r>
         <w:rPr>
-          <w:rFonts w:hint="eastAsia"/>
+          <w:rFonts w:hint="eastAsia" w:eastAsia="黑体"/>
         </w:rPr>
         <w:t xml:space="preserve">位</w:t>
       </w:r>
       <w:r>
+        <w:rPr>
+          <w:rFonts w:eastAsia="黑体"/>
+        </w:rPr>
         <w:t xml:space="preserve"> </w:t>
       </w:r>
       <w:r>
         <w:rPr>
-          <w:rFonts w:hint="eastAsia"/>
+          <w:rFonts w:hint="eastAsia" w:eastAsia="黑体"/>
         </w:rPr>
         <w:t xml:space="preserve">ALU）、74HC181、74LS382（4</w:t>
       </w:r>
       <w:r>
+        <w:rPr>
+          <w:rFonts w:eastAsia="黑体"/>
+        </w:rPr>
         <w:t xml:space="preserve"> </w:t>
       </w:r>
       <w:r>
         <w:rPr>
-          <w:rFonts w:hint="eastAsia"/>
+          <w:rFonts w:hint="eastAsia" w:eastAsia="黑体"/>
         </w:rPr>
         <w:t xml:space="preserve">位</w:t>
       </w:r>
       <w:r>
+        <w:rPr>
+          <w:rFonts w:eastAsia="黑体"/>
+        </w:rPr>
         <w:t xml:space="preserve"> </w:t>
       </w:r>
       <w:r>
         <w:rPr>
-          <w:rFonts w:hint="eastAsia"/>
+          <w:rFonts w:hint="eastAsia" w:eastAsia="黑体"/>
         </w:rPr>
         <w:t xml:space="preserve">ALU）。</w:t>
       </w:r>
@@ -2087,29 +2323,38 @@
         </w:numPr>
       </w:pPr>
       <w:r>
+        <w:rPr>
+          <w:rFonts w:eastAsia="黑体"/>
+        </w:rPr>
         <w:t xml:space="preserve">CPU </w:t>
       </w:r>
       <w:r>
         <w:rPr>
-          <w:rFonts w:hint="eastAsia"/>
+          <w:rFonts w:hint="eastAsia" w:eastAsia="黑体"/>
         </w:rPr>
         <w:t xml:space="preserve">结构参考：MC68000、8086、以及</w:t>
       </w:r>
       <w:r>
+        <w:rPr>
+          <w:rFonts w:eastAsia="黑体"/>
+        </w:rPr>
         <w:t xml:space="preserve"> FPGA </w:t>
       </w:r>
       <w:r>
         <w:rPr>
-          <w:rFonts w:hint="eastAsia"/>
+          <w:rFonts w:hint="eastAsia" w:eastAsia="黑体"/>
         </w:rPr>
         <w:t xml:space="preserve">中可综合的</w:t>
       </w:r>
       <w:r>
+        <w:rPr>
+          <w:rFonts w:eastAsia="黑体"/>
+        </w:rPr>
         <w:t xml:space="preserve"> ALU IP </w:t>
       </w:r>
       <w:r>
         <w:rPr>
-          <w:rFonts w:hint="eastAsia"/>
+          <w:rFonts w:hint="eastAsia" w:eastAsia="黑体"/>
         </w:rPr>
         <w:t xml:space="preserve">核。</w:t>
       </w:r>
@@ -2122,7 +2367,7 @@
       </w:pPr>
       <w:r>
         <w:rPr>
-          <w:rFonts w:hint="eastAsia"/>
+          <w:rFonts w:hint="eastAsia" w:eastAsia="黑体"/>
         </w:rPr>
         <w:t xml:space="preserve">注意事项</w:t>
       </w:r>
@@ -2137,16 +2382,19 @@
       </w:pPr>
       <w:r>
         <w:rPr>
-          <w:rFonts w:hint="eastAsia"/>
+          <w:rFonts w:hint="eastAsia" w:eastAsia="黑体"/>
         </w:rPr>
         <w:t xml:space="preserve">功能选择码与数据需稳定在建立</w:t>
       </w:r>
       <w:r>
+        <w:rPr>
+          <w:rFonts w:eastAsia="黑体"/>
+        </w:rPr>
         <w:t xml:space="preserve"> / </w:t>
       </w:r>
       <w:r>
         <w:rPr>
-          <w:rFonts w:hint="eastAsia"/>
+          <w:rFonts w:hint="eastAsia" w:eastAsia="黑体"/>
         </w:rPr>
         <w:t xml:space="preserve">保持时间内，避免运算出错。</w:t>
       </w:r>
@@ -2161,16 +2409,19 @@
       </w:pPr>
       <w:r>
         <w:rPr>
-          <w:rFonts w:hint="eastAsia"/>
+          <w:rFonts w:hint="eastAsia" w:eastAsia="黑体"/>
         </w:rPr>
         <w:t xml:space="preserve">减法</w:t>
       </w:r>
       <w:r>
+        <w:rPr>
+          <w:rFonts w:eastAsia="黑体"/>
+        </w:rPr>
         <w:t xml:space="preserve"> / </w:t>
       </w:r>
       <w:r>
         <w:rPr>
-          <w:rFonts w:hint="eastAsia"/>
+          <w:rFonts w:hint="eastAsia" w:eastAsia="黑体"/>
         </w:rPr>
         <w:t xml:space="preserve">比较的结果标志（进位、零、符号、溢出）含义随器件而定，需核对。</w:t>
       </w:r>
@@ -2185,16 +2436,19 @@
       </w:pPr>
       <w:r>
         <w:rPr>
-          <w:rFonts w:hint="eastAsia"/>
+          <w:rFonts w:hint="eastAsia" w:eastAsia="黑体"/>
         </w:rPr>
         <w:t xml:space="preserve">高速设计中</w:t>
       </w:r>
       <w:r>
+        <w:rPr>
+          <w:rFonts w:eastAsia="黑体"/>
+        </w:rPr>
         <w:t xml:space="preserve"> ALU </w:t>
       </w:r>
       <w:r>
         <w:rPr>
-          <w:rFonts w:hint="eastAsia"/>
+          <w:rFonts w:hint="eastAsia" w:eastAsia="黑体"/>
         </w:rPr>
         <w:t xml:space="preserve">常是时序关键路径，可加流水寄存器提升频率。</w:t>
       </w:r>
@@ -2207,7 +2461,7 @@
       </w:pPr>
       <w:r>
         <w:rPr>
-          <w:rFonts w:hint="eastAsia"/>
+          <w:rFonts w:hint="eastAsia" w:eastAsia="黑体"/>
         </w:rPr>
         <w:t xml:space="preserve">参考资料</w:t>
       </w:r>
@@ -2221,6 +2475,9 @@
         </w:numPr>
       </w:pPr>
       <w:r>
+        <w:rPr>
+          <w:rFonts w:eastAsia="黑体"/>
+        </w:rPr>
         <w:t xml:space="preserve">Wikipedia: Arithmetic logic unit。</w:t>
       </w:r>
     </w:p>
@@ -2234,7 +2491,7 @@
       </w:pPr>
       <w:r>
         <w:rPr>
-          <w:rFonts w:hint="eastAsia"/>
+          <w:rFonts w:hint="eastAsia" w:eastAsia="黑体"/>
         </w:rPr>
         <w:t xml:space="preserve">《计算机组成原理》。</w:t>
       </w:r>
@@ -2248,11 +2505,14 @@
         </w:numPr>
       </w:pPr>
       <w:r>
+        <w:rPr>
+          <w:rFonts w:eastAsia="黑体"/>
+        </w:rPr>
         <w:t xml:space="preserve">74LS181 / 74HC181 </w:t>
       </w:r>
       <w:r>
         <w:rPr>
-          <w:rFonts w:hint="eastAsia"/>
+          <w:rFonts w:hint="eastAsia" w:eastAsia="黑体"/>
         </w:rPr>
         <w:t xml:space="preserve">数据手册。</w:t>
       </w:r>
@@ -2266,11 +2526,11 @@
       </w:pPr>
       <w:r>
         <w:rPr>
-          <w:rFonts w:ascii="Times New Roman" w:hAnsi="Times New Roman"/>
+          <w:rFonts w:ascii="Times New Roman" w:hAnsi="Times New Roman" w:eastAsia="黑体"/>
           <w:color w:val="555555"/>
           <w:sz w:val="21"/>
         </w:rPr>
-        <w:t>材料收集者：杜文杰</w:t>
+        <w:t>材料收集者：杜文杰，WX手机：19519196569，QQ:3478827729</w:t>
       </w:r>
     </w:p>
     <w:sectPr>
@@ -2290,7 +2550,7 @@
 </file>
 
 <file path=word/footer1.xml><?xml version="1.0" encoding="utf-8"?>
-<w:ftr xmlns:m="http://schemas.openxmlformats.org/officeDocument/2006/math" xmlns:mc="http://schemas.openxmlformats.org/markup-compatibility/2006" xmlns:mo="http://schemas.microsoft.com/office/mac/office/2008/main" xmlns:mv="urn:schemas-microsoft-com:mac:vml" xmlns:o="urn:schemas-microsoft-com:office:office" xmlns:r="http://schemas.openxmlformats.org/officeDocument/2006/relationships" xmlns:v="urn:schemas-microsoft-com:vml" xmlns:w10="urn:schemas-microsoft-com:office:word" xmlns:w14="http://schemas.microsoft.com/office/word/2010/wordml" xmlns:w="http://schemas.openxmlformats.org/wordprocessingml/2006/main" xmlns:wne="http://schemas.microsoft.com/office/word/2006/wordml" xmlns:wp14="http://schemas.microsoft.com/office/word/2010/wordprocessingDrawing" xmlns:wp="http://schemas.openxmlformats.org/drawingml/2006/wordprocessingDrawing" xmlns:wpc="http://schemas.microsoft.com/office/word/2010/wordprocessingCanvas" xmlns:wpg="http://schemas.microsoft.com/office/word/2010/wordprocessingGroup" xmlns:wpi="http://schemas.microsoft.com/office/word/2010/wordprocessingInk" xmlns:wps="http://schemas.microsoft.com/office/word/2010/wordprocessingShape" mc:Ignorable="w14 wp14">
+<w:ftr xmlns:mc="http://schemas.openxmlformats.org/markup-compatibility/2006" xmlns:w="http://schemas.openxmlformats.org/wordprocessingml/2006/main" xmlns:m="http://schemas.openxmlformats.org/officeDocument/2006/math" xmlns:mo="http://schemas.microsoft.com/office/mac/office/2008/main" xmlns:mv="urn:schemas-microsoft-com:mac:vml" xmlns:o="urn:schemas-microsoft-com:office:office" xmlns:r="http://schemas.openxmlformats.org/officeDocument/2006/relationships" xmlns:v="urn:schemas-microsoft-com:vml" xmlns:w10="urn:schemas-microsoft-com:office:word" xmlns:w14="http://schemas.microsoft.com/office/word/2010/wordml" xmlns:wne="http://schemas.microsoft.com/office/word/2006/wordml" xmlns:wp14="http://schemas.microsoft.com/office/word/2010/wordprocessingDrawing" xmlns:wp="http://schemas.openxmlformats.org/drawingml/2006/wordprocessingDrawing" xmlns:wpc="http://schemas.microsoft.com/office/word/2010/wordprocessingCanvas" xmlns:wpg="http://schemas.microsoft.com/office/word/2010/wordprocessingGroup" xmlns:wpi="http://schemas.microsoft.com/office/word/2010/wordprocessingInk" xmlns:wps="http://schemas.microsoft.com/office/word/2010/wordprocessingShape" mc:Ignorable="w14 wp14">
   <w:p>
     <w:pPr>
       <w:pStyle w:val="Footer"/>
@@ -2298,12 +2558,14 @@
     </w:pPr>
     <w:r>
       <w:rPr>
+        <w:rFonts w:eastAsia="黑体"/>
         <w:sz w:val="18"/>
       </w:rPr>
       <w:t xml:space="preserve">第 </w:t>
     </w:r>
     <w:r>
       <w:rPr>
+        <w:rFonts w:eastAsia="黑体"/>
         <w:sz w:val="18"/>
       </w:rPr>
       <w:fldChar w:fldCharType="begin"/>
@@ -2312,6 +2574,7 @@
     </w:r>
     <w:r>
       <w:rPr>
+        <w:rFonts w:eastAsia="黑体"/>
         <w:sz w:val="18"/>
       </w:rPr>
       <w:t xml:space="preserve"> 页</w:t>
@@ -2325,6 +2588,9 @@
   <w:footnote w:type="continuationSeparator" w:id="0">
     <w:p>
       <w:r>
+        <w:rPr>
+          <w:rFonts w:eastAsia="黑体"/>
+        </w:rPr>
         <w:continuationSeparator/>
       </w:r>
     </w:p>
@@ -2332,6 +2598,9 @@
   <w:footnote w:type="separator" w:id="-1">
     <w:p>
       <w:r>
+        <w:rPr>
+          <w:rFonts w:eastAsia="黑体"/>
+        </w:rPr>
         <w:separator/>
       </w:r>
     </w:p>
@@ -2340,7 +2609,7 @@
 </file>
 
 <file path=word/header1.xml><?xml version="1.0" encoding="utf-8"?>
-<w:hdr xmlns:m="http://schemas.openxmlformats.org/officeDocument/2006/math" xmlns:mc="http://schemas.openxmlformats.org/markup-compatibility/2006" xmlns:mo="http://schemas.microsoft.com/office/mac/office/2008/main" xmlns:mv="urn:schemas-microsoft-com:mac:vml" xmlns:o="urn:schemas-microsoft-com:office:office" xmlns:r="http://schemas.openxmlformats.org/officeDocument/2006/relationships" xmlns:v="urn:schemas-microsoft-com:vml" xmlns:w10="urn:schemas-microsoft-com:office:word" xmlns:w14="http://schemas.microsoft.com/office/word/2010/wordml" xmlns:w="http://schemas.openxmlformats.org/wordprocessingml/2006/main" xmlns:wne="http://schemas.microsoft.com/office/word/2006/wordml" xmlns:wp14="http://schemas.microsoft.com/office/word/2010/wordprocessingDrawing" xmlns:wp="http://schemas.openxmlformats.org/drawingml/2006/wordprocessingDrawing" xmlns:wpc="http://schemas.microsoft.com/office/word/2010/wordprocessingCanvas" xmlns:wpg="http://schemas.microsoft.com/office/word/2010/wordprocessingGroup" xmlns:wpi="http://schemas.microsoft.com/office/word/2010/wordprocessingInk" xmlns:wps="http://schemas.microsoft.com/office/word/2010/wordprocessingShape" mc:Ignorable="w14 wp14">
+<w:hdr xmlns:mc="http://schemas.openxmlformats.org/markup-compatibility/2006" xmlns:w="http://schemas.openxmlformats.org/wordprocessingml/2006/main" xmlns:m="http://schemas.openxmlformats.org/officeDocument/2006/math" xmlns:mo="http://schemas.microsoft.com/office/mac/office/2008/main" xmlns:mv="urn:schemas-microsoft-com:mac:vml" xmlns:o="urn:schemas-microsoft-com:office:office" xmlns:r="http://schemas.openxmlformats.org/officeDocument/2006/relationships" xmlns:v="urn:schemas-microsoft-com:vml" xmlns:w10="urn:schemas-microsoft-com:office:word" xmlns:w14="http://schemas.microsoft.com/office/word/2010/wordml" xmlns:wne="http://schemas.microsoft.com/office/word/2006/wordml" xmlns:wp14="http://schemas.microsoft.com/office/word/2010/wordprocessingDrawing" xmlns:wp="http://schemas.openxmlformats.org/drawingml/2006/wordprocessingDrawing" xmlns:wpc="http://schemas.microsoft.com/office/word/2010/wordprocessingCanvas" xmlns:wpg="http://schemas.microsoft.com/office/word/2010/wordprocessingGroup" xmlns:wpi="http://schemas.microsoft.com/office/word/2010/wordprocessingInk" xmlns:wps="http://schemas.microsoft.com/office/word/2010/wordprocessingShape" mc:Ignorable="w14 wp14">
   <w:p>
     <w:pPr>
       <w:pStyle w:val="Header"/>
@@ -2348,7 +2617,7 @@
     </w:pPr>
     <w:r>
       <w:rPr>
-        <w:rFonts w:ascii="Times New Roman" w:hAnsi="Times New Roman"/>
+        <w:rFonts w:ascii="Times New Roman" w:hAnsi="Times New Roman" w:eastAsia="黑体"/>
         <w:sz w:val="18"/>
         <w:rFonts w:eastAsia="黑体"/>
         <w:rFonts w:eastAsia="黑体"/>
@@ -2360,7 +2629,7 @@
 </file>
 
 <file path=word/numbering.xml><?xml version="1.0" encoding="utf-8"?>
-<w:numbering xmlns:m="http://schemas.openxmlformats.org/officeDocument/2006/math" xmlns:mc="http://schemas.openxmlformats.org/markup-compatibility/2006" xmlns:mo="http://schemas.microsoft.com/office/mac/office/2008/main" xmlns:mv="urn:schemas-microsoft-com:mac:vml" xmlns:o="urn:schemas-microsoft-com:office:office" xmlns:r="http://schemas.openxmlformats.org/officeDocument/2006/relationships" xmlns:v="urn:schemas-microsoft-com:vml" xmlns:w="http://schemas.openxmlformats.org/wordprocessingml/2006/main" xmlns:w10="urn:schemas-microsoft-com:office:word" xmlns:w14="http://schemas.microsoft.com/office/word/2010/wordml" xmlns:wne="http://schemas.microsoft.com/office/word/2006/wordml" xmlns:wp="http://schemas.openxmlformats.org/drawingml/2006/wordprocessingDrawing" xmlns:wp14="http://schemas.microsoft.com/office/word/2010/wordprocessingDrawing" xmlns:wpc="http://schemas.microsoft.com/office/word/2010/wordprocessingCanvas" xmlns:wpg="http://schemas.microsoft.com/office/word/2010/wordprocessingGroup" xmlns:wpi="http://schemas.microsoft.com/office/word/2010/wordprocessingInk" xmlns:wps="http://schemas.microsoft.com/office/word/2010/wordprocessingShape" mc:Ignorable="w14 wp14">
+<w:numbering xmlns:mc="http://schemas.openxmlformats.org/markup-compatibility/2006" xmlns:w="http://schemas.openxmlformats.org/wordprocessingml/2006/main" xmlns:m="http://schemas.openxmlformats.org/officeDocument/2006/math" xmlns:mo="http://schemas.microsoft.com/office/mac/office/2008/main" xmlns:mv="urn:schemas-microsoft-com:mac:vml" xmlns:o="urn:schemas-microsoft-com:office:office" xmlns:r="http://schemas.openxmlformats.org/officeDocument/2006/relationships" xmlns:v="urn:schemas-microsoft-com:vml" xmlns:w10="urn:schemas-microsoft-com:office:word" xmlns:w14="http://schemas.microsoft.com/office/word/2010/wordml" xmlns:wne="http://schemas.microsoft.com/office/word/2006/wordml" xmlns:wp="http://schemas.openxmlformats.org/drawingml/2006/wordprocessingDrawing" xmlns:wp14="http://schemas.microsoft.com/office/word/2010/wordprocessingDrawing" xmlns:wpc="http://schemas.microsoft.com/office/word/2010/wordprocessingCanvas" xmlns:wpg="http://schemas.microsoft.com/office/word/2010/wordprocessingGroup" xmlns:wpi="http://schemas.microsoft.com/office/word/2010/wordprocessingInk" xmlns:wps="http://schemas.microsoft.com/office/word/2010/wordprocessingShape" mc:Ignorable="w14 wp14">
   <w:abstractNum w:abstractNumId="0">
     <w:nsid w:val="FFFFFF7C"/>
     <w:multiLevelType w:val="singleLevel"/>
@@ -2447,7 +2716,7 @@
         <w:ind w:hanging="360" w:left="1440"/>
       </w:pPr>
       <w:rPr>
-        <w:rFonts w:ascii="Symbol" w:hAnsi="Symbol" w:hint="default"/>
+        <w:rFonts w:ascii="Symbol" w:hAnsi="Symbol" w:hint="default" w:eastAsia="黑体"/>
       </w:rPr>
     </w:lvl>
   </w:abstractNum>
@@ -2468,7 +2737,7 @@
         <w:ind w:hanging="360" w:left="1080"/>
       </w:pPr>
       <w:rPr>
-        <w:rFonts w:ascii="Symbol" w:hAnsi="Symbol" w:hint="default"/>
+        <w:rFonts w:ascii="Symbol" w:hAnsi="Symbol" w:hint="default" w:eastAsia="黑体"/>
       </w:rPr>
     </w:lvl>
   </w:abstractNum>
@@ -2489,7 +2758,7 @@
         <w:ind w:hanging="360" w:left="720"/>
       </w:pPr>
       <w:rPr>
-        <w:rFonts w:ascii="Symbol" w:hAnsi="Symbol" w:hint="default"/>
+        <w:rFonts w:ascii="Symbol" w:hAnsi="Symbol" w:hint="default" w:eastAsia="黑体"/>
       </w:rPr>
     </w:lvl>
   </w:abstractNum>
@@ -2528,7 +2797,7 @@
         <w:ind w:hanging="360" w:left="360"/>
       </w:pPr>
       <w:rPr>
-        <w:rFonts w:ascii="Symbol" w:hAnsi="Symbol" w:hint="default"/>
+        <w:rFonts w:ascii="Symbol" w:hAnsi="Symbol" w:hint="default" w:eastAsia="黑体"/>
       </w:rPr>
     </w:lvl>
   </w:abstractNum>
@@ -2619,7 +2888,7 @@
         <w:ind w:left="720" w:hanging="360"/>
       </w:pPr>
       <w:rPr>
-        <w:rFonts w:ascii="Symbol" w:hAnsi="Symbol" w:cs="Symbol" w:hint="default"/>
+        <w:rFonts w:ascii="Symbol" w:hAnsi="Symbol" w:cs="Symbol" w:hint="default" w:eastAsia="黑体"/>
       </w:rPr>
     </w:lvl>
     <w:lvl w:ilvl="1">
@@ -2630,7 +2899,7 @@
         <w:ind w:left="1440" w:hanging="360"/>
       </w:pPr>
       <w:rPr>
-        <w:rFonts w:ascii="Courier New" w:hAnsi="Courier New" w:cs="Courier New" w:hint="default"/>
+        <w:rFonts w:ascii="Courier New" w:hAnsi="Courier New" w:cs="Courier New" w:hint="default" w:eastAsia="黑体"/>
       </w:rPr>
     </w:lvl>
     <w:lvl w:ilvl="2">
@@ -2641,7 +2910,7 @@
         <w:ind w:left="2160" w:hanging="360"/>
       </w:pPr>
       <w:rPr>
-        <w:rFonts w:ascii="Wingdings" w:hAnsi="Wingdings" w:cs="Wingdings" w:hint="default"/>
+        <w:rFonts w:ascii="Wingdings" w:hAnsi="Wingdings" w:cs="Wingdings" w:hint="default" w:eastAsia="黑体"/>
       </w:rPr>
     </w:lvl>
     <w:lvl w:ilvl="3">
@@ -2652,7 +2921,7 @@
         <w:ind w:left="2880" w:hanging="360"/>
       </w:pPr>
       <w:rPr>
-        <w:rFonts w:ascii="Symbol" w:hAnsi="Symbol" w:cs="Symbol" w:hint="default"/>
+        <w:rFonts w:ascii="Symbol" w:hAnsi="Symbol" w:cs="Symbol" w:hint="default" w:eastAsia="黑体"/>
       </w:rPr>
     </w:lvl>
     <w:lvl w:ilvl="4">
@@ -2663,7 +2932,7 @@
         <w:ind w:left="3600" w:hanging="360"/>
       </w:pPr>
       <w:rPr>
-        <w:rFonts w:ascii="Courier New" w:hAnsi="Courier New" w:cs="Courier New" w:hint="default"/>
+        <w:rFonts w:ascii="Courier New" w:hAnsi="Courier New" w:cs="Courier New" w:hint="default" w:eastAsia="黑体"/>
       </w:rPr>
     </w:lvl>
     <w:lvl w:ilvl="5">
@@ -2674,7 +2943,7 @@
         <w:ind w:left="4320" w:hanging="360"/>
       </w:pPr>
       <w:rPr>
-        <w:rFonts w:ascii="Wingdings" w:hAnsi="Wingdings" w:cs="Wingdings" w:hint="default"/>
+        <w:rFonts w:ascii="Wingdings" w:hAnsi="Wingdings" w:cs="Wingdings" w:hint="default" w:eastAsia="黑体"/>
       </w:rPr>
     </w:lvl>
     <w:lvl w:ilvl="6">
@@ -2685,7 +2954,7 @@
         <w:ind w:left="5040" w:hanging="360"/>
       </w:pPr>
       <w:rPr>
-        <w:rFonts w:ascii="Symbol" w:hAnsi="Symbol" w:cs="Symbol" w:hint="default"/>
+        <w:rFonts w:ascii="Symbol" w:hAnsi="Symbol" w:cs="Symbol" w:hint="default" w:eastAsia="黑体"/>
       </w:rPr>
     </w:lvl>
     <w:lvl w:ilvl="7">
@@ -2696,7 +2965,7 @@
         <w:ind w:left="5760" w:hanging="360"/>
       </w:pPr>
       <w:rPr>
-        <w:rFonts w:ascii="Courier New" w:hAnsi="Courier New" w:cs="Courier New" w:hint="default"/>
+        <w:rFonts w:ascii="Courier New" w:hAnsi="Courier New" w:cs="Courier New" w:hint="default" w:eastAsia="黑体"/>
       </w:rPr>
     </w:lvl>
     <w:lvl w:ilvl="8">
@@ -2707,7 +2976,7 @@
         <w:ind w:left="6480" w:hanging="360"/>
       </w:pPr>
       <w:rPr>
-        <w:rFonts w:ascii="Wingdings" w:hAnsi="Wingdings" w:cs="Wingdings" w:hint="default"/>
+        <w:rFonts w:ascii="Wingdings" w:hAnsi="Wingdings" w:cs="Wingdings" w:hint="default" w:eastAsia="黑体"/>
       </w:rPr>
     </w:lvl>
   </w:abstractNum>
@@ -2763,11 +3032,11 @@
 </file>
 
 <file path=word/styles.xml><?xml version="1.0" encoding="utf-8"?>
-<w:styles xmlns:mc="http://schemas.openxmlformats.org/markup-compatibility/2006" xmlns:r="http://schemas.openxmlformats.org/officeDocument/2006/relationships" xmlns:w="http://schemas.openxmlformats.org/wordprocessingml/2006/main" xmlns:w14="http://schemas.microsoft.com/office/word/2010/wordml" mc:Ignorable="w14">
+<w:styles xmlns:mc="http://schemas.openxmlformats.org/markup-compatibility/2006" xmlns:w="http://schemas.openxmlformats.org/wordprocessingml/2006/main" xmlns:r="http://schemas.openxmlformats.org/officeDocument/2006/relationships" xmlns:w14="http://schemas.microsoft.com/office/word/2010/wordml" mc:Ignorable="w14">
   <w:docDefaults>
     <w:rPrDefault>
       <w:rPr>
-        <w:rFonts w:asciiTheme="minorHAnsi" w:cstheme="minorBidi" w:eastAsiaTheme="minorEastAsia" w:hAnsiTheme="minorHAnsi"/>
+        <w:rFonts w:asciiTheme="minorHAnsi" w:cstheme="minorBidi" w:hAnsiTheme="minorHAnsi" w:eastAsia="黑体"/>
         <w:sz w:val="22"/>
         <w:szCs w:val="22"/>
         <w:lang w:bidi="ar-SA" w:eastAsia="en-US" w:val="en-US"/>
@@ -2989,7 +3258,7 @@
       <w:outlineLvl w:val="0"/>
     </w:pPr>
     <w:rPr>
-      <w:rFonts w:ascii="Times New Roman" w:asciiTheme="majorHAnsi" w:cstheme="majorBidi" w:eastAsia="黑体" w:eastAsiaTheme="majorEastAsia" w:hAnsi="Times New Roman" w:hAnsiTheme="majorHAnsi"/>
+      <w:rFonts w:ascii="Times New Roman" w:asciiTheme="majorHAnsi" w:cstheme="majorBidi" w:eastAsia="黑体" w:hAnsi="Times New Roman" w:hAnsiTheme="majorHAnsi"/>
       <w:b/>
       <w:bCs/>
       <w:color w:val="1F3864"/>
@@ -3013,7 +3282,7 @@
       <w:outlineLvl w:val="1"/>
     </w:pPr>
     <w:rPr>
-      <w:rFonts w:ascii="Times New Roman" w:asciiTheme="majorHAnsi" w:cstheme="majorBidi" w:eastAsia="黑体" w:eastAsiaTheme="majorEastAsia" w:hAnsi="Times New Roman" w:hAnsiTheme="majorHAnsi"/>
+      <w:rFonts w:ascii="Times New Roman" w:asciiTheme="majorHAnsi" w:cstheme="majorBidi" w:eastAsia="黑体" w:hAnsi="Times New Roman" w:hAnsiTheme="majorHAnsi"/>
       <w:b/>
       <w:bCs/>
       <w:color w:val="2E4E7E"/>
@@ -3037,7 +3306,7 @@
       <w:outlineLvl w:val="2"/>
     </w:pPr>
     <w:rPr>
-      <w:rFonts w:ascii="Times New Roman" w:asciiTheme="majorHAnsi" w:cstheme="majorBidi" w:eastAsia="黑体" w:eastAsiaTheme="majorEastAsia" w:hAnsi="Times New Roman" w:hAnsiTheme="majorHAnsi"/>
+      <w:rFonts w:ascii="Times New Roman" w:asciiTheme="majorHAnsi" w:cstheme="majorBidi" w:eastAsia="黑体" w:hAnsi="Times New Roman" w:hAnsiTheme="majorHAnsi"/>
       <w:b/>
       <w:bCs/>
       <w:color w:val="2E4E7E"/>
@@ -3061,7 +3330,7 @@
       <w:outlineLvl w:val="3"/>
     </w:pPr>
     <w:rPr>
-      <w:rFonts w:ascii="Times New Roman" w:asciiTheme="majorHAnsi" w:cstheme="majorBidi" w:eastAsia="黑体" w:eastAsiaTheme="majorEastAsia" w:hAnsi="Times New Roman" w:hAnsiTheme="majorHAnsi"/>
+      <w:rFonts w:ascii="Times New Roman" w:asciiTheme="majorHAnsi" w:cstheme="majorBidi" w:eastAsia="黑体" w:hAnsi="Times New Roman" w:hAnsiTheme="majorHAnsi"/>
       <w:b/>
       <w:bCs/>
       <w:i/>
@@ -3087,7 +3356,7 @@
       <w:outlineLvl w:val="4"/>
     </w:pPr>
     <w:rPr>
-      <w:rFonts w:ascii="Times New Roman" w:asciiTheme="majorHAnsi" w:cstheme="majorBidi" w:eastAsia="黑体" w:eastAsiaTheme="majorEastAsia" w:hAnsi="Times New Roman" w:hAnsiTheme="majorHAnsi"/>
+      <w:rFonts w:ascii="Times New Roman" w:asciiTheme="majorHAnsi" w:cstheme="majorBidi" w:eastAsia="黑体" w:hAnsi="Times New Roman" w:hAnsiTheme="majorHAnsi"/>
       <w:b/>
       <w:color w:val="333333"/>
       <w:sz w:val="22"/>
@@ -3110,7 +3379,7 @@
       <w:outlineLvl w:val="5"/>
     </w:pPr>
     <w:rPr>
-      <w:rFonts w:asciiTheme="majorHAnsi" w:cstheme="majorBidi" w:eastAsiaTheme="majorEastAsia" w:hAnsiTheme="majorHAnsi"/>
+      <w:rFonts w:asciiTheme="majorHAnsi" w:cstheme="majorBidi" w:hAnsiTheme="majorHAnsi" w:eastAsia="黑体"/>
       <w:i/>
       <w:iCs/>
       <w:color w:themeColor="accent1" w:themeShade="7F" w:val="243F60"/>
@@ -3133,7 +3402,7 @@
       <w:outlineLvl w:val="6"/>
     </w:pPr>
     <w:rPr>
-      <w:rFonts w:asciiTheme="majorHAnsi" w:cstheme="majorBidi" w:eastAsiaTheme="majorEastAsia" w:hAnsiTheme="majorHAnsi"/>
+      <w:rFonts w:asciiTheme="majorHAnsi" w:cstheme="majorBidi" w:hAnsiTheme="majorHAnsi" w:eastAsia="黑体"/>
       <w:i/>
       <w:iCs/>
       <w:color w:themeColor="text1" w:themeTint="BF" w:val="404040"/>
@@ -3156,7 +3425,7 @@
       <w:outlineLvl w:val="7"/>
     </w:pPr>
     <w:rPr>
-      <w:rFonts w:asciiTheme="majorHAnsi" w:cstheme="majorBidi" w:eastAsiaTheme="majorEastAsia" w:hAnsiTheme="majorHAnsi"/>
+      <w:rFonts w:asciiTheme="majorHAnsi" w:cstheme="majorBidi" w:hAnsiTheme="majorHAnsi" w:eastAsia="黑体"/>
       <w:color w:themeColor="accent1" w:val="4F81BD"/>
       <w:sz w:val="20"/>
       <w:szCs w:val="20"/>
@@ -3179,7 +3448,7 @@
       <w:outlineLvl w:val="8"/>
     </w:pPr>
     <w:rPr>
-      <w:rFonts w:asciiTheme="majorHAnsi" w:cstheme="majorBidi" w:eastAsiaTheme="majorEastAsia" w:hAnsiTheme="majorHAnsi"/>
+      <w:rFonts w:asciiTheme="majorHAnsi" w:cstheme="majorBidi" w:hAnsiTheme="majorHAnsi" w:eastAsia="黑体"/>
       <w:i/>
       <w:iCs/>
       <w:color w:themeColor="text1" w:themeTint="BF" w:val="404040"/>
@@ -3230,7 +3499,7 @@
     <w:uiPriority w:val="9"/>
     <w:rsid w:val="00FC693F"/>
     <w:rPr>
-      <w:rFonts w:asciiTheme="majorHAnsi" w:cstheme="majorBidi" w:eastAsiaTheme="majorEastAsia" w:hAnsiTheme="majorHAnsi"/>
+      <w:rFonts w:asciiTheme="majorHAnsi" w:cstheme="majorBidi" w:hAnsiTheme="majorHAnsi" w:eastAsia="黑体"/>
       <w:b/>
       <w:bCs/>
       <w:color w:themeColor="accent1" w:themeShade="BF" w:val="365F91"/>
@@ -3245,7 +3514,7 @@
     <w:uiPriority w:val="9"/>
     <w:rsid w:val="00FC693F"/>
     <w:rPr>
-      <w:rFonts w:asciiTheme="majorHAnsi" w:cstheme="majorBidi" w:eastAsiaTheme="majorEastAsia" w:hAnsiTheme="majorHAnsi"/>
+      <w:rFonts w:asciiTheme="majorHAnsi" w:cstheme="majorBidi" w:hAnsiTheme="majorHAnsi" w:eastAsia="黑体"/>
       <w:b/>
       <w:bCs/>
       <w:color w:themeColor="accent1" w:val="4F81BD"/>
@@ -3260,7 +3529,7 @@
     <w:uiPriority w:val="9"/>
     <w:rsid w:val="00FC693F"/>
     <w:rPr>
-      <w:rFonts w:asciiTheme="majorHAnsi" w:cstheme="majorBidi" w:eastAsiaTheme="majorEastAsia" w:hAnsiTheme="majorHAnsi"/>
+      <w:rFonts w:asciiTheme="majorHAnsi" w:cstheme="majorBidi" w:hAnsiTheme="majorHAnsi" w:eastAsia="黑体"/>
       <w:b/>
       <w:bCs/>
       <w:color w:themeColor="accent1" w:val="4F81BD"/>
@@ -3283,7 +3552,7 @@
       <w:contextualSpacing/>
     </w:pPr>
     <w:rPr>
-      <w:rFonts w:ascii="Times New Roman" w:asciiTheme="majorHAnsi" w:cstheme="majorBidi" w:eastAsia="黑体" w:eastAsiaTheme="majorEastAsia" w:hAnsi="Times New Roman" w:hAnsiTheme="majorHAnsi"/>
+      <w:rFonts w:ascii="Times New Roman" w:asciiTheme="majorHAnsi" w:cstheme="majorBidi" w:eastAsia="黑体" w:hAnsi="Times New Roman" w:hAnsiTheme="majorHAnsi"/>
       <w:b/>
       <w:color w:val="1F3864"/>
       <w:spacing w:val="5"/>
@@ -3299,7 +3568,7 @@
     <w:uiPriority w:val="10"/>
     <w:rsid w:val="00FC693F"/>
     <w:rPr>
-      <w:rFonts w:asciiTheme="majorHAnsi" w:cstheme="majorBidi" w:eastAsiaTheme="majorEastAsia" w:hAnsiTheme="majorHAnsi"/>
+      <w:rFonts w:asciiTheme="majorHAnsi" w:cstheme="majorBidi" w:hAnsiTheme="majorHAnsi" w:eastAsia="黑体"/>
       <w:color w:themeColor="text2" w:themeShade="BF" w:val="17365D"/>
       <w:spacing w:val="5"/>
       <w:kern w:val="28"/>
@@ -3321,7 +3590,7 @@
       </w:numPr>
     </w:pPr>
     <w:rPr>
-      <w:rFonts w:asciiTheme="majorHAnsi" w:cstheme="majorBidi" w:eastAsiaTheme="majorEastAsia" w:hAnsiTheme="majorHAnsi"/>
+      <w:rFonts w:asciiTheme="majorHAnsi" w:cstheme="majorBidi" w:hAnsiTheme="majorHAnsi" w:eastAsia="黑体"/>
       <w:i/>
       <w:iCs/>
       <w:color w:themeColor="accent1" w:val="4F81BD"/>
@@ -3337,7 +3606,7 @@
     <w:uiPriority w:val="11"/>
     <w:rsid w:val="00FC693F"/>
     <w:rPr>
-      <w:rFonts w:asciiTheme="majorHAnsi" w:cstheme="majorBidi" w:eastAsiaTheme="majorEastAsia" w:hAnsiTheme="majorHAnsi"/>
+      <w:rFonts w:asciiTheme="majorHAnsi" w:cstheme="majorBidi" w:hAnsiTheme="majorHAnsi" w:eastAsia="黑体"/>
       <w:i/>
       <w:iCs/>
       <w:color w:themeColor="accent1" w:val="4F81BD"/>
@@ -3404,6 +3673,7 @@
       <w:spacing w:after="120"/>
     </w:pPr>
     <w:rPr>
+      <w:rFonts w:eastAsia="黑体"/>
       <w:sz w:val="16"/>
       <w:szCs w:val="16"/>
     </w:rPr>
@@ -3415,6 +3685,7 @@
     <w:uiPriority w:val="99"/>
     <w:rsid w:val="00AA1D8D"/>
     <w:rPr>
+      <w:rFonts w:eastAsia="黑体"/>
       <w:sz w:val="16"/>
       <w:szCs w:val="16"/>
     </w:rPr>
@@ -3584,7 +3855,7 @@
       </w:tabs>
     </w:pPr>
     <w:rPr>
-      <w:rFonts w:ascii="Courier" w:hAnsi="Courier"/>
+      <w:rFonts w:ascii="Courier" w:hAnsi="Courier" w:eastAsia="黑体"/>
       <w:sz w:val="20"/>
       <w:szCs w:val="20"/>
     </w:rPr>
@@ -3596,7 +3867,7 @@
     <w:uiPriority w:val="99"/>
     <w:rsid w:val="0029639D"/>
     <w:rPr>
-      <w:rFonts w:ascii="Courier" w:hAnsi="Courier"/>
+      <w:rFonts w:ascii="Courier" w:hAnsi="Courier" w:eastAsia="黑体"/>
       <w:sz w:val="20"/>
       <w:szCs w:val="20"/>
     </w:rPr>
@@ -3632,6 +3903,7 @@
     <w:uiPriority w:val="29"/>
     <w:rsid w:val="00FC693F"/>
     <w:rPr>
+      <w:rFonts w:eastAsia="黑体"/>
       <w:i/>
       <w:iCs/>
       <w:color w:themeColor="text1" w:val="000000"/>
@@ -3645,7 +3917,7 @@
     <w:semiHidden/>
     <w:rsid w:val="00FC693F"/>
     <w:rPr>
-      <w:rFonts w:asciiTheme="majorHAnsi" w:cstheme="majorBidi" w:eastAsiaTheme="majorEastAsia" w:hAnsiTheme="majorHAnsi"/>
+      <w:rFonts w:asciiTheme="majorHAnsi" w:cstheme="majorBidi" w:hAnsiTheme="majorHAnsi" w:eastAsia="黑体"/>
       <w:b/>
       <w:bCs/>
       <w:i/>
@@ -3661,7 +3933,7 @@
     <w:semiHidden/>
     <w:rsid w:val="00FC693F"/>
     <w:rPr>
-      <w:rFonts w:asciiTheme="majorHAnsi" w:cstheme="majorBidi" w:eastAsiaTheme="majorEastAsia" w:hAnsiTheme="majorHAnsi"/>
+      <w:rFonts w:asciiTheme="majorHAnsi" w:cstheme="majorBidi" w:hAnsiTheme="majorHAnsi" w:eastAsia="黑体"/>
       <w:color w:themeColor="accent1" w:themeShade="7F" w:val="243F60"/>
     </w:rPr>
   </w:style>
@@ -3673,7 +3945,7 @@
     <w:semiHidden/>
     <w:rsid w:val="00FC693F"/>
     <w:rPr>
-      <w:rFonts w:asciiTheme="majorHAnsi" w:cstheme="majorBidi" w:eastAsiaTheme="majorEastAsia" w:hAnsiTheme="majorHAnsi"/>
+      <w:rFonts w:asciiTheme="majorHAnsi" w:cstheme="majorBidi" w:hAnsiTheme="majorHAnsi" w:eastAsia="黑体"/>
       <w:i/>
       <w:iCs/>
       <w:color w:themeColor="accent1" w:themeShade="7F" w:val="243F60"/>
@@ -3687,7 +3959,7 @@
     <w:semiHidden/>
     <w:rsid w:val="00FC693F"/>
     <w:rPr>
-      <w:rFonts w:asciiTheme="majorHAnsi" w:cstheme="majorBidi" w:eastAsiaTheme="majorEastAsia" w:hAnsiTheme="majorHAnsi"/>
+      <w:rFonts w:asciiTheme="majorHAnsi" w:cstheme="majorBidi" w:hAnsiTheme="majorHAnsi" w:eastAsia="黑体"/>
       <w:i/>
       <w:iCs/>
       <w:color w:themeColor="text1" w:themeTint="BF" w:val="404040"/>
@@ -3701,7 +3973,7 @@
     <w:semiHidden/>
     <w:rsid w:val="00FC693F"/>
     <w:rPr>
-      <w:rFonts w:asciiTheme="majorHAnsi" w:cstheme="majorBidi" w:eastAsiaTheme="majorEastAsia" w:hAnsiTheme="majorHAnsi"/>
+      <w:rFonts w:asciiTheme="majorHAnsi" w:cstheme="majorBidi" w:hAnsiTheme="majorHAnsi" w:eastAsia="黑体"/>
       <w:color w:themeColor="accent1" w:val="4F81BD"/>
       <w:sz w:val="20"/>
       <w:szCs w:val="20"/>
@@ -3715,7 +3987,7 @@
     <w:semiHidden/>
     <w:rsid w:val="00FC693F"/>
     <w:rPr>
-      <w:rFonts w:asciiTheme="majorHAnsi" w:cstheme="majorBidi" w:eastAsiaTheme="majorEastAsia" w:hAnsiTheme="majorHAnsi"/>
+      <w:rFonts w:asciiTheme="majorHAnsi" w:cstheme="majorBidi" w:hAnsiTheme="majorHAnsi" w:eastAsia="黑体"/>
       <w:i/>
       <w:iCs/>
       <w:color w:themeColor="text1" w:themeTint="BF" w:val="404040"/>
@@ -3736,6 +4008,7 @@
       <w:spacing w:line="240" w:lineRule="auto"/>
     </w:pPr>
     <w:rPr>
+      <w:rFonts w:eastAsia="黑体"/>
       <w:b/>
       <w:bCs/>
       <w:color w:themeColor="accent1" w:val="4F81BD"/>
@@ -3750,6 +4023,7 @@
     <w:qFormat/>
     <w:rsid w:val="00FC693F"/>
     <w:rPr>
+      <w:rFonts w:eastAsia="黑体"/>
       <w:b/>
       <w:bCs/>
     </w:rPr>
@@ -3761,6 +4035,7 @@
     <w:qFormat/>
     <w:rsid w:val="00FC693F"/>
     <w:rPr>
+      <w:rFonts w:eastAsia="黑体"/>
       <w:i/>
       <w:iCs/>
     </w:rPr>
@@ -3781,6 +4056,7 @@
       <w:ind w:left="936" w:right="936"/>
     </w:pPr>
     <w:rPr>
+      <w:rFonts w:eastAsia="黑体"/>
       <w:b/>
       <w:bCs/>
       <w:i/>
@@ -3795,6 +4071,7 @@
     <w:uiPriority w:val="30"/>
     <w:rsid w:val="00FC693F"/>
     <w:rPr>
+      <w:rFonts w:eastAsia="黑体"/>
       <w:b/>
       <w:bCs/>
       <w:i/>
@@ -3809,6 +4086,7 @@
     <w:qFormat/>
     <w:rsid w:val="00FC693F"/>
     <w:rPr>
+      <w:rFonts w:eastAsia="黑体"/>
       <w:i/>
       <w:iCs/>
       <w:color w:themeColor="text1" w:themeTint="7F" w:val="808080"/>
@@ -3821,6 +4099,7 @@
     <w:qFormat/>
     <w:rsid w:val="00FC693F"/>
     <w:rPr>
+      <w:rFonts w:eastAsia="黑体"/>
       <w:b/>
       <w:bCs/>
       <w:i/>
@@ -3835,6 +4114,7 @@
     <w:qFormat/>
     <w:rsid w:val="00FC693F"/>
     <w:rPr>
+      <w:rFonts w:eastAsia="黑体"/>
       <w:smallCaps/>
       <w:color w:themeColor="accent2" w:val="C0504D"/>
       <w:u w:val="single"/>
@@ -3847,6 +4127,7 @@
     <w:qFormat/>
     <w:rsid w:val="00FC693F"/>
     <w:rPr>
+      <w:rFonts w:eastAsia="黑体"/>
       <w:b/>
       <w:bCs/>
       <w:smallCaps/>
@@ -3862,6 +4143,7 @@
     <w:qFormat/>
     <w:rsid w:val="00FC693F"/>
     <w:rPr>
+      <w:rFonts w:eastAsia="黑体"/>
       <w:b/>
       <w:bCs/>
       <w:smallCaps/>
@@ -3916,6 +4198,7 @@
       <w:spacing w:after="0" w:line="240" w:lineRule="auto"/>
     </w:pPr>
     <w:rPr>
+      <w:rFonts w:eastAsia="黑体"/>
       <w:color w:themeColor="text1" w:themeShade="BF" w:val="000000"/>
     </w:rPr>
     <w:tblPr>
@@ -3938,6 +4221,7 @@
         <w:spacing w:after="0" w:before="0" w:line="240" w:lineRule="auto"/>
       </w:pPr>
       <w:rPr>
+        <w:rFonts w:eastAsia="黑体"/>
         <w:b/>
         <w:bCs/>
       </w:rPr>
@@ -3958,6 +4242,7 @@
         <w:spacing w:after="0" w:before="0" w:line="240" w:lineRule="auto"/>
       </w:pPr>
       <w:rPr>
+        <w:rFonts w:eastAsia="黑体"/>
         <w:b/>
         <w:bCs/>
       </w:rPr>
@@ -3975,12 +4260,14 @@
     </w:tblStylePr>
     <w:tblStylePr w:type="firstCol">
       <w:rPr>
+        <w:rFonts w:eastAsia="黑体"/>
         <w:b/>
         <w:bCs/>
       </w:rPr>
     </w:tblStylePr>
     <w:tblStylePr w:type="lastCol">
       <w:rPr>
+        <w:rFonts w:eastAsia="黑体"/>
         <w:b/>
         <w:bCs/>
       </w:rPr>
@@ -4019,6 +4306,7 @@
       <w:spacing w:after="0" w:line="240" w:lineRule="auto"/>
     </w:pPr>
     <w:rPr>
+      <w:rFonts w:eastAsia="黑体"/>
       <w:color w:themeColor="accent1" w:themeShade="BF" w:val="365F91"/>
     </w:rPr>
     <w:tblPr>
@@ -4041,6 +4329,7 @@
         <w:spacing w:after="0" w:before="0" w:line="240" w:lineRule="auto"/>
       </w:pPr>
       <w:rPr>
+        <w:rFonts w:eastAsia="黑体"/>
         <w:b/>
         <w:bCs/>
       </w:rPr>
@@ -4061,6 +4350,7 @@
         <w:spacing w:after="0" w:before="0" w:line="240" w:lineRule="auto"/>
       </w:pPr>
       <w:rPr>
+        <w:rFonts w:eastAsia="黑体"/>
         <w:b/>
         <w:bCs/>
       </w:rPr>
@@ -4078,12 +4368,14 @@
     </w:tblStylePr>
     <w:tblStylePr w:type="firstCol">
       <w:rPr>
+        <w:rFonts w:eastAsia="黑体"/>
         <w:b/>
         <w:bCs/>
       </w:rPr>
     </w:tblStylePr>
     <w:tblStylePr w:type="lastCol">
       <w:rPr>
+        <w:rFonts w:eastAsia="黑体"/>
         <w:b/>
         <w:bCs/>
       </w:rPr>
@@ -4122,6 +4414,7 @@
       <w:spacing w:after="0" w:line="240" w:lineRule="auto"/>
     </w:pPr>
     <w:rPr>
+      <w:rFonts w:eastAsia="黑体"/>
       <w:color w:themeColor="accent2" w:themeShade="BF" w:val="943634"/>
     </w:rPr>
     <w:tblPr>
@@ -4144,6 +4437,7 @@
         <w:spacing w:after="0" w:before="0" w:line="240" w:lineRule="auto"/>
       </w:pPr>
       <w:rPr>
+        <w:rFonts w:eastAsia="黑体"/>
         <w:b/>
         <w:bCs/>
       </w:rPr>
@@ -4164,6 +4458,7 @@
         <w:spacing w:after="0" w:before="0" w:line="240" w:lineRule="auto"/>
       </w:pPr>
       <w:rPr>
+        <w:rFonts w:eastAsia="黑体"/>
         <w:b/>
         <w:bCs/>
       </w:rPr>
@@ -4181,12 +4476,14 @@
     </w:tblStylePr>
     <w:tblStylePr w:type="firstCol">
       <w:rPr>
+        <w:rFonts w:eastAsia="黑体"/>
         <w:b/>
         <w:bCs/>
       </w:rPr>
     </w:tblStylePr>
     <w:tblStylePr w:type="lastCol">
       <w:rPr>
+        <w:rFonts w:eastAsia="黑体"/>
         <w:b/>
         <w:bCs/>
       </w:rPr>
@@ -4225,6 +4522,7 @@
       <w:spacing w:after="0" w:line="240" w:lineRule="auto"/>
     </w:pPr>
     <w:rPr>
+      <w:rFonts w:eastAsia="黑体"/>
       <w:color w:themeColor="accent3" w:themeShade="BF" w:val="76923C"/>
     </w:rPr>
     <w:tblPr>
@@ -4247,6 +4545,7 @@
         <w:spacing w:after="0" w:before="0" w:line="240" w:lineRule="auto"/>
       </w:pPr>
       <w:rPr>
+        <w:rFonts w:eastAsia="黑体"/>
         <w:b/>
         <w:bCs/>
       </w:rPr>
@@ -4267,6 +4566,7 @@
         <w:spacing w:after="0" w:before="0" w:line="240" w:lineRule="auto"/>
       </w:pPr>
       <w:rPr>
+        <w:rFonts w:eastAsia="黑体"/>
         <w:b/>
         <w:bCs/>
       </w:rPr>
@@ -4284,12 +4584,14 @@
     </w:tblStylePr>
     <w:tblStylePr w:type="firstCol">
       <w:rPr>
+        <w:rFonts w:eastAsia="黑体"/>
         <w:b/>
         <w:bCs/>
       </w:rPr>
     </w:tblStylePr>
     <w:tblStylePr w:type="lastCol">
       <w:rPr>
+        <w:rFonts w:eastAsia="黑体"/>
         <w:b/>
         <w:bCs/>
       </w:rPr>
@@ -4328,6 +4630,7 @@
       <w:spacing w:after="0" w:line="240" w:lineRule="auto"/>
     </w:pPr>
     <w:rPr>
+      <w:rFonts w:eastAsia="黑体"/>
       <w:color w:themeColor="accent4" w:themeShade="BF" w:val="5F497A"/>
     </w:rPr>
     <w:tblPr>
@@ -4350,6 +4653,7 @@
         <w:spacing w:after="0" w:before="0" w:line="240" w:lineRule="auto"/>
       </w:pPr>
       <w:rPr>
+        <w:rFonts w:eastAsia="黑体"/>
         <w:b/>
         <w:bCs/>
       </w:rPr>
@@ -4370,6 +4674,7 @@
         <w:spacing w:after="0" w:before="0" w:line="240" w:lineRule="auto"/>
       </w:pPr>
       <w:rPr>
+        <w:rFonts w:eastAsia="黑体"/>
         <w:b/>
         <w:bCs/>
       </w:rPr>
@@ -4387,12 +4692,14 @@
     </w:tblStylePr>
     <w:tblStylePr w:type="firstCol">
       <w:rPr>
+        <w:rFonts w:eastAsia="黑体"/>
         <w:b/>
         <w:bCs/>
       </w:rPr>
     </w:tblStylePr>
     <w:tblStylePr w:type="lastCol">
       <w:rPr>
+        <w:rFonts w:eastAsia="黑体"/>
         <w:b/>
         <w:bCs/>
       </w:rPr>
@@ -4431,6 +4738,7 @@
       <w:spacing w:after="0" w:line="240" w:lineRule="auto"/>
     </w:pPr>
     <w:rPr>
+      <w:rFonts w:eastAsia="黑体"/>
       <w:color w:themeColor="accent5" w:themeShade="BF" w:val="31849B"/>
     </w:rPr>
     <w:tblPr>
@@ -4453,6 +4761,7 @@
         <w:spacing w:after="0" w:before="0" w:line="240" w:lineRule="auto"/>
       </w:pPr>
       <w:rPr>
+        <w:rFonts w:eastAsia="黑体"/>
         <w:b/>
         <w:bCs/>
       </w:rPr>
@@ -4473,6 +4782,7 @@
         <w:spacing w:after="0" w:before="0" w:line="240" w:lineRule="auto"/>
       </w:pPr>
       <w:rPr>
+        <w:rFonts w:eastAsia="黑体"/>
         <w:b/>
         <w:bCs/>
       </w:rPr>
@@ -4490,12 +4800,14 @@
     </w:tblStylePr>
     <w:tblStylePr w:type="firstCol">
       <w:rPr>
+        <w:rFonts w:eastAsia="黑体"/>
         <w:b/>
         <w:bCs/>
       </w:rPr>
     </w:tblStylePr>
     <w:tblStylePr w:type="lastCol">
       <w:rPr>
+        <w:rFonts w:eastAsia="黑体"/>
         <w:b/>
         <w:bCs/>
       </w:rPr>
@@ -4534,6 +4846,7 @@
       <w:spacing w:after="0" w:line="240" w:lineRule="auto"/>
     </w:pPr>
     <w:rPr>
+      <w:rFonts w:eastAsia="黑体"/>
       <w:color w:themeColor="accent6" w:themeShade="BF" w:val="E36C0A"/>
     </w:rPr>
     <w:tblPr>
@@ -4556,6 +4869,7 @@
         <w:spacing w:after="0" w:before="0" w:line="240" w:lineRule="auto"/>
       </w:pPr>
       <w:rPr>
+        <w:rFonts w:eastAsia="黑体"/>
         <w:b/>
         <w:bCs/>
       </w:rPr>
@@ -4576,6 +4890,7 @@
         <w:spacing w:after="0" w:before="0" w:line="240" w:lineRule="auto"/>
       </w:pPr>
       <w:rPr>
+        <w:rFonts w:eastAsia="黑体"/>
         <w:b/>
         <w:bCs/>
       </w:rPr>
@@ -4593,12 +4908,14 @@
     </w:tblStylePr>
     <w:tblStylePr w:type="firstCol">
       <w:rPr>
+        <w:rFonts w:eastAsia="黑体"/>
         <w:b/>
         <w:bCs/>
       </w:rPr>
     </w:tblStylePr>
     <w:tblStylePr w:type="lastCol">
       <w:rPr>
+        <w:rFonts w:eastAsia="黑体"/>
         <w:b/>
         <w:bCs/>
       </w:rPr>
@@ -4658,6 +4975,7 @@
         <w:spacing w:after="0" w:before="0" w:line="240" w:lineRule="auto"/>
       </w:pPr>
       <w:rPr>
+        <w:rFonts w:eastAsia="黑体"/>
         <w:b/>
         <w:bCs/>
         <w:color w:themeColor="background1" w:val="FFFFFF"/>
@@ -4672,6 +4990,7 @@
         <w:spacing w:after="0" w:before="0" w:line="240" w:lineRule="auto"/>
       </w:pPr>
       <w:rPr>
+        <w:rFonts w:eastAsia="黑体"/>
         <w:b/>
         <w:bCs/>
       </w:rPr>
@@ -4687,12 +5006,14 @@
     </w:tblStylePr>
     <w:tblStylePr w:type="firstCol">
       <w:rPr>
+        <w:rFonts w:eastAsia="黑体"/>
         <w:b/>
         <w:bCs/>
       </w:rPr>
     </w:tblStylePr>
     <w:tblStylePr w:type="lastCol">
       <w:rPr>
+        <w:rFonts w:eastAsia="黑体"/>
         <w:b/>
         <w:bCs/>
       </w:rPr>
@@ -4750,6 +5071,7 @@
         <w:spacing w:after="0" w:before="0" w:line="240" w:lineRule="auto"/>
       </w:pPr>
       <w:rPr>
+        <w:rFonts w:eastAsia="黑体"/>
         <w:b/>
         <w:bCs/>
         <w:color w:themeColor="background1" w:val="FFFFFF"/>
@@ -4764,6 +5086,7 @@
         <w:spacing w:after="0" w:before="0" w:line="240" w:lineRule="auto"/>
       </w:pPr>
       <w:rPr>
+        <w:rFonts w:eastAsia="黑体"/>
         <w:b/>
         <w:bCs/>
       </w:rPr>
@@ -4779,12 +5102,14 @@
     </w:tblStylePr>
     <w:tblStylePr w:type="firstCol">
       <w:rPr>
+        <w:rFonts w:eastAsia="黑体"/>
         <w:b/>
         <w:bCs/>
       </w:rPr>
     </w:tblStylePr>
     <w:tblStylePr w:type="lastCol">
       <w:rPr>
+        <w:rFonts w:eastAsia="黑体"/>
         <w:b/>
         <w:bCs/>
       </w:rPr>
@@ -4842,6 +5167,7 @@
         <w:spacing w:after="0" w:before="0" w:line="240" w:lineRule="auto"/>
       </w:pPr>
       <w:rPr>
+        <w:rFonts w:eastAsia="黑体"/>
         <w:b/>
         <w:bCs/>
         <w:color w:themeColor="background1" w:val="FFFFFF"/>
@@ -4856,6 +5182,7 @@
         <w:spacing w:after="0" w:before="0" w:line="240" w:lineRule="auto"/>
       </w:pPr>
       <w:rPr>
+        <w:rFonts w:eastAsia="黑体"/>
         <w:b/>
         <w:bCs/>
       </w:rPr>
@@ -4871,12 +5198,14 @@
     </w:tblStylePr>
     <w:tblStylePr w:type="firstCol">
       <w:rPr>
+        <w:rFonts w:eastAsia="黑体"/>
         <w:b/>
         <w:bCs/>
       </w:rPr>
     </w:tblStylePr>
     <w:tblStylePr w:type="lastCol">
       <w:rPr>
+        <w:rFonts w:eastAsia="黑体"/>
         <w:b/>
         <w:bCs/>
       </w:rPr>
@@ -4934,6 +5263,7 @@
         <w:spacing w:after="0" w:before="0" w:line="240" w:lineRule="auto"/>
       </w:pPr>
       <w:rPr>
+        <w:rFonts w:eastAsia="黑体"/>
         <w:b/>
         <w:bCs/>
         <w:color w:themeColor="background1" w:val="FFFFFF"/>
@@ -4948,6 +5278,7 @@
         <w:spacing w:after="0" w:before="0" w:line="240" w:lineRule="auto"/>
       </w:pPr>
       <w:rPr>
+        <w:rFonts w:eastAsia="黑体"/>
         <w:b/>
         <w:bCs/>
       </w:rPr>
@@ -4963,12 +5294,14 @@
     </w:tblStylePr>
     <w:tblStylePr w:type="firstCol">
       <w:rPr>
+        <w:rFonts w:eastAsia="黑体"/>
         <w:b/>
         <w:bCs/>
       </w:rPr>
     </w:tblStylePr>
     <w:tblStylePr w:type="lastCol">
       <w:rPr>
+        <w:rFonts w:eastAsia="黑体"/>
         <w:b/>
         <w:bCs/>
       </w:rPr>
@@ -5026,6 +5359,7 @@
         <w:spacing w:after="0" w:before="0" w:line="240" w:lineRule="auto"/>
       </w:pPr>
       <w:rPr>
+        <w:rFonts w:eastAsia="黑体"/>
         <w:b/>
         <w:bCs/>
         <w:color w:themeColor="background1" w:val="FFFFFF"/>
@@ -5040,6 +5374,7 @@
         <w:spacing w:after="0" w:before="0" w:line="240" w:lineRule="auto"/>
       </w:pPr>
       <w:rPr>
+        <w:rFonts w:eastAsia="黑体"/>
         <w:b/>
         <w:bCs/>
       </w:rPr>
@@ -5055,12 +5390,14 @@
     </w:tblStylePr>
     <w:tblStylePr w:type="firstCol">
       <w:rPr>
+        <w:rFonts w:eastAsia="黑体"/>
         <w:b/>
         <w:bCs/>
       </w:rPr>
     </w:tblStylePr>
     <w:tblStylePr w:type="lastCol">
       <w:rPr>
+        <w:rFonts w:eastAsia="黑体"/>
         <w:b/>
         <w:bCs/>
       </w:rPr>
@@ -5118,6 +5455,7 @@
         <w:spacing w:after="0" w:before="0" w:line="240" w:lineRule="auto"/>
       </w:pPr>
       <w:rPr>
+        <w:rFonts w:eastAsia="黑体"/>
         <w:b/>
         <w:bCs/>
         <w:color w:themeColor="background1" w:val="FFFFFF"/>
@@ -5132,6 +5470,7 @@
         <w:spacing w:after="0" w:before="0" w:line="240" w:lineRule="auto"/>
       </w:pPr>
       <w:rPr>
+        <w:rFonts w:eastAsia="黑体"/>
         <w:b/>
         <w:bCs/>
       </w:rPr>
@@ -5147,12 +5486,14 @@
     </w:tblStylePr>
     <w:tblStylePr w:type="firstCol">
       <w:rPr>
+        <w:rFonts w:eastAsia="黑体"/>
         <w:b/>
         <w:bCs/>
       </w:rPr>
     </w:tblStylePr>
     <w:tblStylePr w:type="lastCol">
       <w:rPr>
+        <w:rFonts w:eastAsia="黑体"/>
         <w:b/>
         <w:bCs/>
       </w:rPr>
@@ -5210,6 +5551,7 @@
         <w:spacing w:after="0" w:before="0" w:line="240" w:lineRule="auto"/>
       </w:pPr>
       <w:rPr>
+        <w:rFonts w:eastAsia="黑体"/>
         <w:b/>
         <w:bCs/>
         <w:color w:themeColor="background1" w:val="FFFFFF"/>
@@ -5224,6 +5566,7 @@
         <w:spacing w:after="0" w:before="0" w:line="240" w:lineRule="auto"/>
       </w:pPr>
       <w:rPr>
+        <w:rFonts w:eastAsia="黑体"/>
         <w:b/>
         <w:bCs/>
       </w:rPr>
@@ -5239,12 +5582,14 @@
     </w:tblStylePr>
     <w:tblStylePr w:type="firstCol">
       <w:rPr>
+        <w:rFonts w:eastAsia="黑体"/>
         <w:b/>
         <w:bCs/>
       </w:rPr>
     </w:tblStylePr>
     <w:tblStylePr w:type="lastCol">
       <w:rPr>
+        <w:rFonts w:eastAsia="黑体"/>
         <w:b/>
         <w:bCs/>
       </w:rPr>
@@ -5304,7 +5649,7 @@
         <w:spacing w:after="0" w:before="0" w:line="240" w:lineRule="auto"/>
       </w:pPr>
       <w:rPr>
-        <w:rFonts w:asciiTheme="majorHAnsi" w:cstheme="majorBidi" w:eastAsiaTheme="majorEastAsia" w:hAnsiTheme="majorHAnsi"/>
+        <w:rFonts w:asciiTheme="majorHAnsi" w:cstheme="majorBidi" w:hAnsiTheme="majorHAnsi" w:eastAsia="黑体"/>
         <w:b/>
         <w:bCs/>
       </w:rPr>
@@ -5325,7 +5670,7 @@
         <w:spacing w:after="0" w:before="0" w:line="240" w:lineRule="auto"/>
       </w:pPr>
       <w:rPr>
-        <w:rFonts w:asciiTheme="majorHAnsi" w:cstheme="majorBidi" w:eastAsiaTheme="majorEastAsia" w:hAnsiTheme="majorHAnsi"/>
+        <w:rFonts w:asciiTheme="majorHAnsi" w:cstheme="majorBidi" w:hAnsiTheme="majorHAnsi" w:eastAsia="黑体"/>
         <w:b/>
         <w:bCs/>
       </w:rPr>
@@ -5343,14 +5688,14 @@
     </w:tblStylePr>
     <w:tblStylePr w:type="firstCol">
       <w:rPr>
-        <w:rFonts w:asciiTheme="majorHAnsi" w:cstheme="majorBidi" w:eastAsiaTheme="majorEastAsia" w:hAnsiTheme="majorHAnsi"/>
+        <w:rFonts w:asciiTheme="majorHAnsi" w:cstheme="majorBidi" w:hAnsiTheme="majorHAnsi" w:eastAsia="黑体"/>
         <w:b/>
         <w:bCs/>
       </w:rPr>
     </w:tblStylePr>
     <w:tblStylePr w:type="lastCol">
       <w:rPr>
-        <w:rFonts w:asciiTheme="majorHAnsi" w:cstheme="majorBidi" w:eastAsiaTheme="majorEastAsia" w:hAnsiTheme="majorHAnsi"/>
+        <w:rFonts w:asciiTheme="majorHAnsi" w:cstheme="majorBidi" w:hAnsiTheme="majorHAnsi" w:eastAsia="黑体"/>
         <w:b/>
         <w:bCs/>
       </w:rPr>
@@ -5434,7 +5779,7 @@
         <w:spacing w:after="0" w:before="0" w:line="240" w:lineRule="auto"/>
       </w:pPr>
       <w:rPr>
-        <w:rFonts w:asciiTheme="majorHAnsi" w:cstheme="majorBidi" w:eastAsiaTheme="majorEastAsia" w:hAnsiTheme="majorHAnsi"/>
+        <w:rFonts w:asciiTheme="majorHAnsi" w:cstheme="majorBidi" w:hAnsiTheme="majorHAnsi" w:eastAsia="黑体"/>
         <w:b/>
         <w:bCs/>
       </w:rPr>
@@ -5455,7 +5800,7 @@
         <w:spacing w:after="0" w:before="0" w:line="240" w:lineRule="auto"/>
       </w:pPr>
       <w:rPr>
-        <w:rFonts w:asciiTheme="majorHAnsi" w:cstheme="majorBidi" w:eastAsiaTheme="majorEastAsia" w:hAnsiTheme="majorHAnsi"/>
+        <w:rFonts w:asciiTheme="majorHAnsi" w:cstheme="majorBidi" w:hAnsiTheme="majorHAnsi" w:eastAsia="黑体"/>
         <w:b/>
         <w:bCs/>
       </w:rPr>
@@ -5473,14 +5818,14 @@
     </w:tblStylePr>
     <w:tblStylePr w:type="firstCol">
       <w:rPr>
-        <w:rFonts w:asciiTheme="majorHAnsi" w:cstheme="majorBidi" w:eastAsiaTheme="majorEastAsia" w:hAnsiTheme="majorHAnsi"/>
+        <w:rFonts w:asciiTheme="majorHAnsi" w:cstheme="majorBidi" w:hAnsiTheme="majorHAnsi" w:eastAsia="黑体"/>
         <w:b/>
         <w:bCs/>
       </w:rPr>
     </w:tblStylePr>
     <w:tblStylePr w:type="lastCol">
       <w:rPr>
-        <w:rFonts w:asciiTheme="majorHAnsi" w:cstheme="majorBidi" w:eastAsiaTheme="majorEastAsia" w:hAnsiTheme="majorHAnsi"/>
+        <w:rFonts w:asciiTheme="majorHAnsi" w:cstheme="majorBidi" w:hAnsiTheme="majorHAnsi" w:eastAsia="黑体"/>
         <w:b/>
         <w:bCs/>
       </w:rPr>
@@ -5564,7 +5909,7 @@
         <w:spacing w:after="0" w:before="0" w:line="240" w:lineRule="auto"/>
       </w:pPr>
       <w:rPr>
-        <w:rFonts w:asciiTheme="majorHAnsi" w:cstheme="majorBidi" w:eastAsiaTheme="majorEastAsia" w:hAnsiTheme="majorHAnsi"/>
+        <w:rFonts w:asciiTheme="majorHAnsi" w:cstheme="majorBidi" w:hAnsiTheme="majorHAnsi" w:eastAsia="黑体"/>
         <w:b/>
         <w:bCs/>
       </w:rPr>
@@ -5585,7 +5930,7 @@
         <w:spacing w:after="0" w:before="0" w:line="240" w:lineRule="auto"/>
       </w:pPr>
       <w:rPr>
-        <w:rFonts w:asciiTheme="majorHAnsi" w:cstheme="majorBidi" w:eastAsiaTheme="majorEastAsia" w:hAnsiTheme="majorHAnsi"/>
+        <w:rFonts w:asciiTheme="majorHAnsi" w:cstheme="majorBidi" w:hAnsiTheme="majorHAnsi" w:eastAsia="黑体"/>
         <w:b/>
         <w:bCs/>
       </w:rPr>
@@ -5603,14 +5948,14 @@
     </w:tblStylePr>
     <w:tblStylePr w:type="firstCol">
       <w:rPr>
-        <w:rFonts w:asciiTheme="majorHAnsi" w:cstheme="majorBidi" w:eastAsiaTheme="majorEastAsia" w:hAnsiTheme="majorHAnsi"/>
+        <w:rFonts w:asciiTheme="majorHAnsi" w:cstheme="majorBidi" w:hAnsiTheme="majorHAnsi" w:eastAsia="黑体"/>
         <w:b/>
         <w:bCs/>
       </w:rPr>
     </w:tblStylePr>
     <w:tblStylePr w:type="lastCol">
       <w:rPr>
-        <w:rFonts w:asciiTheme="majorHAnsi" w:cstheme="majorBidi" w:eastAsiaTheme="majorEastAsia" w:hAnsiTheme="majorHAnsi"/>
+        <w:rFonts w:asciiTheme="majorHAnsi" w:cstheme="majorBidi" w:hAnsiTheme="majorHAnsi" w:eastAsia="黑体"/>
         <w:b/>
         <w:bCs/>
       </w:rPr>
@@ -5694,7 +6039,7 @@
         <w:spacing w:after="0" w:before="0" w:line="240" w:lineRule="auto"/>
       </w:pPr>
       <w:rPr>
-        <w:rFonts w:asciiTheme="majorHAnsi" w:cstheme="majorBidi" w:eastAsiaTheme="majorEastAsia" w:hAnsiTheme="majorHAnsi"/>
+        <w:rFonts w:asciiTheme="majorHAnsi" w:cstheme="majorBidi" w:hAnsiTheme="majorHAnsi" w:eastAsia="黑体"/>
         <w:b/>
         <w:bCs/>
       </w:rPr>
@@ -5715,7 +6060,7 @@
         <w:spacing w:after="0" w:before="0" w:line="240" w:lineRule="auto"/>
       </w:pPr>
       <w:rPr>
-        <w:rFonts w:asciiTheme="majorHAnsi" w:cstheme="majorBidi" w:eastAsiaTheme="majorEastAsia" w:hAnsiTheme="majorHAnsi"/>
+        <w:rFonts w:asciiTheme="majorHAnsi" w:cstheme="majorBidi" w:hAnsiTheme="majorHAnsi" w:eastAsia="黑体"/>
         <w:b/>
         <w:bCs/>
       </w:rPr>
@@ -5733,14 +6078,14 @@
     </w:tblStylePr>
     <w:tblStylePr w:type="firstCol">
       <w:rPr>
-        <w:rFonts w:asciiTheme="majorHAnsi" w:cstheme="majorBidi" w:eastAsiaTheme="majorEastAsia" w:hAnsiTheme="majorHAnsi"/>
+        <w:rFonts w:asciiTheme="majorHAnsi" w:cstheme="majorBidi" w:hAnsiTheme="majorHAnsi" w:eastAsia="黑体"/>
         <w:b/>
         <w:bCs/>
       </w:rPr>
     </w:tblStylePr>
     <w:tblStylePr w:type="lastCol">
       <w:rPr>
-        <w:rFonts w:asciiTheme="majorHAnsi" w:cstheme="majorBidi" w:eastAsiaTheme="majorEastAsia" w:hAnsiTheme="majorHAnsi"/>
+        <w:rFonts w:asciiTheme="majorHAnsi" w:cstheme="majorBidi" w:hAnsiTheme="majorHAnsi" w:eastAsia="黑体"/>
         <w:b/>
         <w:bCs/>
       </w:rPr>
@@ -5824,7 +6169,7 @@
         <w:spacing w:after="0" w:before="0" w:line="240" w:lineRule="auto"/>
       </w:pPr>
       <w:rPr>
-        <w:rFonts w:asciiTheme="majorHAnsi" w:cstheme="majorBidi" w:eastAsiaTheme="majorEastAsia" w:hAnsiTheme="majorHAnsi"/>
+        <w:rFonts w:asciiTheme="majorHAnsi" w:cstheme="majorBidi" w:hAnsiTheme="majorHAnsi" w:eastAsia="黑体"/>
         <w:b/>
         <w:bCs/>
       </w:rPr>
@@ -5845,7 +6190,7 @@
         <w:spacing w:after="0" w:before="0" w:line="240" w:lineRule="auto"/>
       </w:pPr>
       <w:rPr>
-        <w:rFonts w:asciiTheme="majorHAnsi" w:cstheme="majorBidi" w:eastAsiaTheme="majorEastAsia" w:hAnsiTheme="majorHAnsi"/>
+        <w:rFonts w:asciiTheme="majorHAnsi" w:cstheme="majorBidi" w:hAnsiTheme="majorHAnsi" w:eastAsia="黑体"/>
         <w:b/>
         <w:bCs/>
       </w:rPr>
@@ -5863,14 +6208,14 @@
     </w:tblStylePr>
     <w:tblStylePr w:type="firstCol">
       <w:rPr>
-        <w:rFonts w:asciiTheme="majorHAnsi" w:cstheme="majorBidi" w:eastAsiaTheme="majorEastAsia" w:hAnsiTheme="majorHAnsi"/>
+        <w:rFonts w:asciiTheme="majorHAnsi" w:cstheme="majorBidi" w:hAnsiTheme="majorHAnsi" w:eastAsia="黑体"/>
         <w:b/>
         <w:bCs/>
       </w:rPr>
     </w:tblStylePr>
     <w:tblStylePr w:type="lastCol">
       <w:rPr>
-        <w:rFonts w:asciiTheme="majorHAnsi" w:cstheme="majorBidi" w:eastAsiaTheme="majorEastAsia" w:hAnsiTheme="majorHAnsi"/>
+        <w:rFonts w:asciiTheme="majorHAnsi" w:cstheme="majorBidi" w:hAnsiTheme="majorHAnsi" w:eastAsia="黑体"/>
         <w:b/>
         <w:bCs/>
       </w:rPr>
@@ -5954,7 +6299,7 @@
         <w:spacing w:after="0" w:before="0" w:line="240" w:lineRule="auto"/>
       </w:pPr>
       <w:rPr>
-        <w:rFonts w:asciiTheme="majorHAnsi" w:cstheme="majorBidi" w:eastAsiaTheme="majorEastAsia" w:hAnsiTheme="majorHAnsi"/>
+        <w:rFonts w:asciiTheme="majorHAnsi" w:cstheme="majorBidi" w:hAnsiTheme="majorHAnsi" w:eastAsia="黑体"/>
         <w:b/>
         <w:bCs/>
       </w:rPr>
@@ -5975,7 +6320,7 @@
         <w:spacing w:after="0" w:before="0" w:line="240" w:lineRule="auto"/>
       </w:pPr>
       <w:rPr>
-        <w:rFonts w:asciiTheme="majorHAnsi" w:cstheme="majorBidi" w:eastAsiaTheme="majorEastAsia" w:hAnsiTheme="majorHAnsi"/>
+        <w:rFonts w:asciiTheme="majorHAnsi" w:cstheme="majorBidi" w:hAnsiTheme="majorHAnsi" w:eastAsia="黑体"/>
         <w:b/>
         <w:bCs/>
       </w:rPr>
@@ -5993,14 +6338,14 @@
     </w:tblStylePr>
     <w:tblStylePr w:type="firstCol">
       <w:rPr>
-        <w:rFonts w:asciiTheme="majorHAnsi" w:cstheme="majorBidi" w:eastAsiaTheme="majorEastAsia" w:hAnsiTheme="majorHAnsi"/>
+        <w:rFonts w:asciiTheme="majorHAnsi" w:cstheme="majorBidi" w:hAnsiTheme="majorHAnsi" w:eastAsia="黑体"/>
         <w:b/>
         <w:bCs/>
       </w:rPr>
     </w:tblStylePr>
     <w:tblStylePr w:type="lastCol">
       <w:rPr>
-        <w:rFonts w:asciiTheme="majorHAnsi" w:cstheme="majorBidi" w:eastAsiaTheme="majorEastAsia" w:hAnsiTheme="majorHAnsi"/>
+        <w:rFonts w:asciiTheme="majorHAnsi" w:cstheme="majorBidi" w:hAnsiTheme="majorHAnsi" w:eastAsia="黑体"/>
         <w:b/>
         <w:bCs/>
       </w:rPr>
@@ -6084,7 +6429,7 @@
         <w:spacing w:after="0" w:before="0" w:line="240" w:lineRule="auto"/>
       </w:pPr>
       <w:rPr>
-        <w:rFonts w:asciiTheme="majorHAnsi" w:cstheme="majorBidi" w:eastAsiaTheme="majorEastAsia" w:hAnsiTheme="majorHAnsi"/>
+        <w:rFonts w:asciiTheme="majorHAnsi" w:cstheme="majorBidi" w:hAnsiTheme="majorHAnsi" w:eastAsia="黑体"/>
         <w:b/>
         <w:bCs/>
       </w:rPr>
@@ -6105,7 +6450,7 @@
         <w:spacing w:after="0" w:before="0" w:line="240" w:lineRule="auto"/>
       </w:pPr>
       <w:rPr>
-        <w:rFonts w:asciiTheme="majorHAnsi" w:cstheme="majorBidi" w:eastAsiaTheme="majorEastAsia" w:hAnsiTheme="majorHAnsi"/>
+        <w:rFonts w:asciiTheme="majorHAnsi" w:cstheme="majorBidi" w:hAnsiTheme="majorHAnsi" w:eastAsia="黑体"/>
         <w:b/>
         <w:bCs/>
       </w:rPr>
@@ -6123,14 +6468,14 @@
     </w:tblStylePr>
     <w:tblStylePr w:type="firstCol">
       <w:rPr>
-        <w:rFonts w:asciiTheme="majorHAnsi" w:cstheme="majorBidi" w:eastAsiaTheme="majorEastAsia" w:hAnsiTheme="majorHAnsi"/>
+        <w:rFonts w:asciiTheme="majorHAnsi" w:cstheme="majorBidi" w:hAnsiTheme="majorHAnsi" w:eastAsia="黑体"/>
         <w:b/>
         <w:bCs/>
       </w:rPr>
     </w:tblStylePr>
     <w:tblStylePr w:type="lastCol">
       <w:rPr>
-        <w:rFonts w:asciiTheme="majorHAnsi" w:cstheme="majorBidi" w:eastAsiaTheme="majorEastAsia" w:hAnsiTheme="majorHAnsi"/>
+        <w:rFonts w:asciiTheme="majorHAnsi" w:cstheme="majorBidi" w:hAnsiTheme="majorHAnsi" w:eastAsia="黑体"/>
         <w:b/>
         <w:bCs/>
       </w:rPr>
@@ -6213,6 +6558,7 @@
         <w:spacing w:after="0" w:before="0" w:line="240" w:lineRule="auto"/>
       </w:pPr>
       <w:rPr>
+        <w:rFonts w:eastAsia="黑体"/>
         <w:b/>
         <w:bCs/>
         <w:color w:themeColor="background1" w:val="FFFFFF"/>
@@ -6235,6 +6581,7 @@
         <w:spacing w:after="0" w:before="0" w:line="240" w:lineRule="auto"/>
       </w:pPr>
       <w:rPr>
+        <w:rFonts w:eastAsia="黑体"/>
         <w:b/>
         <w:bCs/>
       </w:rPr>
@@ -6252,12 +6599,14 @@
     </w:tblStylePr>
     <w:tblStylePr w:type="firstCol">
       <w:rPr>
+        <w:rFonts w:eastAsia="黑体"/>
         <w:b/>
         <w:bCs/>
       </w:rPr>
     </w:tblStylePr>
     <w:tblStylePr w:type="lastCol">
       <w:rPr>
+        <w:rFonts w:eastAsia="黑体"/>
         <w:b/>
         <w:bCs/>
       </w:rPr>
@@ -6319,6 +6668,7 @@
         <w:spacing w:after="0" w:before="0" w:line="240" w:lineRule="auto"/>
       </w:pPr>
       <w:rPr>
+        <w:rFonts w:eastAsia="黑体"/>
         <w:b/>
         <w:bCs/>
         <w:color w:themeColor="background1" w:val="FFFFFF"/>
@@ -6341,6 +6691,7 @@
         <w:spacing w:after="0" w:before="0" w:line="240" w:lineRule="auto"/>
       </w:pPr>
       <w:rPr>
+        <w:rFonts w:eastAsia="黑体"/>
         <w:b/>
         <w:bCs/>
       </w:rPr>
@@ -6358,12 +6709,14 @@
     </w:tblStylePr>
     <w:tblStylePr w:type="firstCol">
       <w:rPr>
+        <w:rFonts w:eastAsia="黑体"/>
         <w:b/>
         <w:bCs/>
       </w:rPr>
     </w:tblStylePr>
     <w:tblStylePr w:type="lastCol">
       <w:rPr>
+        <w:rFonts w:eastAsia="黑体"/>
         <w:b/>
         <w:bCs/>
       </w:rPr>
@@ -6425,6 +6778,7 @@
         <w:spacing w:after="0" w:before="0" w:line="240" w:lineRule="auto"/>
       </w:pPr>
       <w:rPr>
+        <w:rFonts w:eastAsia="黑体"/>
         <w:b/>
         <w:bCs/>
         <w:color w:themeColor="background1" w:val="FFFFFF"/>
@@ -6447,6 +6801,7 @@
         <w:spacing w:after="0" w:before="0" w:line="240" w:lineRule="auto"/>
       </w:pPr>
       <w:rPr>
+        <w:rFonts w:eastAsia="黑体"/>
         <w:b/>
         <w:bCs/>
       </w:rPr>
@@ -6464,12 +6819,14 @@
     </w:tblStylePr>
     <w:tblStylePr w:type="firstCol">
       <w:rPr>
+        <w:rFonts w:eastAsia="黑体"/>
         <w:b/>
         <w:bCs/>
       </w:rPr>
     </w:tblStylePr>
     <w:tblStylePr w:type="lastCol">
       <w:rPr>
+        <w:rFonts w:eastAsia="黑体"/>
         <w:b/>
         <w:bCs/>
       </w:rPr>
@@ -6531,6 +6888,7 @@
         <w:spacing w:after="0" w:before="0" w:line="240" w:lineRule="auto"/>
       </w:pPr>
       <w:rPr>
+        <w:rFonts w:eastAsia="黑体"/>
         <w:b/>
         <w:bCs/>
         <w:color w:themeColor="background1" w:val="FFFFFF"/>
@@ -6553,6 +6911,7 @@
         <w:spacing w:after="0" w:before="0" w:line="240" w:lineRule="auto"/>
       </w:pPr>
       <w:rPr>
+        <w:rFonts w:eastAsia="黑体"/>
         <w:b/>
         <w:bCs/>
       </w:rPr>
@@ -6570,12 +6929,14 @@
     </w:tblStylePr>
     <w:tblStylePr w:type="firstCol">
       <w:rPr>
+        <w:rFonts w:eastAsia="黑体"/>
         <w:b/>
         <w:bCs/>
       </w:rPr>
     </w:tblStylePr>
     <w:tblStylePr w:type="lastCol">
       <w:rPr>
+        <w:rFonts w:eastAsia="黑体"/>
         <w:b/>
         <w:bCs/>
       </w:rPr>
@@ -6637,6 +6998,7 @@
         <w:spacing w:after="0" w:before="0" w:line="240" w:lineRule="auto"/>
       </w:pPr>
       <w:rPr>
+        <w:rFonts w:eastAsia="黑体"/>
         <w:b/>
         <w:bCs/>
         <w:color w:themeColor="background1" w:val="FFFFFF"/>
@@ -6659,6 +7021,7 @@
         <w:spacing w:after="0" w:before="0" w:line="240" w:lineRule="auto"/>
       </w:pPr>
       <w:rPr>
+        <w:rFonts w:eastAsia="黑体"/>
         <w:b/>
         <w:bCs/>
       </w:rPr>
@@ -6676,12 +7039,14 @@
     </w:tblStylePr>
     <w:tblStylePr w:type="firstCol">
       <w:rPr>
+        <w:rFonts w:eastAsia="黑体"/>
         <w:b/>
         <w:bCs/>
       </w:rPr>
     </w:tblStylePr>
     <w:tblStylePr w:type="lastCol">
       <w:rPr>
+        <w:rFonts w:eastAsia="黑体"/>
         <w:b/>
         <w:bCs/>
       </w:rPr>
@@ -6743,6 +7108,7 @@
         <w:spacing w:after="0" w:before="0" w:line="240" w:lineRule="auto"/>
       </w:pPr>
       <w:rPr>
+        <w:rFonts w:eastAsia="黑体"/>
         <w:b/>
         <w:bCs/>
         <w:color w:themeColor="background1" w:val="FFFFFF"/>
@@ -6765,6 +7131,7 @@
         <w:spacing w:after="0" w:before="0" w:line="240" w:lineRule="auto"/>
       </w:pPr>
       <w:rPr>
+        <w:rFonts w:eastAsia="黑体"/>
         <w:b/>
         <w:bCs/>
       </w:rPr>
@@ -6782,12 +7149,14 @@
     </w:tblStylePr>
     <w:tblStylePr w:type="firstCol">
       <w:rPr>
+        <w:rFonts w:eastAsia="黑体"/>
         <w:b/>
         <w:bCs/>
       </w:rPr>
     </w:tblStylePr>
     <w:tblStylePr w:type="lastCol">
       <w:rPr>
+        <w:rFonts w:eastAsia="黑体"/>
         <w:b/>
         <w:bCs/>
       </w:rPr>
@@ -6849,6 +7218,7 @@
         <w:spacing w:after="0" w:before="0" w:line="240" w:lineRule="auto"/>
       </w:pPr>
       <w:rPr>
+        <w:rFonts w:eastAsia="黑体"/>
         <w:b/>
         <w:bCs/>
         <w:color w:themeColor="background1" w:val="FFFFFF"/>
@@ -6871,6 +7241,7 @@
         <w:spacing w:after="0" w:before="0" w:line="240" w:lineRule="auto"/>
       </w:pPr>
       <w:rPr>
+        <w:rFonts w:eastAsia="黑体"/>
         <w:b/>
         <w:bCs/>
       </w:rPr>
@@ -6888,12 +7259,14 @@
     </w:tblStylePr>
     <w:tblStylePr w:type="firstCol">
       <w:rPr>
+        <w:rFonts w:eastAsia="黑体"/>
         <w:b/>
         <w:bCs/>
       </w:rPr>
     </w:tblStylePr>
     <w:tblStylePr w:type="lastCol">
       <w:rPr>
+        <w:rFonts w:eastAsia="黑体"/>
         <w:b/>
         <w:bCs/>
       </w:rPr>
@@ -6952,6 +7325,7 @@
         <w:spacing w:after="0" w:before="0" w:line="240" w:lineRule="auto"/>
       </w:pPr>
       <w:rPr>
+        <w:rFonts w:eastAsia="黑体"/>
         <w:b/>
         <w:bCs/>
         <w:color w:themeColor="background1" w:val="FFFFFF"/>
@@ -6974,6 +7348,7 @@
         <w:spacing w:after="0" w:before="0" w:line="240" w:lineRule="auto"/>
       </w:pPr>
       <w:rPr>
+        <w:rFonts w:eastAsia="黑体"/>
         <w:color w:val="auto"/>
       </w:rPr>
       <w:tblPr/>
@@ -6991,6 +7366,7 @@
     </w:tblStylePr>
     <w:tblStylePr w:type="firstCol">
       <w:rPr>
+        <w:rFonts w:eastAsia="黑体"/>
         <w:b/>
         <w:bCs/>
         <w:color w:themeColor="background1" w:val="FFFFFF"/>
@@ -7010,6 +7386,7 @@
     </w:tblStylePr>
     <w:tblStylePr w:type="lastCol">
       <w:rPr>
+        <w:rFonts w:eastAsia="黑体"/>
         <w:b/>
         <w:bCs/>
         <w:color w:themeColor="background1" w:val="FFFFFF"/>
@@ -7058,6 +7435,7 @@
     </w:tblStylePr>
     <w:tblStylePr w:type="nwCell">
       <w:rPr>
+        <w:rFonts w:eastAsia="黑体"/>
         <w:color w:themeColor="background1" w:val="FFFFFF"/>
       </w:rPr>
       <w:tblPr/>
@@ -7101,6 +7479,7 @@
         <w:spacing w:after="0" w:before="0" w:line="240" w:lineRule="auto"/>
       </w:pPr>
       <w:rPr>
+        <w:rFonts w:eastAsia="黑体"/>
         <w:b/>
         <w:bCs/>
         <w:color w:themeColor="background1" w:val="FFFFFF"/>
@@ -7123,6 +7502,7 @@
         <w:spacing w:after="0" w:before="0" w:line="240" w:lineRule="auto"/>
       </w:pPr>
       <w:rPr>
+        <w:rFonts w:eastAsia="黑体"/>
         <w:color w:val="auto"/>
       </w:rPr>
       <w:tblPr/>
@@ -7140,6 +7520,7 @@
     </w:tblStylePr>
     <w:tblStylePr w:type="firstCol">
       <w:rPr>
+        <w:rFonts w:eastAsia="黑体"/>
         <w:b/>
         <w:bCs/>
         <w:color w:themeColor="background1" w:val="FFFFFF"/>
@@ -7159,6 +7540,7 @@
     </w:tblStylePr>
     <w:tblStylePr w:type="lastCol">
       <w:rPr>
+        <w:rFonts w:eastAsia="黑体"/>
         <w:b/>
         <w:bCs/>
         <w:color w:themeColor="background1" w:val="FFFFFF"/>
@@ -7207,6 +7589,7 @@
     </w:tblStylePr>
     <w:tblStylePr w:type="nwCell">
       <w:rPr>
+        <w:rFonts w:eastAsia="黑体"/>
         <w:color w:themeColor="background1" w:val="FFFFFF"/>
       </w:rPr>
       <w:tblPr/>
@@ -7250,6 +7633,7 @@
         <w:spacing w:after="0" w:before="0" w:line="240" w:lineRule="auto"/>
       </w:pPr>
       <w:rPr>
+        <w:rFonts w:eastAsia="黑体"/>
         <w:b/>
         <w:bCs/>
         <w:color w:themeColor="background1" w:val="FFFFFF"/>
@@ -7272,6 +7656,7 @@
         <w:spacing w:after="0" w:before="0" w:line="240" w:lineRule="auto"/>
       </w:pPr>
       <w:rPr>
+        <w:rFonts w:eastAsia="黑体"/>
         <w:color w:val="auto"/>
       </w:rPr>
       <w:tblPr/>
@@ -7289,6 +7674,7 @@
     </w:tblStylePr>
     <w:tblStylePr w:type="firstCol">
       <w:rPr>
+        <w:rFonts w:eastAsia="黑体"/>
         <w:b/>
         <w:bCs/>
         <w:color w:themeColor="background1" w:val="FFFFFF"/>
@@ -7308,6 +7694,7 @@
     </w:tblStylePr>
     <w:tblStylePr w:type="lastCol">
       <w:rPr>
+        <w:rFonts w:eastAsia="黑体"/>
         <w:b/>
         <w:bCs/>
         <w:color w:themeColor="background1" w:val="FFFFFF"/>
@@ -7356,6 +7743,7 @@
     </w:tblStylePr>
     <w:tblStylePr w:type="nwCell">
       <w:rPr>
+        <w:rFonts w:eastAsia="黑体"/>
         <w:color w:themeColor="background1" w:val="FFFFFF"/>
       </w:rPr>
       <w:tblPr/>
@@ -7399,6 +7787,7 @@
         <w:spacing w:after="0" w:before="0" w:line="240" w:lineRule="auto"/>
       </w:pPr>
       <w:rPr>
+        <w:rFonts w:eastAsia="黑体"/>
         <w:b/>
         <w:bCs/>
         <w:color w:themeColor="background1" w:val="FFFFFF"/>
@@ -7421,6 +7810,7 @@
         <w:spacing w:after="0" w:before="0" w:line="240" w:lineRule="auto"/>
       </w:pPr>
       <w:rPr>
+        <w:rFonts w:eastAsia="黑体"/>
         <w:color w:val="auto"/>
       </w:rPr>
       <w:tblPr/>
@@ -7438,6 +7828,7 @@
     </w:tblStylePr>
     <w:tblStylePr w:type="firstCol">
       <w:rPr>
+        <w:rFonts w:eastAsia="黑体"/>
         <w:b/>
         <w:bCs/>
         <w:color w:themeColor="background1" w:val="FFFFFF"/>
@@ -7457,6 +7848,7 @@
     </w:tblStylePr>
     <w:tblStylePr w:type="lastCol">
       <w:rPr>
+        <w:rFonts w:eastAsia="黑体"/>
         <w:b/>
         <w:bCs/>
         <w:color w:themeColor="background1" w:val="FFFFFF"/>
@@ -7505,6 +7897,7 @@
     </w:tblStylePr>
     <w:tblStylePr w:type="nwCell">
       <w:rPr>
+        <w:rFonts w:eastAsia="黑体"/>
         <w:color w:themeColor="background1" w:val="FFFFFF"/>
       </w:rPr>
       <w:tblPr/>
@@ -7548,6 +7941,7 @@
         <w:spacing w:after="0" w:before="0" w:line="240" w:lineRule="auto"/>
       </w:pPr>
       <w:rPr>
+        <w:rFonts w:eastAsia="黑体"/>
         <w:b/>
         <w:bCs/>
         <w:color w:themeColor="background1" w:val="FFFFFF"/>
@@ -7570,6 +7964,7 @@
         <w:spacing w:after="0" w:before="0" w:line="240" w:lineRule="auto"/>
       </w:pPr>
       <w:rPr>
+        <w:rFonts w:eastAsia="黑体"/>
         <w:color w:val="auto"/>
       </w:rPr>
       <w:tblPr/>
@@ -7587,6 +7982,7 @@
     </w:tblStylePr>
     <w:tblStylePr w:type="firstCol">
       <w:rPr>
+        <w:rFonts w:eastAsia="黑体"/>
         <w:b/>
         <w:bCs/>
         <w:color w:themeColor="background1" w:val="FFFFFF"/>
@@ -7606,6 +8002,7 @@
     </w:tblStylePr>
     <w:tblStylePr w:type="lastCol">
       <w:rPr>
+        <w:rFonts w:eastAsia="黑体"/>
         <w:b/>
         <w:bCs/>
         <w:color w:themeColor="background1" w:val="FFFFFF"/>
@@ -7654,6 +8051,7 @@
     </w:tblStylePr>
     <w:tblStylePr w:type="nwCell">
       <w:rPr>
+        <w:rFonts w:eastAsia="黑体"/>
         <w:color w:themeColor="background1" w:val="FFFFFF"/>
       </w:rPr>
       <w:tblPr/>
@@ -7697,6 +8095,7 @@
         <w:spacing w:after="0" w:before="0" w:line="240" w:lineRule="auto"/>
       </w:pPr>
       <w:rPr>
+        <w:rFonts w:eastAsia="黑体"/>
         <w:b/>
         <w:bCs/>
         <w:color w:themeColor="background1" w:val="FFFFFF"/>
@@ -7719,6 +8118,7 @@
         <w:spacing w:after="0" w:before="0" w:line="240" w:lineRule="auto"/>
       </w:pPr>
       <w:rPr>
+        <w:rFonts w:eastAsia="黑体"/>
         <w:color w:val="auto"/>
       </w:rPr>
       <w:tblPr/>
@@ -7736,6 +8136,7 @@
     </w:tblStylePr>
     <w:tblStylePr w:type="firstCol">
       <w:rPr>
+        <w:rFonts w:eastAsia="黑体"/>
         <w:b/>
         <w:bCs/>
         <w:color w:themeColor="background1" w:val="FFFFFF"/>
@@ -7755,6 +8156,7 @@
     </w:tblStylePr>
     <w:tblStylePr w:type="lastCol">
       <w:rPr>
+        <w:rFonts w:eastAsia="黑体"/>
         <w:b/>
         <w:bCs/>
         <w:color w:themeColor="background1" w:val="FFFFFF"/>
@@ -7803,6 +8205,7 @@
     </w:tblStylePr>
     <w:tblStylePr w:type="nwCell">
       <w:rPr>
+        <w:rFonts w:eastAsia="黑体"/>
         <w:color w:themeColor="background1" w:val="FFFFFF"/>
       </w:rPr>
       <w:tblPr/>
@@ -7846,6 +8249,7 @@
         <w:spacing w:after="0" w:before="0" w:line="240" w:lineRule="auto"/>
       </w:pPr>
       <w:rPr>
+        <w:rFonts w:eastAsia="黑体"/>
         <w:b/>
         <w:bCs/>
         <w:color w:themeColor="background1" w:val="FFFFFF"/>
@@ -7868,6 +8272,7 @@
         <w:spacing w:after="0" w:before="0" w:line="240" w:lineRule="auto"/>
       </w:pPr>
       <w:rPr>
+        <w:rFonts w:eastAsia="黑体"/>
         <w:color w:val="auto"/>
       </w:rPr>
       <w:tblPr/>
@@ -7885,6 +8290,7 @@
     </w:tblStylePr>
     <w:tblStylePr w:type="firstCol">
       <w:rPr>
+        <w:rFonts w:eastAsia="黑体"/>
         <w:b/>
         <w:bCs/>
         <w:color w:themeColor="background1" w:val="FFFFFF"/>
@@ -7904,6 +8310,7 @@
     </w:tblStylePr>
     <w:tblStylePr w:type="lastCol">
       <w:rPr>
+        <w:rFonts w:eastAsia="黑体"/>
         <w:b/>
         <w:bCs/>
         <w:color w:themeColor="background1" w:val="FFFFFF"/>
@@ -7952,6 +8359,7 @@
     </w:tblStylePr>
     <w:tblStylePr w:type="nwCell">
       <w:rPr>
+        <w:rFonts w:eastAsia="黑体"/>
         <w:color w:themeColor="background1" w:val="FFFFFF"/>
       </w:rPr>
       <w:tblPr/>
@@ -7976,6 +8384,7 @@
       <w:spacing w:after="0" w:line="240" w:lineRule="auto"/>
     </w:pPr>
     <w:rPr>
+      <w:rFonts w:eastAsia="黑体"/>
       <w:color w:themeColor="text1" w:val="000000"/>
     </w:rPr>
     <w:tblPr>
@@ -7995,7 +8404,7 @@
     </w:tblPr>
     <w:tblStylePr w:type="firstRow">
       <w:rPr>
-        <w:rFonts w:asciiTheme="majorHAnsi" w:cstheme="majorBidi" w:eastAsiaTheme="majorEastAsia" w:hAnsiTheme="majorHAnsi"/>
+        <w:rFonts w:asciiTheme="majorHAnsi" w:cstheme="majorBidi" w:hAnsiTheme="majorHAnsi" w:eastAsia="黑体"/>
       </w:rPr>
       <w:tblPr/>
       <w:tcPr>
@@ -8007,6 +8416,7 @@
     </w:tblStylePr>
     <w:tblStylePr w:type="lastRow">
       <w:rPr>
+        <w:rFonts w:eastAsia="黑体"/>
         <w:b/>
         <w:bCs/>
         <w:color w:themeColor="text2" w:val="1F497D"/>
@@ -8021,12 +8431,14 @@
     </w:tblStylePr>
     <w:tblStylePr w:type="firstCol">
       <w:rPr>
+        <w:rFonts w:eastAsia="黑体"/>
         <w:b/>
         <w:bCs/>
       </w:rPr>
     </w:tblStylePr>
     <w:tblStylePr w:type="lastCol">
       <w:rPr>
+        <w:rFonts w:eastAsia="黑体"/>
         <w:b/>
         <w:bCs/>
       </w:rPr>
@@ -8060,6 +8472,7 @@
       <w:spacing w:after="0" w:line="240" w:lineRule="auto"/>
     </w:pPr>
     <w:rPr>
+      <w:rFonts w:eastAsia="黑体"/>
       <w:color w:themeColor="text1" w:val="000000"/>
     </w:rPr>
     <w:tblPr>
@@ -8079,7 +8492,7 @@
     </w:tblPr>
     <w:tblStylePr w:type="firstRow">
       <w:rPr>
-        <w:rFonts w:asciiTheme="majorHAnsi" w:cstheme="majorBidi" w:eastAsiaTheme="majorEastAsia" w:hAnsiTheme="majorHAnsi"/>
+        <w:rFonts w:asciiTheme="majorHAnsi" w:cstheme="majorBidi" w:hAnsiTheme="majorHAnsi" w:eastAsia="黑体"/>
       </w:rPr>
       <w:tblPr/>
       <w:tcPr>
@@ -8091,6 +8504,7 @@
     </w:tblStylePr>
     <w:tblStylePr w:type="lastRow">
       <w:rPr>
+        <w:rFonts w:eastAsia="黑体"/>
         <w:b/>
         <w:bCs/>
         <w:color w:themeColor="text2" w:val="1F497D"/>
@@ -8105,12 +8519,14 @@
     </w:tblStylePr>
     <w:tblStylePr w:type="firstCol">
       <w:rPr>
+        <w:rFonts w:eastAsia="黑体"/>
         <w:b/>
         <w:bCs/>
       </w:rPr>
     </w:tblStylePr>
     <w:tblStylePr w:type="lastCol">
       <w:rPr>
+        <w:rFonts w:eastAsia="黑体"/>
         <w:b/>
         <w:bCs/>
       </w:rPr>
@@ -8144,6 +8560,7 @@
       <w:spacing w:after="0" w:line="240" w:lineRule="auto"/>
     </w:pPr>
     <w:rPr>
+      <w:rFonts w:eastAsia="黑体"/>
       <w:color w:themeColor="text1" w:val="000000"/>
     </w:rPr>
     <w:tblPr>
@@ -8163,7 +8580,7 @@
     </w:tblPr>
     <w:tblStylePr w:type="firstRow">
       <w:rPr>
-        <w:rFonts w:asciiTheme="majorHAnsi" w:cstheme="majorBidi" w:eastAsiaTheme="majorEastAsia" w:hAnsiTheme="majorHAnsi"/>
+        <w:rFonts w:asciiTheme="majorHAnsi" w:cstheme="majorBidi" w:hAnsiTheme="majorHAnsi" w:eastAsia="黑体"/>
       </w:rPr>
       <w:tblPr/>
       <w:tcPr>
@@ -8175,6 +8592,7 @@
     </w:tblStylePr>
     <w:tblStylePr w:type="lastRow">
       <w:rPr>
+        <w:rFonts w:eastAsia="黑体"/>
         <w:b/>
         <w:bCs/>
         <w:color w:themeColor="text2" w:val="1F497D"/>
@@ -8189,12 +8607,14 @@
     </w:tblStylePr>
     <w:tblStylePr w:type="firstCol">
       <w:rPr>
+        <w:rFonts w:eastAsia="黑体"/>
         <w:b/>
         <w:bCs/>
       </w:rPr>
     </w:tblStylePr>
     <w:tblStylePr w:type="lastCol">
       <w:rPr>
+        <w:rFonts w:eastAsia="黑体"/>
         <w:b/>
         <w:bCs/>
       </w:rPr>
@@ -8228,6 +8648,7 @@
       <w:spacing w:after="0" w:line="240" w:lineRule="auto"/>
     </w:pPr>
     <w:rPr>
+      <w:rFonts w:eastAsia="黑体"/>
       <w:color w:themeColor="text1" w:val="000000"/>
     </w:rPr>
     <w:tblPr>
@@ -8247,7 +8668,7 @@
     </w:tblPr>
     <w:tblStylePr w:type="firstRow">
       <w:rPr>
-        <w:rFonts w:asciiTheme="majorHAnsi" w:cstheme="majorBidi" w:eastAsiaTheme="majorEastAsia" w:hAnsiTheme="majorHAnsi"/>
+        <w:rFonts w:asciiTheme="majorHAnsi" w:cstheme="majorBidi" w:hAnsiTheme="majorHAnsi" w:eastAsia="黑体"/>
       </w:rPr>
       <w:tblPr/>
       <w:tcPr>
@@ -8259,6 +8680,7 @@
     </w:tblStylePr>
     <w:tblStylePr w:type="lastRow">
       <w:rPr>
+        <w:rFonts w:eastAsia="黑体"/>
         <w:b/>
         <w:bCs/>
         <w:color w:themeColor="text2" w:val="1F497D"/>
@@ -8273,12 +8695,14 @@
     </w:tblStylePr>
     <w:tblStylePr w:type="firstCol">
       <w:rPr>
+        <w:rFonts w:eastAsia="黑体"/>
         <w:b/>
         <w:bCs/>
       </w:rPr>
     </w:tblStylePr>
     <w:tblStylePr w:type="lastCol">
       <w:rPr>
+        <w:rFonts w:eastAsia="黑体"/>
         <w:b/>
         <w:bCs/>
       </w:rPr>
@@ -8312,6 +8736,7 @@
       <w:spacing w:after="0" w:line="240" w:lineRule="auto"/>
     </w:pPr>
     <w:rPr>
+      <w:rFonts w:eastAsia="黑体"/>
       <w:color w:themeColor="text1" w:val="000000"/>
     </w:rPr>
     <w:tblPr>
@@ -8331,7 +8756,7 @@
     </w:tblPr>
     <w:tblStylePr w:type="firstRow">
       <w:rPr>
-        <w:rFonts w:asciiTheme="majorHAnsi" w:cstheme="majorBidi" w:eastAsiaTheme="majorEastAsia" w:hAnsiTheme="majorHAnsi"/>
+        <w:rFonts w:asciiTheme="majorHAnsi" w:cstheme="majorBidi" w:hAnsiTheme="majorHAnsi" w:eastAsia="黑体"/>
       </w:rPr>
       <w:tblPr/>
       <w:tcPr>
@@ -8343,6 +8768,7 @@
     </w:tblStylePr>
     <w:tblStylePr w:type="lastRow">
       <w:rPr>
+        <w:rFonts w:eastAsia="黑体"/>
         <w:b/>
         <w:bCs/>
         <w:color w:themeColor="text2" w:val="1F497D"/>
@@ -8357,12 +8783,14 @@
     </w:tblStylePr>
     <w:tblStylePr w:type="firstCol">
       <w:rPr>
+        <w:rFonts w:eastAsia="黑体"/>
         <w:b/>
         <w:bCs/>
       </w:rPr>
     </w:tblStylePr>
     <w:tblStylePr w:type="lastCol">
       <w:rPr>
+        <w:rFonts w:eastAsia="黑体"/>
         <w:b/>
         <w:bCs/>
       </w:rPr>
@@ -8396,6 +8824,7 @@
       <w:spacing w:after="0" w:line="240" w:lineRule="auto"/>
     </w:pPr>
     <w:rPr>
+      <w:rFonts w:eastAsia="黑体"/>
       <w:color w:themeColor="text1" w:val="000000"/>
     </w:rPr>
     <w:tblPr>
@@ -8415,7 +8844,7 @@
     </w:tblPr>
     <w:tblStylePr w:type="firstRow">
       <w:rPr>
-        <w:rFonts w:asciiTheme="majorHAnsi" w:cstheme="majorBidi" w:eastAsiaTheme="majorEastAsia" w:hAnsiTheme="majorHAnsi"/>
+        <w:rFonts w:asciiTheme="majorHAnsi" w:cstheme="majorBidi" w:hAnsiTheme="majorHAnsi" w:eastAsia="黑体"/>
       </w:rPr>
       <w:tblPr/>
       <w:tcPr>
@@ -8427,6 +8856,7 @@
     </w:tblStylePr>
     <w:tblStylePr w:type="lastRow">
       <w:rPr>
+        <w:rFonts w:eastAsia="黑体"/>
         <w:b/>
         <w:bCs/>
         <w:color w:themeColor="text2" w:val="1F497D"/>
@@ -8441,12 +8871,14 @@
     </w:tblStylePr>
     <w:tblStylePr w:type="firstCol">
       <w:rPr>
+        <w:rFonts w:eastAsia="黑体"/>
         <w:b/>
         <w:bCs/>
       </w:rPr>
     </w:tblStylePr>
     <w:tblStylePr w:type="lastCol">
       <w:rPr>
+        <w:rFonts w:eastAsia="黑体"/>
         <w:b/>
         <w:bCs/>
       </w:rPr>
@@ -8480,6 +8912,7 @@
       <w:spacing w:after="0" w:line="240" w:lineRule="auto"/>
     </w:pPr>
     <w:rPr>
+      <w:rFonts w:eastAsia="黑体"/>
       <w:color w:themeColor="text1" w:val="000000"/>
     </w:rPr>
     <w:tblPr>
@@ -8499,7 +8932,7 @@
     </w:tblPr>
     <w:tblStylePr w:type="firstRow">
       <w:rPr>
-        <w:rFonts w:asciiTheme="majorHAnsi" w:cstheme="majorBidi" w:eastAsiaTheme="majorEastAsia" w:hAnsiTheme="majorHAnsi"/>
+        <w:rFonts w:asciiTheme="majorHAnsi" w:cstheme="majorBidi" w:hAnsiTheme="majorHAnsi" w:eastAsia="黑体"/>
       </w:rPr>
       <w:tblPr/>
       <w:tcPr>
@@ -8511,6 +8944,7 @@
     </w:tblStylePr>
     <w:tblStylePr w:type="lastRow">
       <w:rPr>
+        <w:rFonts w:eastAsia="黑体"/>
         <w:b/>
         <w:bCs/>
         <w:color w:themeColor="text2" w:val="1F497D"/>
@@ -8525,12 +8959,14 @@
     </w:tblStylePr>
     <w:tblStylePr w:type="firstCol">
       <w:rPr>
+        <w:rFonts w:eastAsia="黑体"/>
         <w:b/>
         <w:bCs/>
       </w:rPr>
     </w:tblStylePr>
     <w:tblStylePr w:type="lastCol">
       <w:rPr>
+        <w:rFonts w:eastAsia="黑体"/>
         <w:b/>
         <w:bCs/>
       </w:rPr>
@@ -8564,7 +9000,7 @@
       <w:spacing w:after="0" w:line="240" w:lineRule="auto"/>
     </w:pPr>
     <w:rPr>
-      <w:rFonts w:asciiTheme="majorHAnsi" w:cstheme="majorBidi" w:eastAsiaTheme="majorEastAsia" w:hAnsiTheme="majorHAnsi"/>
+      <w:rFonts w:asciiTheme="majorHAnsi" w:cstheme="majorBidi" w:hAnsiTheme="majorHAnsi" w:eastAsia="黑体"/>
       <w:color w:themeColor="text1" w:val="000000"/>
     </w:rPr>
     <w:tblPr>
@@ -8586,6 +9022,7 @@
     </w:tblPr>
     <w:tblStylePr w:type="firstRow">
       <w:rPr>
+        <w:rFonts w:eastAsia="黑体"/>
         <w:sz w:val="24"/>
         <w:szCs w:val="24"/>
       </w:rPr>
@@ -8692,7 +9129,7 @@
       <w:spacing w:after="0" w:line="240" w:lineRule="auto"/>
     </w:pPr>
     <w:rPr>
-      <w:rFonts w:asciiTheme="majorHAnsi" w:cstheme="majorBidi" w:eastAsiaTheme="majorEastAsia" w:hAnsiTheme="majorHAnsi"/>
+      <w:rFonts w:asciiTheme="majorHAnsi" w:cstheme="majorBidi" w:hAnsiTheme="majorHAnsi" w:eastAsia="黑体"/>
       <w:color w:themeColor="text1" w:val="000000"/>
     </w:rPr>
     <w:tblPr>
@@ -8714,6 +9151,7 @@
     </w:tblPr>
     <w:tblStylePr w:type="firstRow">
       <w:rPr>
+        <w:rFonts w:eastAsia="黑体"/>
         <w:sz w:val="24"/>
         <w:szCs w:val="24"/>
       </w:rPr>
@@ -8820,7 +9258,7 @@
       <w:spacing w:after="0" w:line="240" w:lineRule="auto"/>
     </w:pPr>
     <w:rPr>
-      <w:rFonts w:asciiTheme="majorHAnsi" w:cstheme="majorBidi" w:eastAsiaTheme="majorEastAsia" w:hAnsiTheme="majorHAnsi"/>
+      <w:rFonts w:asciiTheme="majorHAnsi" w:cstheme="majorBidi" w:hAnsiTheme="majorHAnsi" w:eastAsia="黑体"/>
       <w:color w:themeColor="text1" w:val="000000"/>
     </w:rPr>
     <w:tblPr>
@@ -8842,6 +9280,7 @@
     </w:tblPr>
     <w:tblStylePr w:type="firstRow">
       <w:rPr>
+        <w:rFonts w:eastAsia="黑体"/>
         <w:sz w:val="24"/>
         <w:szCs w:val="24"/>
       </w:rPr>
@@ -8948,7 +9387,7 @@
       <w:spacing w:after="0" w:line="240" w:lineRule="auto"/>
     </w:pPr>
     <w:rPr>
-      <w:rFonts w:asciiTheme="majorHAnsi" w:cstheme="majorBidi" w:eastAsiaTheme="majorEastAsia" w:hAnsiTheme="majorHAnsi"/>
+      <w:rFonts w:asciiTheme="majorHAnsi" w:cstheme="majorBidi" w:hAnsiTheme="majorHAnsi" w:eastAsia="黑体"/>
       <w:color w:themeColor="text1" w:val="000000"/>
     </w:rPr>
     <w:tblPr>
@@ -8970,6 +9409,7 @@
     </w:tblPr>
     <w:tblStylePr w:type="firstRow">
       <w:rPr>
+        <w:rFonts w:eastAsia="黑体"/>
         <w:sz w:val="24"/>
         <w:szCs w:val="24"/>
       </w:rPr>
@@ -9076,7 +9516,7 @@
       <w:spacing w:after="0" w:line="240" w:lineRule="auto"/>
     </w:pPr>
     <w:rPr>
-      <w:rFonts w:asciiTheme="majorHAnsi" w:cstheme="majorBidi" w:eastAsiaTheme="majorEastAsia" w:hAnsiTheme="majorHAnsi"/>
+      <w:rFonts w:asciiTheme="majorHAnsi" w:cstheme="majorBidi" w:hAnsiTheme="majorHAnsi" w:eastAsia="黑体"/>
       <w:color w:themeColor="text1" w:val="000000"/>
     </w:rPr>
     <w:tblPr>
@@ -9098,6 +9538,7 @@
     </w:tblPr>
     <w:tblStylePr w:type="firstRow">
       <w:rPr>
+        <w:rFonts w:eastAsia="黑体"/>
         <w:sz w:val="24"/>
         <w:szCs w:val="24"/>
       </w:rPr>
@@ -9204,7 +9645,7 @@
       <w:spacing w:after="0" w:line="240" w:lineRule="auto"/>
     </w:pPr>
     <w:rPr>
-      <w:rFonts w:asciiTheme="majorHAnsi" w:cstheme="majorBidi" w:eastAsiaTheme="majorEastAsia" w:hAnsiTheme="majorHAnsi"/>
+      <w:rFonts w:asciiTheme="majorHAnsi" w:cstheme="majorBidi" w:hAnsiTheme="majorHAnsi" w:eastAsia="黑体"/>
       <w:color w:themeColor="text1" w:val="000000"/>
     </w:rPr>
     <w:tblPr>
@@ -9226,6 +9667,7 @@
     </w:tblPr>
     <w:tblStylePr w:type="firstRow">
       <w:rPr>
+        <w:rFonts w:eastAsia="黑体"/>
         <w:sz w:val="24"/>
         <w:szCs w:val="24"/>
       </w:rPr>
@@ -9332,7 +9774,7 @@
       <w:spacing w:after="0" w:line="240" w:lineRule="auto"/>
     </w:pPr>
     <w:rPr>
-      <w:rFonts w:asciiTheme="majorHAnsi" w:cstheme="majorBidi" w:eastAsiaTheme="majorEastAsia" w:hAnsiTheme="majorHAnsi"/>
+      <w:rFonts w:asciiTheme="majorHAnsi" w:cstheme="majorBidi" w:hAnsiTheme="majorHAnsi" w:eastAsia="黑体"/>
       <w:color w:themeColor="text1" w:val="000000"/>
     </w:rPr>
     <w:tblPr>
@@ -9354,6 +9796,7 @@
     </w:tblPr>
     <w:tblStylePr w:type="firstRow">
       <w:rPr>
+        <w:rFonts w:eastAsia="黑体"/>
         <w:sz w:val="24"/>
         <w:szCs w:val="24"/>
       </w:rPr>
@@ -9483,12 +9926,14 @@
     </w:tcPr>
     <w:tblStylePr w:type="firstRow">
       <w:rPr>
+        <w:rFonts w:eastAsia="黑体"/>
         <w:b/>
         <w:bCs/>
       </w:rPr>
     </w:tblStylePr>
     <w:tblStylePr w:type="lastRow">
       <w:rPr>
+        <w:rFonts w:eastAsia="黑体"/>
         <w:b/>
         <w:bCs/>
       </w:rPr>
@@ -9501,12 +9946,14 @@
     </w:tblStylePr>
     <w:tblStylePr w:type="firstCol">
       <w:rPr>
+        <w:rFonts w:eastAsia="黑体"/>
         <w:b/>
         <w:bCs/>
       </w:rPr>
     </w:tblStylePr>
     <w:tblStylePr w:type="lastCol">
       <w:rPr>
+        <w:rFonts w:eastAsia="黑体"/>
         <w:b/>
         <w:bCs/>
       </w:rPr>
@@ -9556,12 +10003,14 @@
     </w:tcPr>
     <w:tblStylePr w:type="firstRow">
       <w:rPr>
+        <w:rFonts w:eastAsia="黑体"/>
         <w:b/>
         <w:bCs/>
       </w:rPr>
     </w:tblStylePr>
     <w:tblStylePr w:type="lastRow">
       <w:rPr>
+        <w:rFonts w:eastAsia="黑体"/>
         <w:b/>
         <w:bCs/>
       </w:rPr>
@@ -9574,12 +10023,14 @@
     </w:tblStylePr>
     <w:tblStylePr w:type="firstCol">
       <w:rPr>
+        <w:rFonts w:eastAsia="黑体"/>
         <w:b/>
         <w:bCs/>
       </w:rPr>
     </w:tblStylePr>
     <w:tblStylePr w:type="lastCol">
       <w:rPr>
+        <w:rFonts w:eastAsia="黑体"/>
         <w:b/>
         <w:bCs/>
       </w:rPr>
@@ -9629,12 +10080,14 @@
     </w:tcPr>
     <w:tblStylePr w:type="firstRow">
       <w:rPr>
+        <w:rFonts w:eastAsia="黑体"/>
         <w:b/>
         <w:bCs/>
       </w:rPr>
     </w:tblStylePr>
     <w:tblStylePr w:type="lastRow">
       <w:rPr>
+        <w:rFonts w:eastAsia="黑体"/>
         <w:b/>
         <w:bCs/>
       </w:rPr>
@@ -9647,12 +10100,14 @@
     </w:tblStylePr>
     <w:tblStylePr w:type="firstCol">
       <w:rPr>
+        <w:rFonts w:eastAsia="黑体"/>
         <w:b/>
         <w:bCs/>
       </w:rPr>
     </w:tblStylePr>
     <w:tblStylePr w:type="lastCol">
       <w:rPr>
+        <w:rFonts w:eastAsia="黑体"/>
         <w:b/>
         <w:bCs/>
       </w:rPr>
@@ -9702,12 +10157,14 @@
     </w:tcPr>
     <w:tblStylePr w:type="firstRow">
       <w:rPr>
+        <w:rFonts w:eastAsia="黑体"/>
         <w:b/>
         <w:bCs/>
       </w:rPr>
     </w:tblStylePr>
     <w:tblStylePr w:type="lastRow">
       <w:rPr>
+        <w:rFonts w:eastAsia="黑体"/>
         <w:b/>
         <w:bCs/>
       </w:rPr>
@@ -9720,12 +10177,14 @@
     </w:tblStylePr>
     <w:tblStylePr w:type="firstCol">
       <w:rPr>
+        <w:rFonts w:eastAsia="黑体"/>
         <w:b/>
         <w:bCs/>
       </w:rPr>
     </w:tblStylePr>
     <w:tblStylePr w:type="lastCol">
       <w:rPr>
+        <w:rFonts w:eastAsia="黑体"/>
         <w:b/>
         <w:bCs/>
       </w:rPr>
@@ -9775,12 +10234,14 @@
     </w:tcPr>
     <w:tblStylePr w:type="firstRow">
       <w:rPr>
+        <w:rFonts w:eastAsia="黑体"/>
         <w:b/>
         <w:bCs/>
       </w:rPr>
     </w:tblStylePr>
     <w:tblStylePr w:type="lastRow">
       <w:rPr>
+        <w:rFonts w:eastAsia="黑体"/>
         <w:b/>
         <w:bCs/>
       </w:rPr>
@@ -9793,12 +10254,14 @@
     </w:tblStylePr>
     <w:tblStylePr w:type="firstCol">
       <w:rPr>
+        <w:rFonts w:eastAsia="黑体"/>
         <w:b/>
         <w:bCs/>
       </w:rPr>
     </w:tblStylePr>
     <w:tblStylePr w:type="lastCol">
       <w:rPr>
+        <w:rFonts w:eastAsia="黑体"/>
         <w:b/>
         <w:bCs/>
       </w:rPr>
@@ -9848,12 +10311,14 @@
     </w:tcPr>
     <w:tblStylePr w:type="firstRow">
       <w:rPr>
+        <w:rFonts w:eastAsia="黑体"/>
         <w:b/>
         <w:bCs/>
       </w:rPr>
     </w:tblStylePr>
     <w:tblStylePr w:type="lastRow">
       <w:rPr>
+        <w:rFonts w:eastAsia="黑体"/>
         <w:b/>
         <w:bCs/>
       </w:rPr>
@@ -9866,12 +10331,14 @@
     </w:tblStylePr>
     <w:tblStylePr w:type="firstCol">
       <w:rPr>
+        <w:rFonts w:eastAsia="黑体"/>
         <w:b/>
         <w:bCs/>
       </w:rPr>
     </w:tblStylePr>
     <w:tblStylePr w:type="lastCol">
       <w:rPr>
+        <w:rFonts w:eastAsia="黑体"/>
         <w:b/>
         <w:bCs/>
       </w:rPr>
@@ -9921,12 +10388,14 @@
     </w:tcPr>
     <w:tblStylePr w:type="firstRow">
       <w:rPr>
+        <w:rFonts w:eastAsia="黑体"/>
         <w:b/>
         <w:bCs/>
       </w:rPr>
     </w:tblStylePr>
     <w:tblStylePr w:type="lastRow">
       <w:rPr>
+        <w:rFonts w:eastAsia="黑体"/>
         <w:b/>
         <w:bCs/>
       </w:rPr>
@@ -9939,12 +10408,14 @@
     </w:tblStylePr>
     <w:tblStylePr w:type="firstCol">
       <w:rPr>
+        <w:rFonts w:eastAsia="黑体"/>
         <w:b/>
         <w:bCs/>
       </w:rPr>
     </w:tblStylePr>
     <w:tblStylePr w:type="lastCol">
       <w:rPr>
+        <w:rFonts w:eastAsia="黑体"/>
         <w:b/>
         <w:bCs/>
       </w:rPr>
@@ -9971,7 +10442,7 @@
       <w:spacing w:after="0" w:line="240" w:lineRule="auto"/>
     </w:pPr>
     <w:rPr>
-      <w:rFonts w:asciiTheme="majorHAnsi" w:cstheme="majorBidi" w:eastAsiaTheme="majorEastAsia" w:hAnsiTheme="majorHAnsi"/>
+      <w:rFonts w:asciiTheme="majorHAnsi" w:cstheme="majorBidi" w:hAnsiTheme="majorHAnsi" w:eastAsia="黑体"/>
       <w:color w:themeColor="text1" w:val="000000"/>
     </w:rPr>
     <w:tblPr>
@@ -9998,6 +10469,7 @@
     </w:tcPr>
     <w:tblStylePr w:type="firstRow">
       <w:rPr>
+        <w:rFonts w:eastAsia="黑体"/>
         <w:b/>
         <w:bCs/>
         <w:color w:themeColor="text1" w:val="000000"/>
@@ -10009,6 +10481,7 @@
     </w:tblStylePr>
     <w:tblStylePr w:type="lastRow">
       <w:rPr>
+        <w:rFonts w:eastAsia="黑体"/>
         <w:b/>
         <w:bCs/>
         <w:color w:themeColor="text1" w:val="000000"/>
@@ -10028,6 +10501,7 @@
     </w:tblStylePr>
     <w:tblStylePr w:type="firstCol">
       <w:rPr>
+        <w:rFonts w:eastAsia="黑体"/>
         <w:b/>
         <w:bCs/>
         <w:color w:themeColor="text1" w:val="000000"/>
@@ -10047,6 +10521,7 @@
     </w:tblStylePr>
     <w:tblStylePr w:type="lastCol">
       <w:rPr>
+        <w:rFonts w:eastAsia="黑体"/>
         <w:b w:val="0"/>
         <w:bCs w:val="0"/>
         <w:color w:themeColor="text1" w:val="000000"/>
@@ -10096,7 +10571,7 @@
       <w:spacing w:after="0" w:line="240" w:lineRule="auto"/>
     </w:pPr>
     <w:rPr>
-      <w:rFonts w:asciiTheme="majorHAnsi" w:cstheme="majorBidi" w:eastAsiaTheme="majorEastAsia" w:hAnsiTheme="majorHAnsi"/>
+      <w:rFonts w:asciiTheme="majorHAnsi" w:cstheme="majorBidi" w:hAnsiTheme="majorHAnsi" w:eastAsia="黑体"/>
       <w:color w:themeColor="text1" w:val="000000"/>
     </w:rPr>
     <w:tblPr>
@@ -10123,6 +10598,7 @@
     </w:tcPr>
     <w:tblStylePr w:type="firstRow">
       <w:rPr>
+        <w:rFonts w:eastAsia="黑体"/>
         <w:b/>
         <w:bCs/>
         <w:color w:themeColor="text1" w:val="000000"/>
@@ -10134,6 +10610,7 @@
     </w:tblStylePr>
     <w:tblStylePr w:type="lastRow">
       <w:rPr>
+        <w:rFonts w:eastAsia="黑体"/>
         <w:b/>
         <w:bCs/>
         <w:color w:themeColor="text1" w:val="000000"/>
@@ -10153,6 +10630,7 @@
     </w:tblStylePr>
     <w:tblStylePr w:type="firstCol">
       <w:rPr>
+        <w:rFonts w:eastAsia="黑体"/>
         <w:b/>
         <w:bCs/>
         <w:color w:themeColor="text1" w:val="000000"/>
@@ -10172,6 +10650,7 @@
     </w:tblStylePr>
     <w:tblStylePr w:type="lastCol">
       <w:rPr>
+        <w:rFonts w:eastAsia="黑体"/>
         <w:b w:val="0"/>
         <w:bCs w:val="0"/>
         <w:color w:themeColor="text1" w:val="000000"/>
@@ -10221,7 +10700,7 @@
       <w:spacing w:after="0" w:line="240" w:lineRule="auto"/>
     </w:pPr>
     <w:rPr>
-      <w:rFonts w:asciiTheme="majorHAnsi" w:cstheme="majorBidi" w:eastAsiaTheme="majorEastAsia" w:hAnsiTheme="majorHAnsi"/>
+      <w:rFonts w:asciiTheme="majorHAnsi" w:cstheme="majorBidi" w:hAnsiTheme="majorHAnsi" w:eastAsia="黑体"/>
       <w:color w:themeColor="text1" w:val="000000"/>
     </w:rPr>
     <w:tblPr>
@@ -10248,6 +10727,7 @@
     </w:tcPr>
     <w:tblStylePr w:type="firstRow">
       <w:rPr>
+        <w:rFonts w:eastAsia="黑体"/>
         <w:b/>
         <w:bCs/>
         <w:color w:themeColor="text1" w:val="000000"/>
@@ -10259,6 +10739,7 @@
     </w:tblStylePr>
     <w:tblStylePr w:type="lastRow">
       <w:rPr>
+        <w:rFonts w:eastAsia="黑体"/>
         <w:b/>
         <w:bCs/>
         <w:color w:themeColor="text1" w:val="000000"/>
@@ -10278,6 +10759,7 @@
     </w:tblStylePr>
     <w:tblStylePr w:type="firstCol">
       <w:rPr>
+        <w:rFonts w:eastAsia="黑体"/>
         <w:b/>
         <w:bCs/>
         <w:color w:themeColor="text1" w:val="000000"/>
@@ -10297,6 +10779,7 @@
     </w:tblStylePr>
     <w:tblStylePr w:type="lastCol">
       <w:rPr>
+        <w:rFonts w:eastAsia="黑体"/>
         <w:b w:val="0"/>
         <w:bCs w:val="0"/>
         <w:color w:themeColor="text1" w:val="000000"/>
@@ -10346,7 +10829,7 @@
       <w:spacing w:after="0" w:line="240" w:lineRule="auto"/>
     </w:pPr>
     <w:rPr>
-      <w:rFonts w:asciiTheme="majorHAnsi" w:cstheme="majorBidi" w:eastAsiaTheme="majorEastAsia" w:hAnsiTheme="majorHAnsi"/>
+      <w:rFonts w:asciiTheme="majorHAnsi" w:cstheme="majorBidi" w:hAnsiTheme="majorHAnsi" w:eastAsia="黑体"/>
       <w:color w:themeColor="text1" w:val="000000"/>
     </w:rPr>
     <w:tblPr>
@@ -10373,6 +10856,7 @@
     </w:tcPr>
     <w:tblStylePr w:type="firstRow">
       <w:rPr>
+        <w:rFonts w:eastAsia="黑体"/>
         <w:b/>
         <w:bCs/>
         <w:color w:themeColor="text1" w:val="000000"/>
@@ -10384,6 +10868,7 @@
     </w:tblStylePr>
     <w:tblStylePr w:type="lastRow">
       <w:rPr>
+        <w:rFonts w:eastAsia="黑体"/>
         <w:b/>
         <w:bCs/>
         <w:color w:themeColor="text1" w:val="000000"/>
@@ -10403,6 +10888,7 @@
     </w:tblStylePr>
     <w:tblStylePr w:type="firstCol">
       <w:rPr>
+        <w:rFonts w:eastAsia="黑体"/>
         <w:b/>
         <w:bCs/>
         <w:color w:themeColor="text1" w:val="000000"/>
@@ -10422,6 +10908,7 @@
     </w:tblStylePr>
     <w:tblStylePr w:type="lastCol">
       <w:rPr>
+        <w:rFonts w:eastAsia="黑体"/>
         <w:b w:val="0"/>
         <w:bCs w:val="0"/>
         <w:color w:themeColor="text1" w:val="000000"/>
@@ -10471,7 +10958,7 @@
       <w:spacing w:after="0" w:line="240" w:lineRule="auto"/>
     </w:pPr>
     <w:rPr>
-      <w:rFonts w:asciiTheme="majorHAnsi" w:cstheme="majorBidi" w:eastAsiaTheme="majorEastAsia" w:hAnsiTheme="majorHAnsi"/>
+      <w:rFonts w:asciiTheme="majorHAnsi" w:cstheme="majorBidi" w:hAnsiTheme="majorHAnsi" w:eastAsia="黑体"/>
       <w:color w:themeColor="text1" w:val="000000"/>
     </w:rPr>
     <w:tblPr>
@@ -10498,6 +10985,7 @@
     </w:tcPr>
     <w:tblStylePr w:type="firstRow">
       <w:rPr>
+        <w:rFonts w:eastAsia="黑体"/>
         <w:b/>
         <w:bCs/>
         <w:color w:themeColor="text1" w:val="000000"/>
@@ -10509,6 +10997,7 @@
     </w:tblStylePr>
     <w:tblStylePr w:type="lastRow">
       <w:rPr>
+        <w:rFonts w:eastAsia="黑体"/>
         <w:b/>
         <w:bCs/>
         <w:color w:themeColor="text1" w:val="000000"/>
@@ -10528,6 +11017,7 @@
     </w:tblStylePr>
     <w:tblStylePr w:type="firstCol">
       <w:rPr>
+        <w:rFonts w:eastAsia="黑体"/>
         <w:b/>
         <w:bCs/>
         <w:color w:themeColor="text1" w:val="000000"/>
@@ -10547,6 +11037,7 @@
     </w:tblStylePr>
     <w:tblStylePr w:type="lastCol">
       <w:rPr>
+        <w:rFonts w:eastAsia="黑体"/>
         <w:b w:val="0"/>
         <w:bCs w:val="0"/>
         <w:color w:themeColor="text1" w:val="000000"/>
@@ -10596,7 +11087,7 @@
       <w:spacing w:after="0" w:line="240" w:lineRule="auto"/>
     </w:pPr>
     <w:rPr>
-      <w:rFonts w:asciiTheme="majorHAnsi" w:cstheme="majorBidi" w:eastAsiaTheme="majorEastAsia" w:hAnsiTheme="majorHAnsi"/>
+      <w:rFonts w:asciiTheme="majorHAnsi" w:cstheme="majorBidi" w:hAnsiTheme="majorHAnsi" w:eastAsia="黑体"/>
       <w:color w:themeColor="text1" w:val="000000"/>
     </w:rPr>
     <w:tblPr>
@@ -10623,6 +11114,7 @@
     </w:tcPr>
     <w:tblStylePr w:type="firstRow">
       <w:rPr>
+        <w:rFonts w:eastAsia="黑体"/>
         <w:b/>
         <w:bCs/>
         <w:color w:themeColor="text1" w:val="000000"/>
@@ -10634,6 +11126,7 @@
     </w:tblStylePr>
     <w:tblStylePr w:type="lastRow">
       <w:rPr>
+        <w:rFonts w:eastAsia="黑体"/>
         <w:b/>
         <w:bCs/>
         <w:color w:themeColor="text1" w:val="000000"/>
@@ -10653,6 +11146,7 @@
     </w:tblStylePr>
     <w:tblStylePr w:type="firstCol">
       <w:rPr>
+        <w:rFonts w:eastAsia="黑体"/>
         <w:b/>
         <w:bCs/>
         <w:color w:themeColor="text1" w:val="000000"/>
@@ -10672,6 +11166,7 @@
     </w:tblStylePr>
     <w:tblStylePr w:type="lastCol">
       <w:rPr>
+        <w:rFonts w:eastAsia="黑体"/>
         <w:b w:val="0"/>
         <w:bCs w:val="0"/>
         <w:color w:themeColor="text1" w:val="000000"/>
@@ -10721,7 +11216,7 @@
       <w:spacing w:after="0" w:line="240" w:lineRule="auto"/>
     </w:pPr>
     <w:rPr>
-      <w:rFonts w:asciiTheme="majorHAnsi" w:cstheme="majorBidi" w:eastAsiaTheme="majorEastAsia" w:hAnsiTheme="majorHAnsi"/>
+      <w:rFonts w:asciiTheme="majorHAnsi" w:cstheme="majorBidi" w:hAnsiTheme="majorHAnsi" w:eastAsia="黑体"/>
       <w:color w:themeColor="text1" w:val="000000"/>
     </w:rPr>
     <w:tblPr>
@@ -10748,6 +11243,7 @@
     </w:tcPr>
     <w:tblStylePr w:type="firstRow">
       <w:rPr>
+        <w:rFonts w:eastAsia="黑体"/>
         <w:b/>
         <w:bCs/>
         <w:color w:themeColor="text1" w:val="000000"/>
@@ -10759,6 +11255,7 @@
     </w:tblStylePr>
     <w:tblStylePr w:type="lastRow">
       <w:rPr>
+        <w:rFonts w:eastAsia="黑体"/>
         <w:b/>
         <w:bCs/>
         <w:color w:themeColor="text1" w:val="000000"/>
@@ -10778,6 +11275,7 @@
     </w:tblStylePr>
     <w:tblStylePr w:type="firstCol">
       <w:rPr>
+        <w:rFonts w:eastAsia="黑体"/>
         <w:b/>
         <w:bCs/>
         <w:color w:themeColor="text1" w:val="000000"/>
@@ -10797,6 +11295,7 @@
     </w:tblStylePr>
     <w:tblStylePr w:type="lastCol">
       <w:rPr>
+        <w:rFonts w:eastAsia="黑体"/>
         <w:b w:val="0"/>
         <w:bCs w:val="0"/>
         <w:color w:themeColor="text1" w:val="000000"/>
@@ -10869,6 +11368,7 @@
     </w:tcPr>
     <w:tblStylePr w:type="firstRow">
       <w:rPr>
+        <w:rFonts w:eastAsia="黑体"/>
         <w:b/>
         <w:bCs/>
         <w:i w:val="0"/>
@@ -10890,6 +11390,7 @@
     </w:tblStylePr>
     <w:tblStylePr w:type="lastRow">
       <w:rPr>
+        <w:rFonts w:eastAsia="黑体"/>
         <w:b/>
         <w:bCs/>
         <w:i w:val="0"/>
@@ -10911,6 +11412,7 @@
     </w:tblStylePr>
     <w:tblStylePr w:type="firstCol">
       <w:rPr>
+        <w:rFonts w:eastAsia="黑体"/>
         <w:b/>
         <w:bCs/>
         <w:i w:val="0"/>
@@ -10930,6 +11432,7 @@
     </w:tblStylePr>
     <w:tblStylePr w:type="lastCol">
       <w:rPr>
+        <w:rFonts w:eastAsia="黑体"/>
         <w:b/>
         <w:bCs/>
         <w:i w:val="0"/>
@@ -11010,6 +11513,7 @@
     </w:tcPr>
     <w:tblStylePr w:type="firstRow">
       <w:rPr>
+        <w:rFonts w:eastAsia="黑体"/>
         <w:b/>
         <w:bCs/>
         <w:i w:val="0"/>
@@ -11031,6 +11535,7 @@
     </w:tblStylePr>
     <w:tblStylePr w:type="lastRow">
       <w:rPr>
+        <w:rFonts w:eastAsia="黑体"/>
         <w:b/>
         <w:bCs/>
         <w:i w:val="0"/>
@@ -11052,6 +11557,7 @@
     </w:tblStylePr>
     <w:tblStylePr w:type="firstCol">
       <w:rPr>
+        <w:rFonts w:eastAsia="黑体"/>
         <w:b/>
         <w:bCs/>
         <w:i w:val="0"/>
@@ -11071,6 +11577,7 @@
     </w:tblStylePr>
     <w:tblStylePr w:type="lastCol">
       <w:rPr>
+        <w:rFonts w:eastAsia="黑体"/>
         <w:b/>
         <w:bCs/>
         <w:i w:val="0"/>
@@ -11151,6 +11658,7 @@
     </w:tcPr>
     <w:tblStylePr w:type="firstRow">
       <w:rPr>
+        <w:rFonts w:eastAsia="黑体"/>
         <w:b/>
         <w:bCs/>
         <w:i w:val="0"/>
@@ -11172,6 +11680,7 @@
     </w:tblStylePr>
     <w:tblStylePr w:type="lastRow">
       <w:rPr>
+        <w:rFonts w:eastAsia="黑体"/>
         <w:b/>
         <w:bCs/>
         <w:i w:val="0"/>
@@ -11193,6 +11702,7 @@
     </w:tblStylePr>
     <w:tblStylePr w:type="firstCol">
       <w:rPr>
+        <w:rFonts w:eastAsia="黑体"/>
         <w:b/>
         <w:bCs/>
         <w:i w:val="0"/>
@@ -11212,6 +11722,7 @@
     </w:tblStylePr>
     <w:tblStylePr w:type="lastCol">
       <w:rPr>
+        <w:rFonts w:eastAsia="黑体"/>
         <w:b/>
         <w:bCs/>
         <w:i w:val="0"/>
@@ -11292,6 +11803,7 @@
     </w:tcPr>
     <w:tblStylePr w:type="firstRow">
       <w:rPr>
+        <w:rFonts w:eastAsia="黑体"/>
         <w:b/>
         <w:bCs/>
         <w:i w:val="0"/>
@@ -11313,6 +11825,7 @@
     </w:tblStylePr>
     <w:tblStylePr w:type="lastRow">
       <w:rPr>
+        <w:rFonts w:eastAsia="黑体"/>
         <w:b/>
         <w:bCs/>
         <w:i w:val="0"/>
@@ -11334,6 +11847,7 @@
     </w:tblStylePr>
     <w:tblStylePr w:type="firstCol">
       <w:rPr>
+        <w:rFonts w:eastAsia="黑体"/>
         <w:b/>
         <w:bCs/>
         <w:i w:val="0"/>
@@ -11353,6 +11867,7 @@
     </w:tblStylePr>
     <w:tblStylePr w:type="lastCol">
       <w:rPr>
+        <w:rFonts w:eastAsia="黑体"/>
         <w:b/>
         <w:bCs/>
         <w:i w:val="0"/>
@@ -11433,6 +11948,7 @@
     </w:tcPr>
     <w:tblStylePr w:type="firstRow">
       <w:rPr>
+        <w:rFonts w:eastAsia="黑体"/>
         <w:b/>
         <w:bCs/>
         <w:i w:val="0"/>
@@ -11454,6 +11970,7 @@
     </w:tblStylePr>
     <w:tblStylePr w:type="lastRow">
       <w:rPr>
+        <w:rFonts w:eastAsia="黑体"/>
         <w:b/>
         <w:bCs/>
         <w:i w:val="0"/>
@@ -11475,6 +11992,7 @@
     </w:tblStylePr>
     <w:tblStylePr w:type="firstCol">
       <w:rPr>
+        <w:rFonts w:eastAsia="黑体"/>
         <w:b/>
         <w:bCs/>
         <w:i w:val="0"/>
@@ -11494,6 +12012,7 @@
     </w:tblStylePr>
     <w:tblStylePr w:type="lastCol">
       <w:rPr>
+        <w:rFonts w:eastAsia="黑体"/>
         <w:b/>
         <w:bCs/>
         <w:i w:val="0"/>
@@ -11574,6 +12093,7 @@
     </w:tcPr>
     <w:tblStylePr w:type="firstRow">
       <w:rPr>
+        <w:rFonts w:eastAsia="黑体"/>
         <w:b/>
         <w:bCs/>
         <w:i w:val="0"/>
@@ -11595,6 +12115,7 @@
     </w:tblStylePr>
     <w:tblStylePr w:type="lastRow">
       <w:rPr>
+        <w:rFonts w:eastAsia="黑体"/>
         <w:b/>
         <w:bCs/>
         <w:i w:val="0"/>
@@ -11616,6 +12137,7 @@
     </w:tblStylePr>
     <w:tblStylePr w:type="firstCol">
       <w:rPr>
+        <w:rFonts w:eastAsia="黑体"/>
         <w:b/>
         <w:bCs/>
         <w:i w:val="0"/>
@@ -11635,6 +12157,7 @@
     </w:tblStylePr>
     <w:tblStylePr w:type="lastCol">
       <w:rPr>
+        <w:rFonts w:eastAsia="黑体"/>
         <w:b/>
         <w:bCs/>
         <w:i w:val="0"/>
@@ -11715,6 +12238,7 @@
     </w:tcPr>
     <w:tblStylePr w:type="firstRow">
       <w:rPr>
+        <w:rFonts w:eastAsia="黑体"/>
         <w:b/>
         <w:bCs/>
         <w:i w:val="0"/>
@@ -11736,6 +12260,7 @@
     </w:tblStylePr>
     <w:tblStylePr w:type="lastRow">
       <w:rPr>
+        <w:rFonts w:eastAsia="黑体"/>
         <w:b/>
         <w:bCs/>
         <w:i w:val="0"/>
@@ -11757,6 +12282,7 @@
     </w:tblStylePr>
     <w:tblStylePr w:type="firstCol">
       <w:rPr>
+        <w:rFonts w:eastAsia="黑体"/>
         <w:b/>
         <w:bCs/>
         <w:i w:val="0"/>
@@ -11776,6 +12302,7 @@
     </w:tblStylePr>
     <w:tblStylePr w:type="lastCol">
       <w:rPr>
+        <w:rFonts w:eastAsia="黑体"/>
         <w:b/>
         <w:bCs/>
         <w:i w:val="0"/>
@@ -11833,6 +12360,7 @@
       <w:spacing w:after="0" w:line="240" w:lineRule="auto"/>
     </w:pPr>
     <w:rPr>
+      <w:rFonts w:eastAsia="黑体"/>
       <w:color w:themeColor="background1" w:val="FFFFFF"/>
     </w:rPr>
     <w:tblPr>
@@ -11851,6 +12379,7 @@
     </w:tcPr>
     <w:tblStylePr w:type="firstRow">
       <w:rPr>
+        <w:rFonts w:eastAsia="黑体"/>
         <w:b/>
         <w:bCs/>
       </w:rPr>
@@ -11947,6 +12476,7 @@
       <w:spacing w:after="0" w:line="240" w:lineRule="auto"/>
     </w:pPr>
     <w:rPr>
+      <w:rFonts w:eastAsia="黑体"/>
       <w:color w:themeColor="background1" w:val="FFFFFF"/>
     </w:rPr>
     <w:tblPr>
@@ -11965,6 +12495,7 @@
     </w:tcPr>
     <w:tblStylePr w:type="firstRow">
       <w:rPr>
+        <w:rFonts w:eastAsia="黑体"/>
         <w:b/>
         <w:bCs/>
       </w:rPr>
@@ -12061,6 +12592,7 @@
       <w:spacing w:after="0" w:line="240" w:lineRule="auto"/>
     </w:pPr>
     <w:rPr>
+      <w:rFonts w:eastAsia="黑体"/>
       <w:color w:themeColor="background1" w:val="FFFFFF"/>
     </w:rPr>
     <w:tblPr>
@@ -12079,6 +12611,7 @@
     </w:tcPr>
     <w:tblStylePr w:type="firstRow">
       <w:rPr>
+        <w:rFonts w:eastAsia="黑体"/>
         <w:b/>
         <w:bCs/>
       </w:rPr>
@@ -12175,6 +12708,7 @@
       <w:spacing w:after="0" w:line="240" w:lineRule="auto"/>
     </w:pPr>
     <w:rPr>
+      <w:rFonts w:eastAsia="黑体"/>
       <w:color w:themeColor="background1" w:val="FFFFFF"/>
     </w:rPr>
     <w:tblPr>
@@ -12193,6 +12727,7 @@
     </w:tcPr>
     <w:tblStylePr w:type="firstRow">
       <w:rPr>
+        <w:rFonts w:eastAsia="黑体"/>
         <w:b/>
         <w:bCs/>
       </w:rPr>
@@ -12289,6 +12824,7 @@
       <w:spacing w:after="0" w:line="240" w:lineRule="auto"/>
     </w:pPr>
     <w:rPr>
+      <w:rFonts w:eastAsia="黑体"/>
       <w:color w:themeColor="background1" w:val="FFFFFF"/>
     </w:rPr>
     <w:tblPr>
@@ -12307,6 +12843,7 @@
     </w:tcPr>
     <w:tblStylePr w:type="firstRow">
       <w:rPr>
+        <w:rFonts w:eastAsia="黑体"/>
         <w:b/>
         <w:bCs/>
       </w:rPr>
@@ -12403,6 +12940,7 @@
       <w:spacing w:after="0" w:line="240" w:lineRule="auto"/>
     </w:pPr>
     <w:rPr>
+      <w:rFonts w:eastAsia="黑体"/>
       <w:color w:themeColor="background1" w:val="FFFFFF"/>
     </w:rPr>
     <w:tblPr>
@@ -12421,6 +12959,7 @@
     </w:tcPr>
     <w:tblStylePr w:type="firstRow">
       <w:rPr>
+        <w:rFonts w:eastAsia="黑体"/>
         <w:b/>
         <w:bCs/>
       </w:rPr>
@@ -12517,6 +13056,7 @@
       <w:spacing w:after="0" w:line="240" w:lineRule="auto"/>
     </w:pPr>
     <w:rPr>
+      <w:rFonts w:eastAsia="黑体"/>
       <w:color w:themeColor="background1" w:val="FFFFFF"/>
     </w:rPr>
     <w:tblPr>
@@ -12535,6 +13075,7 @@
     </w:tcPr>
     <w:tblStylePr w:type="firstRow">
       <w:rPr>
+        <w:rFonts w:eastAsia="黑体"/>
         <w:b/>
         <w:bCs/>
       </w:rPr>
@@ -12631,6 +13172,7 @@
       <w:spacing w:after="0" w:line="240" w:lineRule="auto"/>
     </w:pPr>
     <w:rPr>
+      <w:rFonts w:eastAsia="黑体"/>
       <w:color w:themeColor="text1" w:val="000000"/>
     </w:rPr>
     <w:tblPr>
@@ -12657,6 +13199,7 @@
     </w:tcPr>
     <w:tblStylePr w:type="firstRow">
       <w:rPr>
+        <w:rFonts w:eastAsia="黑体"/>
         <w:b/>
         <w:bCs/>
       </w:rPr>
@@ -12675,6 +13218,7 @@
     </w:tblStylePr>
     <w:tblStylePr w:type="lastRow">
       <w:rPr>
+        <w:rFonts w:eastAsia="黑体"/>
         <w:b/>
         <w:bCs/>
         <w:color w:themeColor="background1" w:val="FFFFFF"/>
@@ -12689,6 +13233,7 @@
     </w:tblStylePr>
     <w:tblStylePr w:type="firstCol">
       <w:rPr>
+        <w:rFonts w:eastAsia="黑体"/>
         <w:color w:themeColor="background1" w:val="FFFFFF"/>
       </w:rPr>
       <w:tblPr/>
@@ -12706,6 +13251,7 @@
     </w:tblStylePr>
     <w:tblStylePr w:type="lastCol">
       <w:rPr>
+        <w:rFonts w:eastAsia="黑体"/>
         <w:color w:themeColor="background1" w:val="FFFFFF"/>
       </w:rPr>
       <w:tblPr/>
@@ -12735,11 +13281,13 @@
     </w:tblStylePr>
     <w:tblStylePr w:type="neCell">
       <w:rPr>
+        <w:rFonts w:eastAsia="黑体"/>
         <w:color w:themeColor="text1" w:val="000000"/>
       </w:rPr>
     </w:tblStylePr>
     <w:tblStylePr w:type="nwCell">
       <w:rPr>
+        <w:rFonts w:eastAsia="黑体"/>
         <w:color w:themeColor="text1" w:val="000000"/>
       </w:rPr>
     </w:tblStylePr>
@@ -12753,6 +13301,7 @@
       <w:spacing w:after="0" w:line="240" w:lineRule="auto"/>
     </w:pPr>
     <w:rPr>
+      <w:rFonts w:eastAsia="黑体"/>
       <w:color w:themeColor="text1" w:val="000000"/>
     </w:rPr>
     <w:tblPr>
@@ -12779,6 +13328,7 @@
     </w:tcPr>
     <w:tblStylePr w:type="firstRow">
       <w:rPr>
+        <w:rFonts w:eastAsia="黑体"/>
         <w:b/>
         <w:bCs/>
       </w:rPr>
@@ -12797,6 +13347,7 @@
     </w:tblStylePr>
     <w:tblStylePr w:type="lastRow">
       <w:rPr>
+        <w:rFonts w:eastAsia="黑体"/>
         <w:b/>
         <w:bCs/>
         <w:color w:themeColor="background1" w:val="FFFFFF"/>
@@ -12811,6 +13362,7 @@
     </w:tblStylePr>
     <w:tblStylePr w:type="firstCol">
       <w:rPr>
+        <w:rFonts w:eastAsia="黑体"/>
         <w:color w:themeColor="background1" w:val="FFFFFF"/>
       </w:rPr>
       <w:tblPr/>
@@ -12828,6 +13380,7 @@
     </w:tblStylePr>
     <w:tblStylePr w:type="lastCol">
       <w:rPr>
+        <w:rFonts w:eastAsia="黑体"/>
         <w:color w:themeColor="background1" w:val="FFFFFF"/>
       </w:rPr>
       <w:tblPr/>
@@ -12857,11 +13410,13 @@
     </w:tblStylePr>
     <w:tblStylePr w:type="neCell">
       <w:rPr>
+        <w:rFonts w:eastAsia="黑体"/>
         <w:color w:themeColor="text1" w:val="000000"/>
       </w:rPr>
     </w:tblStylePr>
     <w:tblStylePr w:type="nwCell">
       <w:rPr>
+        <w:rFonts w:eastAsia="黑体"/>
         <w:color w:themeColor="text1" w:val="000000"/>
       </w:rPr>
     </w:tblStylePr>
@@ -12875,6 +13430,7 @@
       <w:spacing w:after="0" w:line="240" w:lineRule="auto"/>
     </w:pPr>
     <w:rPr>
+      <w:rFonts w:eastAsia="黑体"/>
       <w:color w:themeColor="text1" w:val="000000"/>
     </w:rPr>
     <w:tblPr>
@@ -12901,6 +13457,7 @@
     </w:tcPr>
     <w:tblStylePr w:type="firstRow">
       <w:rPr>
+        <w:rFonts w:eastAsia="黑体"/>
         <w:b/>
         <w:bCs/>
       </w:rPr>
@@ -12919,6 +13476,7 @@
     </w:tblStylePr>
     <w:tblStylePr w:type="lastRow">
       <w:rPr>
+        <w:rFonts w:eastAsia="黑体"/>
         <w:b/>
         <w:bCs/>
         <w:color w:themeColor="background1" w:val="FFFFFF"/>
@@ -12933,6 +13491,7 @@
     </w:tblStylePr>
     <w:tblStylePr w:type="firstCol">
       <w:rPr>
+        <w:rFonts w:eastAsia="黑体"/>
         <w:color w:themeColor="background1" w:val="FFFFFF"/>
       </w:rPr>
       <w:tblPr/>
@@ -12950,6 +13509,7 @@
     </w:tblStylePr>
     <w:tblStylePr w:type="lastCol">
       <w:rPr>
+        <w:rFonts w:eastAsia="黑体"/>
         <w:color w:themeColor="background1" w:val="FFFFFF"/>
       </w:rPr>
       <w:tblPr/>
@@ -12979,11 +13539,13 @@
     </w:tblStylePr>
     <w:tblStylePr w:type="neCell">
       <w:rPr>
+        <w:rFonts w:eastAsia="黑体"/>
         <w:color w:themeColor="text1" w:val="000000"/>
       </w:rPr>
     </w:tblStylePr>
     <w:tblStylePr w:type="nwCell">
       <w:rPr>
+        <w:rFonts w:eastAsia="黑体"/>
         <w:color w:themeColor="text1" w:val="000000"/>
       </w:rPr>
     </w:tblStylePr>
@@ -12997,6 +13559,7 @@
       <w:spacing w:after="0" w:line="240" w:lineRule="auto"/>
     </w:pPr>
     <w:rPr>
+      <w:rFonts w:eastAsia="黑体"/>
       <w:color w:themeColor="text1" w:val="000000"/>
     </w:rPr>
     <w:tblPr>
@@ -13023,6 +13586,7 @@
     </w:tcPr>
     <w:tblStylePr w:type="firstRow">
       <w:rPr>
+        <w:rFonts w:eastAsia="黑体"/>
         <w:b/>
         <w:bCs/>
       </w:rPr>
@@ -13041,6 +13605,7 @@
     </w:tblStylePr>
     <w:tblStylePr w:type="lastRow">
       <w:rPr>
+        <w:rFonts w:eastAsia="黑体"/>
         <w:b/>
         <w:bCs/>
         <w:color w:themeColor="background1" w:val="FFFFFF"/>
@@ -13055,6 +13620,7 @@
     </w:tblStylePr>
     <w:tblStylePr w:type="firstCol">
       <w:rPr>
+        <w:rFonts w:eastAsia="黑体"/>
         <w:color w:themeColor="background1" w:val="FFFFFF"/>
       </w:rPr>
       <w:tblPr/>
@@ -13072,6 +13638,7 @@
     </w:tblStylePr>
     <w:tblStylePr w:type="lastCol">
       <w:rPr>
+        <w:rFonts w:eastAsia="黑体"/>
         <w:color w:themeColor="background1" w:val="FFFFFF"/>
       </w:rPr>
       <w:tblPr/>
@@ -13109,6 +13676,7 @@
       <w:spacing w:after="0" w:line="240" w:lineRule="auto"/>
     </w:pPr>
     <w:rPr>
+      <w:rFonts w:eastAsia="黑体"/>
       <w:color w:themeColor="text1" w:val="000000"/>
     </w:rPr>
     <w:tblPr>
@@ -13135,6 +13703,7 @@
     </w:tcPr>
     <w:tblStylePr w:type="firstRow">
       <w:rPr>
+        <w:rFonts w:eastAsia="黑体"/>
         <w:b/>
         <w:bCs/>
       </w:rPr>
@@ -13153,6 +13722,7 @@
     </w:tblStylePr>
     <w:tblStylePr w:type="lastRow">
       <w:rPr>
+        <w:rFonts w:eastAsia="黑体"/>
         <w:b/>
         <w:bCs/>
         <w:color w:themeColor="background1" w:val="FFFFFF"/>
@@ -13167,6 +13737,7 @@
     </w:tblStylePr>
     <w:tblStylePr w:type="firstCol">
       <w:rPr>
+        <w:rFonts w:eastAsia="黑体"/>
         <w:color w:themeColor="background1" w:val="FFFFFF"/>
       </w:rPr>
       <w:tblPr/>
@@ -13184,6 +13755,7 @@
     </w:tblStylePr>
     <w:tblStylePr w:type="lastCol">
       <w:rPr>
+        <w:rFonts w:eastAsia="黑体"/>
         <w:color w:themeColor="background1" w:val="FFFFFF"/>
       </w:rPr>
       <w:tblPr/>
@@ -13213,11 +13785,13 @@
     </w:tblStylePr>
     <w:tblStylePr w:type="neCell">
       <w:rPr>
+        <w:rFonts w:eastAsia="黑体"/>
         <w:color w:themeColor="text1" w:val="000000"/>
       </w:rPr>
     </w:tblStylePr>
     <w:tblStylePr w:type="nwCell">
       <w:rPr>
+        <w:rFonts w:eastAsia="黑体"/>
         <w:color w:themeColor="text1" w:val="000000"/>
       </w:rPr>
     </w:tblStylePr>
@@ -13231,6 +13805,7 @@
       <w:spacing w:after="0" w:line="240" w:lineRule="auto"/>
     </w:pPr>
     <w:rPr>
+      <w:rFonts w:eastAsia="黑体"/>
       <w:color w:themeColor="text1" w:val="000000"/>
     </w:rPr>
     <w:tblPr>
@@ -13257,6 +13832,7 @@
     </w:tcPr>
     <w:tblStylePr w:type="firstRow">
       <w:rPr>
+        <w:rFonts w:eastAsia="黑体"/>
         <w:b/>
         <w:bCs/>
       </w:rPr>
@@ -13275,6 +13851,7 @@
     </w:tblStylePr>
     <w:tblStylePr w:type="lastRow">
       <w:rPr>
+        <w:rFonts w:eastAsia="黑体"/>
         <w:b/>
         <w:bCs/>
         <w:color w:themeColor="background1" w:val="FFFFFF"/>
@@ -13289,6 +13866,7 @@
     </w:tblStylePr>
     <w:tblStylePr w:type="firstCol">
       <w:rPr>
+        <w:rFonts w:eastAsia="黑体"/>
         <w:color w:themeColor="background1" w:val="FFFFFF"/>
       </w:rPr>
       <w:tblPr/>
@@ -13306,6 +13884,7 @@
     </w:tblStylePr>
     <w:tblStylePr w:type="lastCol">
       <w:rPr>
+        <w:rFonts w:eastAsia="黑体"/>
         <w:color w:themeColor="background1" w:val="FFFFFF"/>
       </w:rPr>
       <w:tblPr/>
@@ -13335,11 +13914,13 @@
     </w:tblStylePr>
     <w:tblStylePr w:type="neCell">
       <w:rPr>
+        <w:rFonts w:eastAsia="黑体"/>
         <w:color w:themeColor="text1" w:val="000000"/>
       </w:rPr>
     </w:tblStylePr>
     <w:tblStylePr w:type="nwCell">
       <w:rPr>
+        <w:rFonts w:eastAsia="黑体"/>
         <w:color w:themeColor="text1" w:val="000000"/>
       </w:rPr>
     </w:tblStylePr>
@@ -13353,6 +13934,7 @@
       <w:spacing w:after="0" w:line="240" w:lineRule="auto"/>
     </w:pPr>
     <w:rPr>
+      <w:rFonts w:eastAsia="黑体"/>
       <w:color w:themeColor="text1" w:val="000000"/>
     </w:rPr>
     <w:tblPr>
@@ -13379,6 +13961,7 @@
     </w:tcPr>
     <w:tblStylePr w:type="firstRow">
       <w:rPr>
+        <w:rFonts w:eastAsia="黑体"/>
         <w:b/>
         <w:bCs/>
       </w:rPr>
@@ -13397,6 +13980,7 @@
     </w:tblStylePr>
     <w:tblStylePr w:type="lastRow">
       <w:rPr>
+        <w:rFonts w:eastAsia="黑体"/>
         <w:b/>
         <w:bCs/>
         <w:color w:themeColor="background1" w:val="FFFFFF"/>
@@ -13411,6 +13995,7 @@
     </w:tblStylePr>
     <w:tblStylePr w:type="firstCol">
       <w:rPr>
+        <w:rFonts w:eastAsia="黑体"/>
         <w:color w:themeColor="background1" w:val="FFFFFF"/>
       </w:rPr>
       <w:tblPr/>
@@ -13428,6 +14013,7 @@
     </w:tblStylePr>
     <w:tblStylePr w:type="lastCol">
       <w:rPr>
+        <w:rFonts w:eastAsia="黑体"/>
         <w:color w:themeColor="background1" w:val="FFFFFF"/>
       </w:rPr>
       <w:tblPr/>
@@ -13457,11 +14043,13 @@
     </w:tblStylePr>
     <w:tblStylePr w:type="neCell">
       <w:rPr>
+        <w:rFonts w:eastAsia="黑体"/>
         <w:color w:themeColor="text1" w:val="000000"/>
       </w:rPr>
     </w:tblStylePr>
     <w:tblStylePr w:type="nwCell">
       <w:rPr>
+        <w:rFonts w:eastAsia="黑体"/>
         <w:color w:themeColor="text1" w:val="000000"/>
       </w:rPr>
     </w:tblStylePr>
@@ -13475,6 +14063,7 @@
       <w:spacing w:after="0" w:line="240" w:lineRule="auto"/>
     </w:pPr>
     <w:rPr>
+      <w:rFonts w:eastAsia="黑体"/>
       <w:color w:themeColor="text1" w:val="000000"/>
     </w:rPr>
     <w:tblPr>
@@ -13493,6 +14082,7 @@
     </w:tcPr>
     <w:tblStylePr w:type="firstRow">
       <w:rPr>
+        <w:rFonts w:eastAsia="黑体"/>
         <w:b/>
         <w:bCs/>
         <w:color w:themeColor="background1" w:val="FFFFFF"/>
@@ -13507,6 +14097,7 @@
     </w:tblStylePr>
     <w:tblStylePr w:type="lastRow">
       <w:rPr>
+        <w:rFonts w:eastAsia="黑体"/>
         <w:b/>
         <w:bCs/>
         <w:color w:themeColor="accent2" w:themeShade="CC" w:val="9E3A38"/>
@@ -13521,12 +14112,14 @@
     </w:tblStylePr>
     <w:tblStylePr w:type="firstCol">
       <w:rPr>
+        <w:rFonts w:eastAsia="黑体"/>
         <w:b/>
         <w:bCs/>
       </w:rPr>
     </w:tblStylePr>
     <w:tblStylePr w:type="lastCol">
       <w:rPr>
+        <w:rFonts w:eastAsia="黑体"/>
         <w:b/>
         <w:bCs/>
       </w:rPr>
@@ -13561,6 +14154,7 @@
       <w:spacing w:after="0" w:line="240" w:lineRule="auto"/>
     </w:pPr>
     <w:rPr>
+      <w:rFonts w:eastAsia="黑体"/>
       <w:color w:themeColor="text1" w:val="000000"/>
     </w:rPr>
     <w:tblPr>
@@ -13579,6 +14173,7 @@
     </w:tcPr>
     <w:tblStylePr w:type="firstRow">
       <w:rPr>
+        <w:rFonts w:eastAsia="黑体"/>
         <w:b/>
         <w:bCs/>
         <w:color w:themeColor="background1" w:val="FFFFFF"/>
@@ -13593,6 +14188,7 @@
     </w:tblStylePr>
     <w:tblStylePr w:type="lastRow">
       <w:rPr>
+        <w:rFonts w:eastAsia="黑体"/>
         <w:b/>
         <w:bCs/>
         <w:color w:themeColor="accent2" w:themeShade="CC" w:val="9E3A38"/>
@@ -13607,12 +14203,14 @@
     </w:tblStylePr>
     <w:tblStylePr w:type="firstCol">
       <w:rPr>
+        <w:rFonts w:eastAsia="黑体"/>
         <w:b/>
         <w:bCs/>
       </w:rPr>
     </w:tblStylePr>
     <w:tblStylePr w:type="lastCol">
       <w:rPr>
+        <w:rFonts w:eastAsia="黑体"/>
         <w:b/>
         <w:bCs/>
       </w:rPr>
@@ -13647,6 +14245,7 @@
       <w:spacing w:after="0" w:line="240" w:lineRule="auto"/>
     </w:pPr>
     <w:rPr>
+      <w:rFonts w:eastAsia="黑体"/>
       <w:color w:themeColor="text1" w:val="000000"/>
     </w:rPr>
     <w:tblPr>
@@ -13665,6 +14264,7 @@
     </w:tcPr>
     <w:tblStylePr w:type="firstRow">
       <w:rPr>
+        <w:rFonts w:eastAsia="黑体"/>
         <w:b/>
         <w:bCs/>
         <w:color w:themeColor="background1" w:val="FFFFFF"/>
@@ -13679,6 +14279,7 @@
     </w:tblStylePr>
     <w:tblStylePr w:type="lastRow">
       <w:rPr>
+        <w:rFonts w:eastAsia="黑体"/>
         <w:b/>
         <w:bCs/>
         <w:color w:themeColor="accent2" w:themeShade="CC" w:val="9E3A38"/>
@@ -13693,12 +14294,14 @@
     </w:tblStylePr>
     <w:tblStylePr w:type="firstCol">
       <w:rPr>
+        <w:rFonts w:eastAsia="黑体"/>
         <w:b/>
         <w:bCs/>
       </w:rPr>
     </w:tblStylePr>
     <w:tblStylePr w:type="lastCol">
       <w:rPr>
+        <w:rFonts w:eastAsia="黑体"/>
         <w:b/>
         <w:bCs/>
       </w:rPr>
@@ -13733,6 +14336,7 @@
       <w:spacing w:after="0" w:line="240" w:lineRule="auto"/>
     </w:pPr>
     <w:rPr>
+      <w:rFonts w:eastAsia="黑体"/>
       <w:color w:themeColor="text1" w:val="000000"/>
     </w:rPr>
     <w:tblPr>
@@ -13751,6 +14355,7 @@
     </w:tcPr>
     <w:tblStylePr w:type="firstRow">
       <w:rPr>
+        <w:rFonts w:eastAsia="黑体"/>
         <w:b/>
         <w:bCs/>
         <w:color w:themeColor="background1" w:val="FFFFFF"/>
@@ -13765,6 +14370,7 @@
     </w:tblStylePr>
     <w:tblStylePr w:type="lastRow">
       <w:rPr>
+        <w:rFonts w:eastAsia="黑体"/>
         <w:b/>
         <w:bCs/>
         <w:color w:themeColor="accent4" w:themeShade="CC" w:val="664E82"/>
@@ -13779,12 +14385,14 @@
     </w:tblStylePr>
     <w:tblStylePr w:type="firstCol">
       <w:rPr>
+        <w:rFonts w:eastAsia="黑体"/>
         <w:b/>
         <w:bCs/>
       </w:rPr>
     </w:tblStylePr>
     <w:tblStylePr w:type="lastCol">
       <w:rPr>
+        <w:rFonts w:eastAsia="黑体"/>
         <w:b/>
         <w:bCs/>
       </w:rPr>
@@ -13819,6 +14427,7 @@
       <w:spacing w:after="0" w:line="240" w:lineRule="auto"/>
     </w:pPr>
     <w:rPr>
+      <w:rFonts w:eastAsia="黑体"/>
       <w:color w:themeColor="text1" w:val="000000"/>
     </w:rPr>
     <w:tblPr>
@@ -13837,6 +14446,7 @@
     </w:tcPr>
     <w:tblStylePr w:type="firstRow">
       <w:rPr>
+        <w:rFonts w:eastAsia="黑体"/>
         <w:b/>
         <w:bCs/>
         <w:color w:themeColor="background1" w:val="FFFFFF"/>
@@ -13851,6 +14461,7 @@
     </w:tblStylePr>
     <w:tblStylePr w:type="lastRow">
       <w:rPr>
+        <w:rFonts w:eastAsia="黑体"/>
         <w:b/>
         <w:bCs/>
         <w:color w:themeColor="accent3" w:themeShade="CC" w:val="7E9C40"/>
@@ -13865,12 +14476,14 @@
     </w:tblStylePr>
     <w:tblStylePr w:type="firstCol">
       <w:rPr>
+        <w:rFonts w:eastAsia="黑体"/>
         <w:b/>
         <w:bCs/>
       </w:rPr>
     </w:tblStylePr>
     <w:tblStylePr w:type="lastCol">
       <w:rPr>
+        <w:rFonts w:eastAsia="黑体"/>
         <w:b/>
         <w:bCs/>
       </w:rPr>
@@ -13905,6 +14518,7 @@
       <w:spacing w:after="0" w:line="240" w:lineRule="auto"/>
     </w:pPr>
     <w:rPr>
+      <w:rFonts w:eastAsia="黑体"/>
       <w:color w:themeColor="text1" w:val="000000"/>
     </w:rPr>
     <w:tblPr>
@@ -13923,6 +14537,7 @@
     </w:tcPr>
     <w:tblStylePr w:type="firstRow">
       <w:rPr>
+        <w:rFonts w:eastAsia="黑体"/>
         <w:b/>
         <w:bCs/>
         <w:color w:themeColor="background1" w:val="FFFFFF"/>
@@ -13937,6 +14552,7 @@
     </w:tblStylePr>
     <w:tblStylePr w:type="lastRow">
       <w:rPr>
+        <w:rFonts w:eastAsia="黑体"/>
         <w:b/>
         <w:bCs/>
         <w:color w:themeColor="accent6" w:themeShade="CC" w:val="F2730A"/>
@@ -13951,12 +14567,14 @@
     </w:tblStylePr>
     <w:tblStylePr w:type="firstCol">
       <w:rPr>
+        <w:rFonts w:eastAsia="黑体"/>
         <w:b/>
         <w:bCs/>
       </w:rPr>
     </w:tblStylePr>
     <w:tblStylePr w:type="lastCol">
       <w:rPr>
+        <w:rFonts w:eastAsia="黑体"/>
         <w:b/>
         <w:bCs/>
       </w:rPr>
@@ -13991,6 +14609,7 @@
       <w:spacing w:after="0" w:line="240" w:lineRule="auto"/>
     </w:pPr>
     <w:rPr>
+      <w:rFonts w:eastAsia="黑体"/>
       <w:color w:themeColor="text1" w:val="000000"/>
     </w:rPr>
     <w:tblPr>
@@ -14009,6 +14628,7 @@
     </w:tcPr>
     <w:tblStylePr w:type="firstRow">
       <w:rPr>
+        <w:rFonts w:eastAsia="黑体"/>
         <w:b/>
         <w:bCs/>
         <w:color w:themeColor="background1" w:val="FFFFFF"/>
@@ -14023,6 +14643,7 @@
     </w:tblStylePr>
     <w:tblStylePr w:type="lastRow">
       <w:rPr>
+        <w:rFonts w:eastAsia="黑体"/>
         <w:b/>
         <w:bCs/>
         <w:color w:themeColor="accent5" w:themeShade="CC" w:val="348DA5"/>
@@ -14037,12 +14658,14 @@
     </w:tblStylePr>
     <w:tblStylePr w:type="firstCol">
       <w:rPr>
+        <w:rFonts w:eastAsia="黑体"/>
         <w:b/>
         <w:bCs/>
       </w:rPr>
     </w:tblStylePr>
     <w:tblStylePr w:type="lastCol">
       <w:rPr>
+        <w:rFonts w:eastAsia="黑体"/>
         <w:b/>
         <w:bCs/>
       </w:rPr>
@@ -14077,6 +14700,7 @@
       <w:spacing w:after="0" w:line="240" w:lineRule="auto"/>
     </w:pPr>
     <w:rPr>
+      <w:rFonts w:eastAsia="黑体"/>
       <w:color w:themeColor="text1" w:val="000000"/>
     </w:rPr>
     <w:tblPr>
@@ -14098,6 +14722,7 @@
     </w:tcPr>
     <w:tblStylePr w:type="firstRow">
       <w:rPr>
+        <w:rFonts w:eastAsia="黑体"/>
         <w:b/>
         <w:bCs/>
       </w:rPr>
@@ -14108,6 +14733,7 @@
     </w:tblStylePr>
     <w:tblStylePr w:type="lastRow">
       <w:rPr>
+        <w:rFonts w:eastAsia="黑体"/>
         <w:b/>
         <w:bCs/>
         <w:color w:themeColor="text1" w:val="000000"/>
@@ -14119,6 +14745,7 @@
     </w:tblStylePr>
     <w:tblStylePr w:type="firstCol">
       <w:rPr>
+        <w:rFonts w:eastAsia="黑体"/>
         <w:color w:themeColor="background1" w:val="FFFFFF"/>
       </w:rPr>
       <w:tblPr/>
@@ -14128,6 +14755,7 @@
     </w:tblStylePr>
     <w:tblStylePr w:type="lastCol">
       <w:rPr>
+        <w:rFonts w:eastAsia="黑体"/>
         <w:color w:themeColor="background1" w:val="FFFFFF"/>
       </w:rPr>
       <w:tblPr/>
@@ -14157,6 +14785,7 @@
       <w:spacing w:after="0" w:line="240" w:lineRule="auto"/>
     </w:pPr>
     <w:rPr>
+      <w:rFonts w:eastAsia="黑体"/>
       <w:color w:themeColor="text1" w:val="000000"/>
     </w:rPr>
     <w:tblPr>
@@ -14178,6 +14807,7 @@
     </w:tcPr>
     <w:tblStylePr w:type="firstRow">
       <w:rPr>
+        <w:rFonts w:eastAsia="黑体"/>
         <w:b/>
         <w:bCs/>
       </w:rPr>
@@ -14188,6 +14818,7 @@
     </w:tblStylePr>
     <w:tblStylePr w:type="lastRow">
       <w:rPr>
+        <w:rFonts w:eastAsia="黑体"/>
         <w:b/>
         <w:bCs/>
         <w:color w:themeColor="text1" w:val="000000"/>
@@ -14199,6 +14830,7 @@
     </w:tblStylePr>
     <w:tblStylePr w:type="firstCol">
       <w:rPr>
+        <w:rFonts w:eastAsia="黑体"/>
         <w:color w:themeColor="background1" w:val="FFFFFF"/>
       </w:rPr>
       <w:tblPr/>
@@ -14208,6 +14840,7 @@
     </w:tblStylePr>
     <w:tblStylePr w:type="lastCol">
       <w:rPr>
+        <w:rFonts w:eastAsia="黑体"/>
         <w:color w:themeColor="background1" w:val="FFFFFF"/>
       </w:rPr>
       <w:tblPr/>
@@ -14237,6 +14870,7 @@
       <w:spacing w:after="0" w:line="240" w:lineRule="auto"/>
     </w:pPr>
     <w:rPr>
+      <w:rFonts w:eastAsia="黑体"/>
       <w:color w:themeColor="text1" w:val="000000"/>
     </w:rPr>
     <w:tblPr>
@@ -14258,6 +14892,7 @@
     </w:tcPr>
     <w:tblStylePr w:type="firstRow">
       <w:rPr>
+        <w:rFonts w:eastAsia="黑体"/>
         <w:b/>
         <w:bCs/>
       </w:rPr>
@@ -14268,6 +14903,7 @@
     </w:tblStylePr>
     <w:tblStylePr w:type="lastRow">
       <w:rPr>
+        <w:rFonts w:eastAsia="黑体"/>
         <w:b/>
         <w:bCs/>
         <w:color w:themeColor="text1" w:val="000000"/>
@@ -14279,6 +14915,7 @@
     </w:tblStylePr>
     <w:tblStylePr w:type="firstCol">
       <w:rPr>
+        <w:rFonts w:eastAsia="黑体"/>
         <w:color w:themeColor="background1" w:val="FFFFFF"/>
       </w:rPr>
       <w:tblPr/>
@@ -14288,6 +14925,7 @@
     </w:tblStylePr>
     <w:tblStylePr w:type="lastCol">
       <w:rPr>
+        <w:rFonts w:eastAsia="黑体"/>
         <w:color w:themeColor="background1" w:val="FFFFFF"/>
       </w:rPr>
       <w:tblPr/>
@@ -14317,6 +14955,7 @@
       <w:spacing w:after="0" w:line="240" w:lineRule="auto"/>
     </w:pPr>
     <w:rPr>
+      <w:rFonts w:eastAsia="黑体"/>
       <w:color w:themeColor="text1" w:val="000000"/>
     </w:rPr>
     <w:tblPr>
@@ -14338,6 +14977,7 @@
     </w:tcPr>
     <w:tblStylePr w:type="firstRow">
       <w:rPr>
+        <w:rFonts w:eastAsia="黑体"/>
         <w:b/>
         <w:bCs/>
       </w:rPr>
@@ -14348,6 +14988,7 @@
     </w:tblStylePr>
     <w:tblStylePr w:type="lastRow">
       <w:rPr>
+        <w:rFonts w:eastAsia="黑体"/>
         <w:b/>
         <w:bCs/>
         <w:color w:themeColor="text1" w:val="000000"/>
@@ -14359,6 +15000,7 @@
     </w:tblStylePr>
     <w:tblStylePr w:type="firstCol">
       <w:rPr>
+        <w:rFonts w:eastAsia="黑体"/>
         <w:color w:themeColor="background1" w:val="FFFFFF"/>
       </w:rPr>
       <w:tblPr/>
@@ -14368,6 +15010,7 @@
     </w:tblStylePr>
     <w:tblStylePr w:type="lastCol">
       <w:rPr>
+        <w:rFonts w:eastAsia="黑体"/>
         <w:color w:themeColor="background1" w:val="FFFFFF"/>
       </w:rPr>
       <w:tblPr/>
@@ -14397,6 +15040,7 @@
       <w:spacing w:after="0" w:line="240" w:lineRule="auto"/>
     </w:pPr>
     <w:rPr>
+      <w:rFonts w:eastAsia="黑体"/>
       <w:color w:themeColor="text1" w:val="000000"/>
     </w:rPr>
     <w:tblPr>
@@ -14418,6 +15062,7 @@
     </w:tcPr>
     <w:tblStylePr w:type="firstRow">
       <w:rPr>
+        <w:rFonts w:eastAsia="黑体"/>
         <w:b/>
         <w:bCs/>
       </w:rPr>
@@ -14428,6 +15073,7 @@
     </w:tblStylePr>
     <w:tblStylePr w:type="lastRow">
       <w:rPr>
+        <w:rFonts w:eastAsia="黑体"/>
         <w:b/>
         <w:bCs/>
         <w:color w:themeColor="text1" w:val="000000"/>
@@ -14439,6 +15085,7 @@
     </w:tblStylePr>
     <w:tblStylePr w:type="firstCol">
       <w:rPr>
+        <w:rFonts w:eastAsia="黑体"/>
         <w:color w:themeColor="background1" w:val="FFFFFF"/>
       </w:rPr>
       <w:tblPr/>
@@ -14448,6 +15095,7 @@
     </w:tblStylePr>
     <w:tblStylePr w:type="lastCol">
       <w:rPr>
+        <w:rFonts w:eastAsia="黑体"/>
         <w:color w:themeColor="background1" w:val="FFFFFF"/>
       </w:rPr>
       <w:tblPr/>
@@ -14477,6 +15125,7 @@
       <w:spacing w:after="0" w:line="240" w:lineRule="auto"/>
     </w:pPr>
     <w:rPr>
+      <w:rFonts w:eastAsia="黑体"/>
       <w:color w:themeColor="text1" w:val="000000"/>
     </w:rPr>
     <w:tblPr>
@@ -14498,6 +15147,7 @@
     </w:tcPr>
     <w:tblStylePr w:type="firstRow">
       <w:rPr>
+        <w:rFonts w:eastAsia="黑体"/>
         <w:b/>
         <w:bCs/>
       </w:rPr>
@@ -14508,6 +15158,7 @@
     </w:tblStylePr>
     <w:tblStylePr w:type="lastRow">
       <w:rPr>
+        <w:rFonts w:eastAsia="黑体"/>
         <w:b/>
         <w:bCs/>
         <w:color w:themeColor="text1" w:val="000000"/>
@@ -14519,6 +15170,7 @@
     </w:tblStylePr>
     <w:tblStylePr w:type="firstCol">
       <w:rPr>
+        <w:rFonts w:eastAsia="黑体"/>
         <w:color w:themeColor="background1" w:val="FFFFFF"/>
       </w:rPr>
       <w:tblPr/>
@@ -14528,6 +15180,7 @@
     </w:tblStylePr>
     <w:tblStylePr w:type="lastCol">
       <w:rPr>
+        <w:rFonts w:eastAsia="黑体"/>
         <w:color w:themeColor="background1" w:val="FFFFFF"/>
       </w:rPr>
       <w:tblPr/>
@@ -14557,6 +15210,7 @@
       <w:spacing w:after="0" w:line="240" w:lineRule="auto"/>
     </w:pPr>
     <w:rPr>
+      <w:rFonts w:eastAsia="黑体"/>
       <w:color w:themeColor="text1" w:val="000000"/>
     </w:rPr>
     <w:tblPr>
@@ -14578,6 +15232,7 @@
     </w:tcPr>
     <w:tblStylePr w:type="firstRow">
       <w:rPr>
+        <w:rFonts w:eastAsia="黑体"/>
         <w:b/>
         <w:bCs/>
       </w:rPr>
@@ -14588,6 +15243,7 @@
     </w:tblStylePr>
     <w:tblStylePr w:type="lastRow">
       <w:rPr>
+        <w:rFonts w:eastAsia="黑体"/>
         <w:b/>
         <w:bCs/>
         <w:color w:themeColor="text1" w:val="000000"/>
@@ -14599,6 +15255,7 @@
     </w:tblStylePr>
     <w:tblStylePr w:type="firstCol">
       <w:rPr>
+        <w:rFonts w:eastAsia="黑体"/>
         <w:color w:themeColor="background1" w:val="FFFFFF"/>
       </w:rPr>
       <w:tblPr/>
@@ -14608,6 +15265,7 @@
     </w:tblStylePr>
     <w:tblStylePr w:type="lastCol">
       <w:rPr>
+        <w:rFonts w:eastAsia="黑体"/>
         <w:color w:themeColor="background1" w:val="FFFFFF"/>
       </w:rPr>
       <w:tblPr/>
@@ -14640,6 +15298,7 @@
     <w:name w:val="KeywordTok"/>
     <w:basedOn w:val="VerbatimChar"/>
     <w:rPr>
+      <w:rFonts w:eastAsia="黑体"/>
       <w:b/>
       <w:color w:val="007020"/>
     </w:rPr>
@@ -14648,6 +15307,7 @@
     <w:name w:val="DataTypeTok"/>
     <w:basedOn w:val="VerbatimChar"/>
     <w:rPr>
+      <w:rFonts w:eastAsia="黑体"/>
       <w:color w:val="902000"/>
     </w:rPr>
   </w:style>
@@ -14655,6 +15315,7 @@
     <w:name w:val="DecValTok"/>
     <w:basedOn w:val="VerbatimChar"/>
     <w:rPr>
+      <w:rFonts w:eastAsia="黑体"/>
       <w:color w:val="40a070"/>
     </w:rPr>
   </w:style>
@@ -14662,6 +15323,7 @@
     <w:name w:val="BaseNTok"/>
     <w:basedOn w:val="VerbatimChar"/>
     <w:rPr>
+      <w:rFonts w:eastAsia="黑体"/>
       <w:color w:val="40a070"/>
     </w:rPr>
   </w:style>
@@ -14669,6 +15331,7 @@
     <w:name w:val="FloatTok"/>
     <w:basedOn w:val="VerbatimChar"/>
     <w:rPr>
+      <w:rFonts w:eastAsia="黑体"/>
       <w:color w:val="40a070"/>
     </w:rPr>
   </w:style>
@@ -14676,6 +15339,7 @@
     <w:name w:val="ConstantTok"/>
     <w:basedOn w:val="VerbatimChar"/>
     <w:rPr>
+      <w:rFonts w:eastAsia="黑体"/>
       <w:color w:val="880000"/>
     </w:rPr>
   </w:style>
@@ -14683,6 +15347,7 @@
     <w:name w:val="CharTok"/>
     <w:basedOn w:val="VerbatimChar"/>
     <w:rPr>
+      <w:rFonts w:eastAsia="黑体"/>
       <w:color w:val="4070a0"/>
     </w:rPr>
   </w:style>
@@ -14690,6 +15355,7 @@
     <w:name w:val="SpecialCharTok"/>
     <w:basedOn w:val="VerbatimChar"/>
     <w:rPr>
+      <w:rFonts w:eastAsia="黑体"/>
       <w:color w:val="4070a0"/>
     </w:rPr>
   </w:style>
@@ -14697,6 +15363,7 @@
     <w:name w:val="StringTok"/>
     <w:basedOn w:val="VerbatimChar"/>
     <w:rPr>
+      <w:rFonts w:eastAsia="黑体"/>
       <w:color w:val="4070a0"/>
     </w:rPr>
   </w:style>
@@ -14704,6 +15371,7 @@
     <w:name w:val="VerbatimStringTok"/>
     <w:basedOn w:val="VerbatimChar"/>
     <w:rPr>
+      <w:rFonts w:eastAsia="黑体"/>
       <w:color w:val="4070a0"/>
     </w:rPr>
   </w:style>
@@ -14711,6 +15379,7 @@
     <w:name w:val="SpecialStringTok"/>
     <w:basedOn w:val="VerbatimChar"/>
     <w:rPr>
+      <w:rFonts w:eastAsia="黑体"/>
       <w:color w:val="bb6688"/>
     </w:rPr>
   </w:style>
@@ -14718,6 +15387,7 @@
     <w:name w:val="ImportTok"/>
     <w:basedOn w:val="VerbatimChar"/>
     <w:rPr>
+      <w:rFonts w:eastAsia="黑体"/>
       <w:b/>
       <w:color w:val="008000"/>
     </w:rPr>
@@ -14726,6 +15396,7 @@
     <w:name w:val="CommentTok"/>
     <w:basedOn w:val="VerbatimChar"/>
     <w:rPr>
+      <w:rFonts w:eastAsia="黑体"/>
       <w:i/>
       <w:color w:val="60a0b0"/>
     </w:rPr>
@@ -14734,6 +15405,7 @@
     <w:name w:val="DocumentationTok"/>
     <w:basedOn w:val="VerbatimChar"/>
     <w:rPr>
+      <w:rFonts w:eastAsia="黑体"/>
       <w:i/>
       <w:color w:val="ba2121"/>
     </w:rPr>
@@ -14742,6 +15414,7 @@
     <w:name w:val="AnnotationTok"/>
     <w:basedOn w:val="VerbatimChar"/>
     <w:rPr>
+      <w:rFonts w:eastAsia="黑体"/>
       <w:b/>
       <w:i/>
       <w:color w:val="60a0b0"/>
@@ -14751,6 +15424,7 @@
     <w:name w:val="CommentVarTok"/>
     <w:basedOn w:val="VerbatimChar"/>
     <w:rPr>
+      <w:rFonts w:eastAsia="黑体"/>
       <w:b/>
       <w:i/>
       <w:color w:val="60a0b0"/>
@@ -14760,6 +15434,7 @@
     <w:name w:val="OtherTok"/>
     <w:basedOn w:val="VerbatimChar"/>
     <w:rPr>
+      <w:rFonts w:eastAsia="黑体"/>
       <w:color w:val="007020"/>
     </w:rPr>
   </w:style>
@@ -14767,6 +15442,7 @@
     <w:name w:val="FunctionTok"/>
     <w:basedOn w:val="VerbatimChar"/>
     <w:rPr>
+      <w:rFonts w:eastAsia="黑体"/>
       <w:color w:val="06287e"/>
     </w:rPr>
   </w:style>
@@ -14774,6 +15450,7 @@
     <w:name w:val="VariableTok"/>
     <w:basedOn w:val="VerbatimChar"/>
     <w:rPr>
+      <w:rFonts w:eastAsia="黑体"/>
       <w:color w:val="19177c"/>
     </w:rPr>
   </w:style>
@@ -14781,6 +15458,7 @@
     <w:name w:val="ControlFlowTok"/>
     <w:basedOn w:val="VerbatimChar"/>
     <w:rPr>
+      <w:rFonts w:eastAsia="黑体"/>
       <w:b/>
       <w:color w:val="007020"/>
     </w:rPr>
@@ -14789,6 +15467,7 @@
     <w:name w:val="OperatorTok"/>
     <w:basedOn w:val="VerbatimChar"/>
     <w:rPr>
+      <w:rFonts w:eastAsia="黑体"/>
       <w:color w:val="666666"/>
     </w:rPr>
   </w:style>
@@ -14796,18 +15475,22 @@
     <w:name w:val="BuiltInTok"/>
     <w:basedOn w:val="VerbatimChar"/>
     <w:rPr>
+      <w:rFonts w:eastAsia="黑体"/>
       <w:color w:val="008000"/>
     </w:rPr>
   </w:style>
   <w:style w:type="character" w:customStyle="1" w:styleId="ExtensionTok">
     <w:name w:val="ExtensionTok"/>
     <w:basedOn w:val="VerbatimChar"/>
-    <w:rPr/>
+    <w:rPr>
+      <w:rFonts w:eastAsia="黑体"/>
+    </w:rPr>
   </w:style>
   <w:style w:type="character" w:customStyle="1" w:styleId="PreprocessorTok">
     <w:name w:val="PreprocessorTok"/>
     <w:basedOn w:val="VerbatimChar"/>
     <w:rPr>
+      <w:rFonts w:eastAsia="黑体"/>
       <w:color w:val="bc7a00"/>
     </w:rPr>
   </w:style>
@@ -14815,18 +15498,22 @@
     <w:name w:val="AttributeTok"/>
     <w:basedOn w:val="VerbatimChar"/>
     <w:rPr>
+      <w:rFonts w:eastAsia="黑体"/>
       <w:color w:val="7d9029"/>
     </w:rPr>
   </w:style>
   <w:style w:type="character" w:customStyle="1" w:styleId="RegionMarkerTok">
     <w:name w:val="RegionMarkerTok"/>
     <w:basedOn w:val="VerbatimChar"/>
-    <w:rPr/>
+    <w:rPr>
+      <w:rFonts w:eastAsia="黑体"/>
+    </w:rPr>
   </w:style>
   <w:style w:type="character" w:customStyle="1" w:styleId="InformationTok">
     <w:name w:val="InformationTok"/>
     <w:basedOn w:val="VerbatimChar"/>
     <w:rPr>
+      <w:rFonts w:eastAsia="黑体"/>
       <w:b/>
       <w:i/>
       <w:color w:val="60a0b0"/>
@@ -14836,6 +15523,7 @@
     <w:name w:val="WarningTok"/>
     <w:basedOn w:val="VerbatimChar"/>
     <w:rPr>
+      <w:rFonts w:eastAsia="黑体"/>
       <w:b/>
       <w:i/>
       <w:color w:val="60a0b0"/>
@@ -14845,6 +15533,7 @@
     <w:name w:val="AlertTok"/>
     <w:basedOn w:val="VerbatimChar"/>
     <w:rPr>
+      <w:rFonts w:eastAsia="黑体"/>
       <w:b/>
       <w:color w:val="ff0000"/>
     </w:rPr>
@@ -14853,6 +15542,7 @@
     <w:name w:val="ErrorTok"/>
     <w:basedOn w:val="VerbatimChar"/>
     <w:rPr>
+      <w:rFonts w:eastAsia="黑体"/>
       <w:b/>
       <w:color w:val="ff0000"/>
     </w:rPr>
@@ -14860,7 +15550,9 @@
   <w:style w:type="character" w:customStyle="1" w:styleId="NormalTok">
     <w:name w:val="NormalTok"/>
     <w:basedOn w:val="VerbatimChar"/>
-    <w:rPr/>
+    <w:rPr>
+      <w:rFonts w:eastAsia="黑体"/>
+    </w:rPr>
   </w:style>
 </w:styles>
 </file>
@@ -14909,12 +15601,12 @@
     <a:fontScheme name="Office">
       <a:majorFont>
         <a:latin typeface="Calibri"/>
-        <a:ea typeface=""/>
+        <a:ea typeface="黑体"/>
         <a:cs typeface=""/>
         <a:font script="Jpan" typeface="ＭＳ ゴシック"/>
         <a:font script="Hang" typeface="맑은 고딕"/>
-        <a:font script="Hans" typeface="宋体"/>
-        <a:font script="Hant" typeface="新細明體"/>
+        <a:font script="Hans" typeface="黑体"/>
+        <a:font script="Hant" typeface="黑体"/>
         <a:font script="Arab" typeface="Times New Roman"/>
         <a:font script="Hebr" typeface="Times New Roman"/>
         <a:font script="Thai" typeface="Angsana New"/>
@@ -14944,12 +15636,12 @@
       </a:majorFont>
       <a:minorFont>
         <a:latin typeface="Cambria"/>
-        <a:ea typeface=""/>
+        <a:ea typeface="黑体"/>
         <a:cs typeface=""/>
         <a:font script="Jpan" typeface="ＭＳ 明朝"/>
         <a:font script="Hang" typeface="맑은 고딕"/>
-        <a:font script="Hans" typeface="宋体"/>
-        <a:font script="Hant" typeface="新細明體"/>
+        <a:font script="Hans" typeface="黑体"/>
+        <a:font script="Hant" typeface="黑体"/>
         <a:font script="Arab" typeface="Arial"/>
         <a:font script="Hebr" typeface="Arial"/>
         <a:font script="Thai" typeface="Cordia New"/>

--- a/05-数字电路/01-组合逻辑电路/算术逻辑单元ALU/算术逻辑单元ALU.docx
+++ b/05-数字电路/01-组合逻辑电路/算术逻辑单元ALU/算术逻辑单元ALU.docx
@@ -2530,7 +2530,7 @@
           <w:color w:val="555555"/>
           <w:sz w:val="21"/>
         </w:rPr>
-        <w:t>材料收集者：杜文杰，WX手机：19519196569，QQ:3478827729</w:t>
+        <w:t>材料收集者：杜文杰，微信/手机：19519196569，QQ:3478827729</w:t>
       </w:r>
     </w:p>
     <w:sectPr>
